--- a/docs/DOC-06_Catalogo_de_Fontes.docx
+++ b/docs/DOC-06_Catalogo_de_Fontes.docx
@@ -28,7 +28,7 @@
           <w:sz w:val="20"/>
           <w:szCs w:val="20"/>
         </w:rPr>
-        <w:t xml:space="preserve">Monitoramento de contratacoes e despesas publicas do Brasil</w:t>
+        <w:t xml:space="preserve">Monitoramento de contratações e despesas públicas do Brasil</w:t>
       </w:r>
     </w:p>
     <w:p>
@@ -96,6 +96,9 @@
         <w:gridCol w:w="7200"/>
       </w:tblGrid>
       <w:tr>
+        <w:trPr>
+          <w:cantSplit/>
+        </w:trPr>
         <w:tc>
           <w:tcPr>
             <w:tcW w:type="dxa" w:w="2400"/>
@@ -146,12 +149,15 @@
                 <w:sz w:val="19"/>
                 <w:szCs w:val="19"/>
               </w:rPr>
-              <w:t xml:space="preserve">Lumen (nome de trabalho, sujeito a verificacao de disponibilidade)</w:t>
-            </w:r>
-          </w:p>
-        </w:tc>
-      </w:tr>
-      <w:tr>
+              <w:t xml:space="preserve">Lumen (nome de trabalho, sujeito a verificação de disponibilidade)</w:t>
+            </w:r>
+          </w:p>
+        </w:tc>
+      </w:tr>
+      <w:tr>
+        <w:trPr>
+          <w:cantSplit/>
+        </w:trPr>
         <w:tc>
           <w:tcPr>
             <w:tcW w:type="dxa" w:w="2400"/>
@@ -175,7 +181,7 @@
                 <w:sz w:val="19"/>
                 <w:szCs w:val="19"/>
               </w:rPr>
-              <w:t xml:space="preserve">Responsavel</w:t>
+              <w:t xml:space="preserve">Responsável</w:t>
             </w:r>
           </w:p>
         </w:tc>
@@ -208,6 +214,9 @@
         </w:tc>
       </w:tr>
       <w:tr>
+        <w:trPr>
+          <w:cantSplit/>
+        </w:trPr>
         <w:tc>
           <w:tcPr>
             <w:tcW w:type="dxa" w:w="2400"/>
@@ -231,7 +240,7 @@
                 <w:sz w:val="19"/>
                 <w:szCs w:val="19"/>
               </w:rPr>
-              <w:t xml:space="preserve">Versao</w:t>
+              <w:t xml:space="preserve">Versão</w:t>
             </w:r>
           </w:p>
         </w:tc>
@@ -258,12 +267,15 @@
                 <w:sz w:val="19"/>
                 <w:szCs w:val="19"/>
               </w:rPr>
-              <w:t xml:space="preserve">1.0</w:t>
-            </w:r>
-          </w:p>
-        </w:tc>
-      </w:tr>
-      <w:tr>
+              <w:t xml:space="preserve">1.2</w:t>
+            </w:r>
+          </w:p>
+        </w:tc>
+      </w:tr>
+      <w:tr>
+        <w:trPr>
+          <w:cantSplit/>
+        </w:trPr>
         <w:tc>
           <w:tcPr>
             <w:tcW w:type="dxa" w:w="2400"/>
@@ -314,12 +326,15 @@
                 <w:sz w:val="19"/>
                 <w:szCs w:val="19"/>
               </w:rPr>
-              <w:t xml:space="preserve">18 de setembro de 2026</w:t>
-            </w:r>
-          </w:p>
-        </w:tc>
-      </w:tr>
-      <w:tr>
+              <w:t xml:space="preserve">6 de outubro de 2026</w:t>
+            </w:r>
+          </w:p>
+        </w:tc>
+      </w:tr>
+      <w:tr>
+        <w:trPr>
+          <w:cantSplit/>
+        </w:trPr>
         <w:tc>
           <w:tcPr>
             <w:tcW w:type="dxa" w:w="2400"/>
@@ -343,7 +358,7 @@
                 <w:sz w:val="19"/>
                 <w:szCs w:val="19"/>
               </w:rPr>
-              <w:t xml:space="preserve">Situacao</w:t>
+              <w:t xml:space="preserve">Situação</w:t>
             </w:r>
           </w:p>
         </w:tc>
@@ -370,7 +385,7 @@
                 <w:sz w:val="19"/>
                 <w:szCs w:val="19"/>
               </w:rPr>
-              <w:t xml:space="preserve">Documento base para inicio de desenvolvimento</w:t>
+              <w:t xml:space="preserve">Atualizado com o comportamento real das fontes da Fase 1 e as fontes da aba Eleições (inclusive 1933 a 1990)</w:t>
             </w:r>
           </w:p>
         </w:tc>
@@ -395,7 +410,7 @@
           <w:sz w:val="18"/>
           <w:szCs w:val="18"/>
         </w:rPr>
-        <w:t xml:space="preserve">Este documento integra o pacote de documentacao do Projeto Lumen. Valores legais, limites e endpoints citados foram verificados em fontes oficiais em setembro de 2026 e devem ser reconferidos antes da implementacao, pois sao atualizados periodicamente por decreto.</w:t>
+        <w:t xml:space="preserve">Este documento integra o pacote de documentação do Projeto Lumen. Valores legais, limites e endpoints citados foram verificados em fontes oficiais em outubro de 2026 e devem ser reconferidos antes da implementação, pois são atualizados periodicamente por decreto.</w:t>
       </w:r>
     </w:p>
     <w:p>
@@ -406,6 +421,8 @@
     <w:p>
       <w:pPr>
         <w:pStyle w:val="Heading1"/>
+        <w:keepNext/>
+        <w:keepLines/>
         <w:spacing w:after="160" w:before="380"/>
       </w:pPr>
       <w:r>
@@ -456,6 +473,8 @@
     <w:p>
       <w:pPr>
         <w:pStyle w:val="Heading1"/>
+        <w:keepNext/>
+        <w:keepLines/>
         <w:spacing w:after="160" w:before="380"/>
       </w:pPr>
       <w:r>
@@ -531,6 +550,9 @@
         <w:gridCol w:w="9600"/>
       </w:tblGrid>
       <w:tr>
+        <w:trPr>
+          <w:cantSplit/>
+        </w:trPr>
         <w:tc>
           <w:tcPr>
             <w:tcW w:type="dxa" w:w="9600"/>
@@ -582,6 +604,8 @@
     <w:p>
       <w:pPr>
         <w:pStyle w:val="Heading1"/>
+        <w:keepNext/>
+        <w:keepLines/>
         <w:spacing w:after="160" w:before="380"/>
       </w:pPr>
       <w:r>
@@ -591,6 +615,8 @@
     <w:p>
       <w:pPr>
         <w:pStyle w:val="Heading2"/>
+        <w:keepNext/>
+        <w:keepLines/>
         <w:spacing w:after="120" w:before="280"/>
       </w:pPr>
       <w:r>
@@ -614,6 +640,9 @@
         <w:gridCol w:w="7400"/>
       </w:tblGrid>
       <w:tr>
+        <w:trPr>
+          <w:cantSplit/>
+        </w:trPr>
         <w:tc>
           <w:tcPr>
             <w:tcW w:type="dxa" w:w="2200"/>
@@ -670,6 +699,9 @@
         </w:tc>
       </w:tr>
       <w:tr>
+        <w:trPr>
+          <w:cantSplit/>
+        </w:trPr>
         <w:tc>
           <w:tcPr>
             <w:tcW w:type="dxa" w:w="2200"/>
@@ -726,6 +758,9 @@
         </w:tc>
       </w:tr>
       <w:tr>
+        <w:trPr>
+          <w:cantSplit/>
+        </w:trPr>
         <w:tc>
           <w:tcPr>
             <w:tcW w:type="dxa" w:w="2200"/>
@@ -782,6 +817,9 @@
         </w:tc>
       </w:tr>
       <w:tr>
+        <w:trPr>
+          <w:cantSplit/>
+        </w:trPr>
         <w:tc>
           <w:tcPr>
             <w:tcW w:type="dxa" w:w="2200"/>
@@ -838,6 +876,9 @@
         </w:tc>
       </w:tr>
       <w:tr>
+        <w:trPr>
+          <w:cantSplit/>
+        </w:trPr>
         <w:tc>
           <w:tcPr>
             <w:tcW w:type="dxa" w:w="2200"/>
@@ -894,6 +935,9 @@
         </w:tc>
       </w:tr>
       <w:tr>
+        <w:trPr>
+          <w:cantSplit/>
+        </w:trPr>
         <w:tc>
           <w:tcPr>
             <w:tcW w:type="dxa" w:w="2200"/>
@@ -950,6 +994,9 @@
         </w:tc>
       </w:tr>
       <w:tr>
+        <w:trPr>
+          <w:cantSplit/>
+        </w:trPr>
         <w:tc>
           <w:tcPr>
             <w:tcW w:type="dxa" w:w="2200"/>
@@ -1009,6 +1056,8 @@
     <w:p>
       <w:pPr>
         <w:pStyle w:val="Heading3"/>
+        <w:keepNext/>
+        <w:keepLines/>
         <w:spacing w:after="100" w:before="220"/>
       </w:pPr>
       <w:r>
@@ -1122,6 +1171,9 @@
         </w:tc>
       </w:tr>
       <w:tr>
+        <w:trPr>
+          <w:cantSplit/>
+        </w:trPr>
         <w:tc>
           <w:tcPr>
             <w:tcW w:type="dxa" w:w="2300"/>
@@ -1205,6 +1257,9 @@
         </w:tc>
       </w:tr>
       <w:tr>
+        <w:trPr>
+          <w:cantSplit/>
+        </w:trPr>
         <w:tc>
           <w:tcPr>
             <w:tcW w:type="dxa" w:w="2300"/>
@@ -1288,6 +1343,9 @@
         </w:tc>
       </w:tr>
       <w:tr>
+        <w:trPr>
+          <w:cantSplit/>
+        </w:trPr>
         <w:tc>
           <w:tcPr>
             <w:tcW w:type="dxa" w:w="2300"/>
@@ -1371,6 +1429,9 @@
         </w:tc>
       </w:tr>
       <w:tr>
+        <w:trPr>
+          <w:cantSplit/>
+        </w:trPr>
         <w:tc>
           <w:tcPr>
             <w:tcW w:type="dxa" w:w="2300"/>
@@ -1454,6 +1515,9 @@
         </w:tc>
       </w:tr>
       <w:tr>
+        <w:trPr>
+          <w:cantSplit/>
+        </w:trPr>
         <w:tc>
           <w:tcPr>
             <w:tcW w:type="dxa" w:w="2300"/>
@@ -1537,6 +1601,9 @@
         </w:tc>
       </w:tr>
       <w:tr>
+        <w:trPr>
+          <w:cantSplit/>
+        </w:trPr>
         <w:tc>
           <w:tcPr>
             <w:tcW w:type="dxa" w:w="2300"/>
@@ -1620,6 +1687,9 @@
         </w:tc>
       </w:tr>
       <w:tr>
+        <w:trPr>
+          <w:cantSplit/>
+        </w:trPr>
         <w:tc>
           <w:tcPr>
             <w:tcW w:type="dxa" w:w="2300"/>
@@ -1703,6 +1773,9 @@
         </w:tc>
       </w:tr>
       <w:tr>
+        <w:trPr>
+          <w:cantSplit/>
+        </w:trPr>
         <w:tc>
           <w:tcPr>
             <w:tcW w:type="dxa" w:w="2300"/>
@@ -1786,6 +1859,890 @@
         </w:tc>
       </w:tr>
     </w:tbl>
+    <w:p>
+      <w:pPr>
+        <w:pStyle w:val="Heading3"/>
+        <w:keepNext/>
+        <w:keepLines/>
+        <w:spacing w:after="100" w:before="220"/>
+      </w:pPr>
+      <w:r>
+        <w:t xml:space="preserve">Comportamento real observado (outubro de 2026)</w:t>
+      </w:r>
+    </w:p>
+    <w:p>
+      <w:pPr>
+        <w:spacing w:after="120"/>
+      </w:pPr>
+      <w:r>
+        <w:rPr>
+          <w:b w:val="false"/>
+          <w:bCs w:val="false"/>
+          <w:i w:val="false"/>
+          <w:iCs w:val="false"/>
+        </w:rPr>
+        <w:t xml:space="preserve">A documentação oficial não basta para coletar o PNCP. Os pontos abaixo foram observados nas respostas reais durante a construção dos conectores da Fase 1; cada um tem fixture e teste próprios.</w:t>
+      </w:r>
+    </w:p>
+    <w:tbl>
+      <w:tblPr>
+        <w:tblW w:type="dxa" w:w="9600"/>
+        <w:tblBorders>
+          <w:top w:val="single" w:color="BFBFBF" w:sz="4"/>
+          <w:left w:val="single" w:color="BFBFBF" w:sz="4"/>
+          <w:bottom w:val="single" w:color="BFBFBF" w:sz="4"/>
+          <w:right w:val="single" w:color="BFBFBF" w:sz="4"/>
+          <w:insideH w:val="single" w:color="D9D9D9" w:sz="2"/>
+          <w:insideV w:val="single" w:color="D9D9D9" w:sz="2"/>
+        </w:tblBorders>
+      </w:tblPr>
+      <w:tblGrid>
+        <w:gridCol w:w="4600"/>
+        <w:gridCol w:w="5000"/>
+      </w:tblGrid>
+      <w:tr>
+        <w:trPr>
+          <w:tblHeader/>
+        </w:trPr>
+        <w:tc>
+          <w:tcPr>
+            <w:tcW w:type="dxa" w:w="4600"/>
+            <w:shd w:fill="1F3864" w:val="clear"/>
+            <w:tcMar>
+              <w:top w:type="dxa" w:w="80"/>
+              <w:left w:type="dxa" w:w="110"/>
+              <w:bottom w:type="dxa" w:w="80"/>
+              <w:right w:type="dxa" w:w="110"/>
+            </w:tcMar>
+            <w:vAlign w:val="center"/>
+          </w:tcPr>
+          <w:p>
+            <w:pPr>
+              <w:spacing w:after="0"/>
+            </w:pPr>
+            <w:r>
+              <w:rPr>
+                <w:b/>
+                <w:bCs/>
+                <w:color w:val="FFFFFF"/>
+                <w:sz w:val="19"/>
+                <w:szCs w:val="19"/>
+              </w:rPr>
+              <w:t xml:space="preserve">Comportamento</w:t>
+            </w:r>
+          </w:p>
+        </w:tc>
+        <w:tc>
+          <w:tcPr>
+            <w:tcW w:type="dxa" w:w="5000"/>
+            <w:shd w:fill="1F3864" w:val="clear"/>
+            <w:tcMar>
+              <w:top w:type="dxa" w:w="80"/>
+              <w:left w:type="dxa" w:w="110"/>
+              <w:bottom w:type="dxa" w:w="80"/>
+              <w:right w:type="dxa" w:w="110"/>
+            </w:tcMar>
+            <w:vAlign w:val="center"/>
+          </w:tcPr>
+          <w:p>
+            <w:pPr>
+              <w:spacing w:after="0"/>
+            </w:pPr>
+            <w:r>
+              <w:rPr>
+                <w:b/>
+                <w:bCs/>
+                <w:color w:val="FFFFFF"/>
+                <w:sz w:val="19"/>
+                <w:szCs w:val="19"/>
+              </w:rPr>
+              <w:t xml:space="preserve">Como o Lumen trata</w:t>
+            </w:r>
+          </w:p>
+        </w:tc>
+      </w:tr>
+      <w:tr>
+        <w:trPr>
+          <w:cantSplit/>
+        </w:trPr>
+        <w:tc>
+          <w:tcPr>
+            <w:tcW w:type="dxa" w:w="4600"/>
+            <w:shd w:fill="FFFFFF" w:val="clear"/>
+            <w:tcMar>
+              <w:top w:type="dxa" w:w="70"/>
+              <w:left w:type="dxa" w:w="110"/>
+              <w:bottom w:type="dxa" w:w="70"/>
+              <w:right w:type="dxa" w:w="110"/>
+            </w:tcMar>
+            <w:vAlign w:val="center"/>
+          </w:tcPr>
+          <w:p>
+            <w:pPr>
+              <w:spacing w:after="0"/>
+            </w:pPr>
+            <w:r>
+              <w:rPr>
+                <w:b w:val="false"/>
+                <w:bCs w:val="false"/>
+                <w:sz w:val="17"/>
+                <w:szCs w:val="17"/>
+              </w:rPr>
+              <w:t xml:space="preserve">codigoModalidadeContratacao é obrigatório em /v1/contratacoes/*; sem ele, erro 400</w:t>
+            </w:r>
+          </w:p>
+        </w:tc>
+        <w:tc>
+          <w:tcPr>
+            <w:tcW w:type="dxa" w:w="5000"/>
+            <w:shd w:fill="FFFFFF" w:val="clear"/>
+            <w:tcMar>
+              <w:top w:type="dxa" w:w="70"/>
+              <w:left w:type="dxa" w:w="110"/>
+              <w:bottom w:type="dxa" w:w="70"/>
+              <w:right w:type="dxa" w:w="110"/>
+            </w:tcMar>
+            <w:vAlign w:val="center"/>
+          </w:tcPr>
+          <w:p>
+            <w:pPr>
+              <w:spacing w:after="0"/>
+            </w:pPr>
+            <w:r>
+              <w:rPr>
+                <w:b w:val="false"/>
+                <w:bCs w:val="false"/>
+                <w:sz w:val="17"/>
+                <w:szCs w:val="17"/>
+              </w:rPr>
+              <w:t xml:space="preserve">A coleta de contratações percorre as 19 modalidades do domínio oficial</w:t>
+            </w:r>
+          </w:p>
+        </w:tc>
+      </w:tr>
+      <w:tr>
+        <w:trPr>
+          <w:cantSplit/>
+        </w:trPr>
+        <w:tc>
+          <w:tcPr>
+            <w:tcW w:type="dxa" w:w="4600"/>
+            <w:shd w:fill="F2F2F2" w:val="clear"/>
+            <w:tcMar>
+              <w:top w:type="dxa" w:w="70"/>
+              <w:left w:type="dxa" w:w="110"/>
+              <w:bottom w:type="dxa" w:w="70"/>
+              <w:right w:type="dxa" w:w="110"/>
+            </w:tcMar>
+            <w:vAlign w:val="center"/>
+          </w:tcPr>
+          <w:p>
+            <w:pPr>
+              <w:spacing w:after="0"/>
+            </w:pPr>
+            <w:r>
+              <w:rPr>
+                <w:b w:val="false"/>
+                <w:bCs w:val="false"/>
+                <w:sz w:val="17"/>
+                <w:szCs w:val="17"/>
+              </w:rPr>
+              <w:t xml:space="preserve">tamanhoPagina aceita no máximo 50 em contratações e 500 em contratos e atas</w:t>
+            </w:r>
+          </w:p>
+        </w:tc>
+        <w:tc>
+          <w:tcPr>
+            <w:tcW w:type="dxa" w:w="5000"/>
+            <w:shd w:fill="F2F2F2" w:val="clear"/>
+            <w:tcMar>
+              <w:top w:type="dxa" w:w="70"/>
+              <w:left w:type="dxa" w:w="110"/>
+              <w:bottom w:type="dxa" w:w="70"/>
+              <w:right w:type="dxa" w:w="110"/>
+            </w:tcMar>
+            <w:vAlign w:val="center"/>
+          </w:tcPr>
+          <w:p>
+            <w:pPr>
+              <w:spacing w:after="0"/>
+            </w:pPr>
+            <w:r>
+              <w:rPr>
+                <w:b w:val="false"/>
+                <w:bCs w:val="false"/>
+                <w:sz w:val="17"/>
+                <w:szCs w:val="17"/>
+              </w:rPr>
+              <w:t xml:space="preserve">O conector usa o máximo de cada recurso e recusa valor fora da faixa</w:t>
+            </w:r>
+          </w:p>
+        </w:tc>
+      </w:tr>
+      <w:tr>
+        <w:trPr>
+          <w:cantSplit/>
+        </w:trPr>
+        <w:tc>
+          <w:tcPr>
+            <w:tcW w:type="dxa" w:w="4600"/>
+            <w:shd w:fill="FFFFFF" w:val="clear"/>
+            <w:tcMar>
+              <w:top w:type="dxa" w:w="70"/>
+              <w:left w:type="dxa" w:w="110"/>
+              <w:bottom w:type="dxa" w:w="70"/>
+              <w:right w:type="dxa" w:w="110"/>
+            </w:tcMar>
+            <w:vAlign w:val="center"/>
+          </w:tcPr>
+          <w:p>
+            <w:pPr>
+              <w:spacing w:after="0"/>
+            </w:pPr>
+            <w:r>
+              <w:rPr>
+                <w:b w:val="false"/>
+                <w:bCs w:val="false"/>
+                <w:sz w:val="17"/>
+                <w:szCs w:val="17"/>
+              </w:rPr>
+              <w:t xml:space="preserve">Janela de datas acima de 365 dias responde 422</w:t>
+            </w:r>
+          </w:p>
+        </w:tc>
+        <w:tc>
+          <w:tcPr>
+            <w:tcW w:type="dxa" w:w="5000"/>
+            <w:shd w:fill="FFFFFF" w:val="clear"/>
+            <w:tcMar>
+              <w:top w:type="dxa" w:w="70"/>
+              <w:left w:type="dxa" w:w="110"/>
+              <w:bottom w:type="dxa" w:w="70"/>
+              <w:right w:type="dxa" w:w="110"/>
+            </w:tcMar>
+            <w:vAlign w:val="center"/>
+          </w:tcPr>
+          <w:p>
+            <w:pPr>
+              <w:spacing w:after="0"/>
+            </w:pPr>
+            <w:r>
+              <w:rPr>
+                <w:b w:val="false"/>
+                <w:bCs w:val="false"/>
+                <w:sz w:val="17"/>
+                <w:szCs w:val="17"/>
+              </w:rPr>
+              <w:t xml:space="preserve">A coleta fatia por dia, o que também mantém o tamanho das páginas previsível</w:t>
+            </w:r>
+          </w:p>
+        </w:tc>
+      </w:tr>
+      <w:tr>
+        <w:trPr>
+          <w:cantSplit/>
+        </w:trPr>
+        <w:tc>
+          <w:tcPr>
+            <w:tcW w:type="dxa" w:w="4600"/>
+            <w:shd w:fill="F2F2F2" w:val="clear"/>
+            <w:tcMar>
+              <w:top w:type="dxa" w:w="70"/>
+              <w:left w:type="dxa" w:w="110"/>
+              <w:bottom w:type="dxa" w:w="70"/>
+              <w:right w:type="dxa" w:w="110"/>
+            </w:tcMar>
+            <w:vAlign w:val="center"/>
+          </w:tcPr>
+          <w:p>
+            <w:pPr>
+              <w:spacing w:after="0"/>
+            </w:pPr>
+            <w:r>
+              <w:rPr>
+                <w:b w:val="false"/>
+                <w:bCs w:val="false"/>
+                <w:sz w:val="17"/>
+                <w:szCs w:val="17"/>
+              </w:rPr>
+              <w:t xml:space="preserve">Página sem registros responde 204 sem corpo, não 200 com lista vazia</w:t>
+            </w:r>
+          </w:p>
+        </w:tc>
+        <w:tc>
+          <w:tcPr>
+            <w:tcW w:type="dxa" w:w="5000"/>
+            <w:shd w:fill="F2F2F2" w:val="clear"/>
+            <w:tcMar>
+              <w:top w:type="dxa" w:w="70"/>
+              <w:left w:type="dxa" w:w="110"/>
+              <w:bottom w:type="dxa" w:w="70"/>
+              <w:right w:type="dxa" w:w="110"/>
+            </w:tcMar>
+            <w:vAlign w:val="center"/>
+          </w:tcPr>
+          <w:p>
+            <w:pPr>
+              <w:spacing w:after="0"/>
+            </w:pPr>
+            <w:r>
+              <w:rPr>
+                <w:b w:val="false"/>
+                <w:bCs w:val="false"/>
+                <w:sz w:val="17"/>
+                <w:szCs w:val="17"/>
+              </w:rPr>
+              <w:t xml:space="preserve">204 é tratado como fim da listagem</w:t>
+            </w:r>
+          </w:p>
+        </w:tc>
+      </w:tr>
+      <w:tr>
+        <w:trPr>
+          <w:cantSplit/>
+        </w:trPr>
+        <w:tc>
+          <w:tcPr>
+            <w:tcW w:type="dxa" w:w="4600"/>
+            <w:shd w:fill="FFFFFF" w:val="clear"/>
+            <w:tcMar>
+              <w:top w:type="dxa" w:w="70"/>
+              <w:left w:type="dxa" w:w="110"/>
+              <w:bottom w:type="dxa" w:w="70"/>
+              <w:right w:type="dxa" w:w="110"/>
+            </w:tcMar>
+            <w:vAlign w:val="center"/>
+          </w:tcPr>
+          <w:p>
+            <w:pPr>
+              <w:spacing w:after="0"/>
+            </w:pPr>
+            <w:r>
+              <w:rPr>
+                <w:b w:val="false"/>
+                <w:bCs w:val="false"/>
+                <w:sz w:val="17"/>
+                <w:szCs w:val="17"/>
+              </w:rPr>
+              <w:t xml:space="preserve">Erro 422 traz status como texto ("422"); erro 400 traz número</w:t>
+            </w:r>
+          </w:p>
+        </w:tc>
+        <w:tc>
+          <w:tcPr>
+            <w:tcW w:type="dxa" w:w="5000"/>
+            <w:shd w:fill="FFFFFF" w:val="clear"/>
+            <w:tcMar>
+              <w:top w:type="dxa" w:w="70"/>
+              <w:left w:type="dxa" w:w="110"/>
+              <w:bottom w:type="dxa" w:w="70"/>
+              <w:right w:type="dxa" w:w="110"/>
+            </w:tcMar>
+            <w:vAlign w:val="center"/>
+          </w:tcPr>
+          <w:p>
+            <w:pPr>
+              <w:spacing w:after="0"/>
+            </w:pPr>
+            <w:r>
+              <w:rPr>
+                <w:b w:val="false"/>
+                <w:bCs w:val="false"/>
+                <w:sz w:val="17"/>
+                <w:szCs w:val="17"/>
+              </w:rPr>
+              <w:t xml:space="preserve">Leitura tolerante aos dois formatos</w:t>
+            </w:r>
+          </w:p>
+        </w:tc>
+      </w:tr>
+      <w:tr>
+        <w:trPr>
+          <w:cantSplit/>
+        </w:trPr>
+        <w:tc>
+          <w:tcPr>
+            <w:tcW w:type="dxa" w:w="4600"/>
+            <w:shd w:fill="F2F2F2" w:val="clear"/>
+            <w:tcMar>
+              <w:top w:type="dxa" w:w="70"/>
+              <w:left w:type="dxa" w:w="110"/>
+              <w:bottom w:type="dxa" w:w="70"/>
+              <w:right w:type="dxa" w:w="110"/>
+            </w:tcMar>
+            <w:vAlign w:val="center"/>
+          </w:tcPr>
+          <w:p>
+            <w:pPr>
+              <w:spacing w:after="0"/>
+            </w:pPr>
+            <w:r>
+              <w:rPr>
+                <w:b w:val="false"/>
+                <w:bCs w:val="false"/>
+                <w:sz w:val="17"/>
+                <w:szCs w:val="17"/>
+              </w:rPr>
+              <w:t xml:space="preserve">Itens, resultados e arquivos de uma contratação ficam em outra API (/api/pncp, no caminho do órgão)</w:t>
+            </w:r>
+          </w:p>
+        </w:tc>
+        <w:tc>
+          <w:tcPr>
+            <w:tcW w:type="dxa" w:w="5000"/>
+            <w:shd w:fill="F2F2F2" w:val="clear"/>
+            <w:tcMar>
+              <w:top w:type="dxa" w:w="70"/>
+              <w:left w:type="dxa" w:w="110"/>
+              <w:bottom w:type="dxa" w:w="70"/>
+              <w:right w:type="dxa" w:w="110"/>
+            </w:tcMar>
+            <w:vAlign w:val="center"/>
+          </w:tcPr>
+          <w:p>
+            <w:pPr>
+              <w:spacing w:after="0"/>
+            </w:pPr>
+            <w:r>
+              <w:rPr>
+                <w:b w:val="false"/>
+                <w:bCs w:val="false"/>
+                <w:sz w:val="17"/>
+                <w:szCs w:val="17"/>
+              </w:rPr>
+              <w:t xml:space="preserve">Conector próprio (pncp_itens), separado da consulta</w:t>
+            </w:r>
+          </w:p>
+        </w:tc>
+      </w:tr>
+      <w:tr>
+        <w:trPr>
+          <w:cantSplit/>
+        </w:trPr>
+        <w:tc>
+          <w:tcPr>
+            <w:tcW w:type="dxa" w:w="4600"/>
+            <w:shd w:fill="FFFFFF" w:val="clear"/>
+            <w:tcMar>
+              <w:top w:type="dxa" w:w="70"/>
+              <w:left w:type="dxa" w:w="110"/>
+              <w:bottom w:type="dxa" w:w="70"/>
+              <w:right w:type="dxa" w:w="110"/>
+            </w:tcMar>
+            <w:vAlign w:val="center"/>
+          </w:tcPr>
+          <w:p>
+            <w:pPr>
+              <w:spacing w:after="0"/>
+            </w:pPr>
+            <w:r>
+              <w:rPr>
+                <w:b w:val="false"/>
+                <w:bCs w:val="false"/>
+                <w:sz w:val="17"/>
+                <w:szCs w:val="17"/>
+              </w:rPr>
+              <w:t xml:space="preserve">usuarioNome é a plataforma de software que enviou os dados, não uma pessoa</w:t>
+            </w:r>
+          </w:p>
+        </w:tc>
+        <w:tc>
+          <w:tcPr>
+            <w:tcW w:type="dxa" w:w="5000"/>
+            <w:shd w:fill="FFFFFF" w:val="clear"/>
+            <w:tcMar>
+              <w:top w:type="dxa" w:w="70"/>
+              <w:left w:type="dxa" w:w="110"/>
+              <w:bottom w:type="dxa" w:w="70"/>
+              <w:right w:type="dxa" w:w="110"/>
+            </w:tcMar>
+            <w:vAlign w:val="center"/>
+          </w:tcPr>
+          <w:p>
+            <w:pPr>
+              <w:spacing w:after="0"/>
+            </w:pPr>
+            <w:r>
+              <w:rPr>
+                <w:b w:val="false"/>
+                <w:bCs w:val="false"/>
+                <w:sz w:val="17"/>
+                <w:szCs w:val="17"/>
+              </w:rPr>
+              <w:t xml:space="preserve">Guardado como plataforma; o agente que autorizou o ato fica vazio (ADR-017)</w:t>
+            </w:r>
+          </w:p>
+        </w:tc>
+      </w:tr>
+      <w:tr>
+        <w:trPr>
+          <w:cantSplit/>
+        </w:trPr>
+        <w:tc>
+          <w:tcPr>
+            <w:tcW w:type="dxa" w:w="4600"/>
+            <w:shd w:fill="F2F2F2" w:val="clear"/>
+            <w:tcMar>
+              <w:top w:type="dxa" w:w="70"/>
+              <w:left w:type="dxa" w:w="110"/>
+              <w:bottom w:type="dxa" w:w="70"/>
+              <w:right w:type="dxa" w:w="110"/>
+            </w:tcMar>
+            <w:vAlign w:val="center"/>
+          </w:tcPr>
+          <w:p>
+            <w:pPr>
+              <w:spacing w:after="0"/>
+            </w:pPr>
+            <w:r>
+              <w:rPr>
+                <w:b w:val="false"/>
+                <w:bCs w:val="false"/>
+                <w:sz w:val="17"/>
+                <w:szCs w:val="17"/>
+              </w:rPr>
+              <w:t xml:space="preserve">Descrição do amparo legal ainda cita os valores originais da lei (R$ 50 mil e R$ 100 mil)</w:t>
+            </w:r>
+          </w:p>
+        </w:tc>
+        <w:tc>
+          <w:tcPr>
+            <w:tcW w:type="dxa" w:w="5000"/>
+            <w:shd w:fill="F2F2F2" w:val="clear"/>
+            <w:tcMar>
+              <w:top w:type="dxa" w:w="70"/>
+              <w:left w:type="dxa" w:w="110"/>
+              <w:bottom w:type="dxa" w:w="70"/>
+              <w:right w:type="dxa" w:w="110"/>
+            </w:tcMar>
+            <w:vAlign w:val="center"/>
+          </w:tcPr>
+          <w:p>
+            <w:pPr>
+              <w:spacing w:after="0"/>
+            </w:pPr>
+            <w:r>
+              <w:rPr>
+                <w:b w:val="false"/>
+                <w:bCs w:val="false"/>
+                <w:sz w:val="17"/>
+                <w:szCs w:val="17"/>
+              </w:rPr>
+              <w:t xml:space="preserve">O limite vem do código do amparo e dos parâmetros legais datados, nunca do texto</w:t>
+            </w:r>
+          </w:p>
+        </w:tc>
+      </w:tr>
+      <w:tr>
+        <w:trPr>
+          <w:cantSplit/>
+        </w:trPr>
+        <w:tc>
+          <w:tcPr>
+            <w:tcW w:type="dxa" w:w="4600"/>
+            <w:shd w:fill="FFFFFF" w:val="clear"/>
+            <w:tcMar>
+              <w:top w:type="dxa" w:w="70"/>
+              <w:left w:type="dxa" w:w="110"/>
+              <w:bottom w:type="dxa" w:w="70"/>
+              <w:right w:type="dxa" w:w="110"/>
+            </w:tcMar>
+            <w:vAlign w:val="center"/>
+          </w:tcPr>
+          <w:p>
+            <w:pPr>
+              <w:spacing w:after="0"/>
+            </w:pPr>
+            <w:r>
+              <w:rPr>
+                <w:b w:val="false"/>
+                <w:bCs w:val="false"/>
+                <w:sz w:val="17"/>
+                <w:szCs w:val="17"/>
+              </w:rPr>
+              <w:t xml:space="preserve">Dados com erro de digitação (ata com vigência no ano 7203)</w:t>
+            </w:r>
+          </w:p>
+        </w:tc>
+        <w:tc>
+          <w:tcPr>
+            <w:tcW w:type="dxa" w:w="5000"/>
+            <w:shd w:fill="FFFFFF" w:val="clear"/>
+            <w:tcMar>
+              <w:top w:type="dxa" w:w="70"/>
+              <w:left w:type="dxa" w:w="110"/>
+              <w:bottom w:type="dxa" w:w="70"/>
+              <w:right w:type="dxa" w:w="110"/>
+            </w:tcMar>
+            <w:vAlign w:val="center"/>
+          </w:tcPr>
+          <w:p>
+            <w:pPr>
+              <w:spacing w:after="0"/>
+            </w:pPr>
+            <w:r>
+              <w:rPr>
+                <w:b w:val="false"/>
+                <w:bCs w:val="false"/>
+                <w:sz w:val="17"/>
+                <w:szCs w:val="17"/>
+              </w:rPr>
+              <w:t xml:space="preserve">Linha vai para a quarentena com o motivo; o resto do artefato segue</w:t>
+            </w:r>
+          </w:p>
+        </w:tc>
+      </w:tr>
+      <w:tr>
+        <w:trPr>
+          <w:cantSplit/>
+        </w:trPr>
+        <w:tc>
+          <w:tcPr>
+            <w:tcW w:type="dxa" w:w="4600"/>
+            <w:shd w:fill="F2F2F2" w:val="clear"/>
+            <w:tcMar>
+              <w:top w:type="dxa" w:w="70"/>
+              <w:left w:type="dxa" w:w="110"/>
+              <w:bottom w:type="dxa" w:w="70"/>
+              <w:right w:type="dxa" w:w="110"/>
+            </w:tcMar>
+            <w:vAlign w:val="center"/>
+          </w:tcPr>
+          <w:p>
+            <w:pPr>
+              <w:spacing w:after="0"/>
+            </w:pPr>
+            <w:r>
+              <w:rPr>
+                <w:b w:val="false"/>
+                <w:bCs w:val="false"/>
+                <w:sz w:val="17"/>
+                <w:szCs w:val="17"/>
+              </w:rPr>
+              <w:t xml:space="preserve">valorTotalEstimado = 0 com valor homologado nulo</w:t>
+            </w:r>
+          </w:p>
+        </w:tc>
+        <w:tc>
+          <w:tcPr>
+            <w:tcW w:type="dxa" w:w="5000"/>
+            <w:shd w:fill="F2F2F2" w:val="clear"/>
+            <w:tcMar>
+              <w:top w:type="dxa" w:w="70"/>
+              <w:left w:type="dxa" w:w="110"/>
+              <w:bottom w:type="dxa" w:w="70"/>
+              <w:right w:type="dxa" w:w="110"/>
+            </w:tcMar>
+            <w:vAlign w:val="center"/>
+          </w:tcPr>
+          <w:p>
+            <w:pPr>
+              <w:spacing w:after="0"/>
+            </w:pPr>
+            <w:r>
+              <w:rPr>
+                <w:b w:val="false"/>
+                <w:bCs w:val="false"/>
+                <w:sz w:val="17"/>
+                <w:szCs w:val="17"/>
+              </w:rPr>
+              <w:t xml:space="preserve">Aceito com marcação de qualidade; nunca usado como valor zero</w:t>
+            </w:r>
+          </w:p>
+        </w:tc>
+      </w:tr>
+      <w:tr>
+        <w:trPr>
+          <w:cantSplit/>
+        </w:trPr>
+        <w:tc>
+          <w:tcPr>
+            <w:tcW w:type="dxa" w:w="4600"/>
+            <w:shd w:fill="FFFFFF" w:val="clear"/>
+            <w:tcMar>
+              <w:top w:type="dxa" w:w="70"/>
+              <w:left w:type="dxa" w:w="110"/>
+              <w:bottom w:type="dxa" w:w="70"/>
+              <w:right w:type="dxa" w:w="110"/>
+            </w:tcMar>
+            <w:vAlign w:val="center"/>
+          </w:tcPr>
+          <w:p>
+            <w:pPr>
+              <w:spacing w:after="0"/>
+            </w:pPr>
+            <w:r>
+              <w:rPr>
+                <w:b w:val="false"/>
+                <w:bCs w:val="false"/>
+                <w:sz w:val="17"/>
+                <w:szCs w:val="17"/>
+              </w:rPr>
+              <w:t xml:space="preserve">esferaId e poderId iguais a N (não informado)</w:t>
+            </w:r>
+          </w:p>
+        </w:tc>
+        <w:tc>
+          <w:tcPr>
+            <w:tcW w:type="dxa" w:w="5000"/>
+            <w:shd w:fill="FFFFFF" w:val="clear"/>
+            <w:tcMar>
+              <w:top w:type="dxa" w:w="70"/>
+              <w:left w:type="dxa" w:w="110"/>
+              <w:bottom w:type="dxa" w:w="70"/>
+              <w:right w:type="dxa" w:w="110"/>
+            </w:tcMar>
+            <w:vAlign w:val="center"/>
+          </w:tcPr>
+          <w:p>
+            <w:pPr>
+              <w:spacing w:after="0"/>
+            </w:pPr>
+            <w:r>
+              <w:rPr>
+                <w:b w:val="false"/>
+                <w:bCs w:val="false"/>
+                <w:sz w:val="17"/>
+                <w:szCs w:val="17"/>
+              </w:rPr>
+              <w:t xml:space="preserve">Viram nulo, com marcação; o ente não é adivinhado</w:t>
+            </w:r>
+          </w:p>
+        </w:tc>
+      </w:tr>
+      <w:tr>
+        <w:trPr>
+          <w:cantSplit/>
+        </w:trPr>
+        <w:tc>
+          <w:tcPr>
+            <w:tcW w:type="dxa" w:w="4600"/>
+            <w:shd w:fill="F2F2F2" w:val="clear"/>
+            <w:tcMar>
+              <w:top w:type="dxa" w:w="70"/>
+              <w:left w:type="dxa" w:w="110"/>
+              <w:bottom w:type="dxa" w:w="70"/>
+              <w:right w:type="dxa" w:w="110"/>
+            </w:tcMar>
+            <w:vAlign w:val="center"/>
+          </w:tcPr>
+          <w:p>
+            <w:pPr>
+              <w:spacing w:after="0"/>
+            </w:pPr>
+            <w:r>
+              <w:rPr>
+                <w:b w:val="false"/>
+                <w:bCs w:val="false"/>
+                <w:sz w:val="17"/>
+                <w:szCs w:val="17"/>
+              </w:rPr>
+              <w:t xml:space="preserve">Órgão estadual com o código IBGE da capital</w:t>
+            </w:r>
+          </w:p>
+        </w:tc>
+        <w:tc>
+          <w:tcPr>
+            <w:tcW w:type="dxa" w:w="5000"/>
+            <w:shd w:fill="F2F2F2" w:val="clear"/>
+            <w:tcMar>
+              <w:top w:type="dxa" w:w="70"/>
+              <w:left w:type="dxa" w:w="110"/>
+              <w:bottom w:type="dxa" w:w="70"/>
+              <w:right w:type="dxa" w:w="110"/>
+            </w:tcMar>
+            <w:vAlign w:val="center"/>
+          </w:tcPr>
+          <w:p>
+            <w:pPr>
+              <w:spacing w:after="0"/>
+            </w:pPr>
+            <w:r>
+              <w:rPr>
+                <w:b w:val="false"/>
+                <w:bCs w:val="false"/>
+                <w:sz w:val="17"/>
+                <w:szCs w:val="17"/>
+              </w:rPr>
+              <w:t xml:space="preserve">O ente é o estado, não o município</w:t>
+            </w:r>
+          </w:p>
+        </w:tc>
+      </w:tr>
+    </w:tbl>
+    <w:p>
+      <w:pPr>
+        <w:spacing w:after="120"/>
+      </w:pPr>
+      <w:r>
+        <w:rPr>
+          <w:b w:val="false"/>
+          <w:bCs w:val="false"/>
+          <w:i w:val="false"/>
+          <w:iCs w:val="false"/>
+        </w:rPr>
+        <w:t xml:space="preserve">Limite padrão do Lumen: 60 requisições por minuto em cada recurso do PNCP, ajustável em lumen.toml.</w:t>
+      </w:r>
+    </w:p>
+    <w:tbl>
+      <w:tblPr>
+        <w:tblW w:type="dxa" w:w="9600"/>
+        <w:tblBorders>
+          <w:top w:val="single" w:color="C00000" w:sz="6"/>
+          <w:left w:val="single" w:color="C00000" w:sz="18"/>
+          <w:bottom w:val="single" w:color="C00000" w:sz="6"/>
+          <w:right w:val="single" w:color="C00000" w:sz="6"/>
+          <w:insideH w:val="none" w:color="FFFFFF" w:sz="0"/>
+          <w:insideV w:val="none" w:color="FFFFFF" w:sz="0"/>
+        </w:tblBorders>
+      </w:tblPr>
+      <w:tblGrid>
+        <w:gridCol w:w="9600"/>
+      </w:tblGrid>
+      <w:tr>
+        <w:trPr>
+          <w:cantSplit/>
+        </w:trPr>
+        <w:tc>
+          <w:tcPr>
+            <w:tcW w:type="dxa" w:w="9600"/>
+            <w:shd w:fill="FDEDED" w:val="clear"/>
+            <w:tcMar>
+              <w:top w:type="dxa" w:w="130"/>
+              <w:left w:type="dxa" w:w="170"/>
+              <w:bottom w:type="dxa" w:w="130"/>
+              <w:right w:type="dxa" w:w="150"/>
+            </w:tcMar>
+          </w:tcPr>
+          <w:p>
+            <w:pPr>
+              <w:spacing w:after="90"/>
+            </w:pPr>
+            <w:r>
+              <w:rPr>
+                <w:b/>
+                <w:bCs/>
+                <w:color w:val="000000"/>
+              </w:rPr>
+              <w:t xml:space="preserve">Lacuna que afeta a política editorial</w:t>
+            </w:r>
+          </w:p>
+          <w:p>
+            <w:pPr>
+              <w:spacing w:after="70"/>
+            </w:pPr>
+            <w:r>
+              <w:t xml:space="preserve">A API do PNCP não publica quem autorizou a contratação. A exigência do DOC-08 de mostrar quem praticou o ato depende de fonte complementar (diário oficial ou portal do ente), e nenhum indício que dependa dessa informação pode ser publicado só com o PNCP.</w:t>
+            </w:r>
+          </w:p>
+        </w:tc>
+      </w:tr>
+    </w:tbl>
+    <w:p>
+      <w:pPr>
+        <w:spacing w:after="100"/>
+      </w:pPr>
+    </w:p>
     <w:tbl>
       <w:tblPr>
         <w:tblW w:type="dxa" w:w="9600"/>
@@ -1802,6 +2759,9 @@
         <w:gridCol w:w="9600"/>
       </w:tblGrid>
       <w:tr>
+        <w:trPr>
+          <w:cantSplit/>
+        </w:trPr>
         <w:tc>
           <w:tcPr>
             <w:tcW w:type="dxa" w:w="9600"/>
@@ -1840,6 +2800,8 @@
     <w:p>
       <w:pPr>
         <w:pStyle w:val="Heading2"/>
+        <w:keepNext/>
+        <w:keepLines/>
         <w:spacing w:after="120" w:before="280"/>
       </w:pPr>
       <w:r>
@@ -1863,6 +2825,9 @@
         <w:gridCol w:w="7400"/>
       </w:tblGrid>
       <w:tr>
+        <w:trPr>
+          <w:cantSplit/>
+        </w:trPr>
         <w:tc>
           <w:tcPr>
             <w:tcW w:type="dxa" w:w="2200"/>
@@ -1919,6 +2884,9 @@
         </w:tc>
       </w:tr>
       <w:tr>
+        <w:trPr>
+          <w:cantSplit/>
+        </w:trPr>
         <w:tc>
           <w:tcPr>
             <w:tcW w:type="dxa" w:w="2200"/>
@@ -1975,6 +2943,9 @@
         </w:tc>
       </w:tr>
       <w:tr>
+        <w:trPr>
+          <w:cantSplit/>
+        </w:trPr>
         <w:tc>
           <w:tcPr>
             <w:tcW w:type="dxa" w:w="2200"/>
@@ -2031,6 +3002,9 @@
         </w:tc>
       </w:tr>
       <w:tr>
+        <w:trPr>
+          <w:cantSplit/>
+        </w:trPr>
         <w:tc>
           <w:tcPr>
             <w:tcW w:type="dxa" w:w="2200"/>
@@ -2087,6 +3061,9 @@
         </w:tc>
       </w:tr>
       <w:tr>
+        <w:trPr>
+          <w:cantSplit/>
+        </w:trPr>
         <w:tc>
           <w:tcPr>
             <w:tcW w:type="dxa" w:w="2200"/>
@@ -2143,6 +3120,9 @@
         </w:tc>
       </w:tr>
       <w:tr>
+        <w:trPr>
+          <w:cantSplit/>
+        </w:trPr>
         <w:tc>
           <w:tcPr>
             <w:tcW w:type="dxa" w:w="2200"/>
@@ -2199,6 +3179,9 @@
         </w:tc>
       </w:tr>
       <w:tr>
+        <w:trPr>
+          <w:cantSplit/>
+        </w:trPr>
         <w:tc>
           <w:tcPr>
             <w:tcW w:type="dxa" w:w="2200"/>
@@ -2267,6 +3250,404 @@
           <w:iCs w:val="false"/>
         </w:rPr>
         <w:t xml:space="preserve">O SICONFI fornece a dimensão orçamentária e fiscal que o PNCP não cobre: receita, despesa por função, endividamento e indicadores de gestão fiscal. É a base do cálculo de gasto per capita e da formação dos grupos de pares.</w:t>
+      </w:r>
+    </w:p>
+    <w:p>
+      <w:pPr>
+        <w:pStyle w:val="Heading3"/>
+        <w:keepNext/>
+        <w:keepLines/>
+        <w:spacing w:after="100" w:before="220"/>
+      </w:pPr>
+      <w:r>
+        <w:t xml:space="preserve">Comportamento real observado (outubro de 2026)</w:t>
+      </w:r>
+    </w:p>
+    <w:tbl>
+      <w:tblPr>
+        <w:tblW w:type="dxa" w:w="9600"/>
+        <w:tblBorders>
+          <w:top w:val="single" w:color="BFBFBF" w:sz="4"/>
+          <w:left w:val="single" w:color="BFBFBF" w:sz="4"/>
+          <w:bottom w:val="single" w:color="BFBFBF" w:sz="4"/>
+          <w:right w:val="single" w:color="BFBFBF" w:sz="4"/>
+          <w:insideH w:val="single" w:color="D9D9D9" w:sz="2"/>
+          <w:insideV w:val="single" w:color="D9D9D9" w:sz="2"/>
+        </w:tblBorders>
+      </w:tblPr>
+      <w:tblGrid>
+        <w:gridCol w:w="4600"/>
+        <w:gridCol w:w="5000"/>
+      </w:tblGrid>
+      <w:tr>
+        <w:trPr>
+          <w:tblHeader/>
+        </w:trPr>
+        <w:tc>
+          <w:tcPr>
+            <w:tcW w:type="dxa" w:w="4600"/>
+            <w:shd w:fill="1F3864" w:val="clear"/>
+            <w:tcMar>
+              <w:top w:type="dxa" w:w="80"/>
+              <w:left w:type="dxa" w:w="110"/>
+              <w:bottom w:type="dxa" w:w="80"/>
+              <w:right w:type="dxa" w:w="110"/>
+            </w:tcMar>
+            <w:vAlign w:val="center"/>
+          </w:tcPr>
+          <w:p>
+            <w:pPr>
+              <w:spacing w:after="0"/>
+            </w:pPr>
+            <w:r>
+              <w:rPr>
+                <w:b/>
+                <w:bCs/>
+                <w:color w:val="FFFFFF"/>
+                <w:sz w:val="19"/>
+                <w:szCs w:val="19"/>
+              </w:rPr>
+              <w:t xml:space="preserve">Comportamento</w:t>
+            </w:r>
+          </w:p>
+        </w:tc>
+        <w:tc>
+          <w:tcPr>
+            <w:tcW w:type="dxa" w:w="5000"/>
+            <w:shd w:fill="1F3864" w:val="clear"/>
+            <w:tcMar>
+              <w:top w:type="dxa" w:w="80"/>
+              <w:left w:type="dxa" w:w="110"/>
+              <w:bottom w:type="dxa" w:w="80"/>
+              <w:right w:type="dxa" w:w="110"/>
+            </w:tcMar>
+            <w:vAlign w:val="center"/>
+          </w:tcPr>
+          <w:p>
+            <w:pPr>
+              <w:spacing w:after="0"/>
+            </w:pPr>
+            <w:r>
+              <w:rPr>
+                <w:b/>
+                <w:bCs/>
+                <w:color w:val="FFFFFF"/>
+                <w:sz w:val="19"/>
+                <w:szCs w:val="19"/>
+              </w:rPr>
+              <w:t xml:space="preserve">Como o Lumen trata</w:t>
+            </w:r>
+          </w:p>
+        </w:tc>
+      </w:tr>
+      <w:tr>
+        <w:trPr>
+          <w:cantSplit/>
+        </w:trPr>
+        <w:tc>
+          <w:tcPr>
+            <w:tcW w:type="dxa" w:w="4600"/>
+            <w:shd w:fill="FFFFFF" w:val="clear"/>
+            <w:tcMar>
+              <w:top w:type="dxa" w:w="70"/>
+              <w:left w:type="dxa" w:w="110"/>
+              <w:bottom w:type="dxa" w:w="70"/>
+              <w:right w:type="dxa" w:w="110"/>
+            </w:tcMar>
+            <w:vAlign w:val="center"/>
+          </w:tcPr>
+          <w:p>
+            <w:pPr>
+              <w:spacing w:after="0"/>
+            </w:pPr>
+            <w:r>
+              <w:rPr>
+                <w:b w:val="false"/>
+                <w:bCs w:val="false"/>
+                <w:sz w:val="17"/>
+                <w:szCs w:val="17"/>
+              </w:rPr>
+              <w:t xml:space="preserve">Paginação ORDS por offset, com hasMore, até 5.000 itens por página</w:t>
+            </w:r>
+          </w:p>
+        </w:tc>
+        <w:tc>
+          <w:tcPr>
+            <w:tcW w:type="dxa" w:w="5000"/>
+            <w:shd w:fill="FFFFFF" w:val="clear"/>
+            <w:tcMar>
+              <w:top w:type="dxa" w:w="70"/>
+              <w:left w:type="dxa" w:w="110"/>
+              <w:bottom w:type="dxa" w:w="70"/>
+              <w:right w:type="dxa" w:w="110"/>
+            </w:tcMar>
+            <w:vAlign w:val="center"/>
+          </w:tcPr>
+          <w:p>
+            <w:pPr>
+              <w:spacing w:after="0"/>
+            </w:pPr>
+            <w:r>
+              <w:rPr>
+                <w:b w:val="false"/>
+                <w:bCs w:val="false"/>
+                <w:sz w:val="17"/>
+                <w:szCs w:val="17"/>
+              </w:rPr>
+              <w:t xml:space="preserve">Leitura por deslocamento até hasMore = false</w:t>
+            </w:r>
+          </w:p>
+        </w:tc>
+      </w:tr>
+      <w:tr>
+        <w:trPr>
+          <w:cantSplit/>
+        </w:trPr>
+        <w:tc>
+          <w:tcPr>
+            <w:tcW w:type="dxa" w:w="4600"/>
+            <w:shd w:fill="F2F2F2" w:val="clear"/>
+            <w:tcMar>
+              <w:top w:type="dxa" w:w="70"/>
+              <w:left w:type="dxa" w:w="110"/>
+              <w:bottom w:type="dxa" w:w="70"/>
+              <w:right w:type="dxa" w:w="110"/>
+            </w:tcMar>
+            <w:vAlign w:val="center"/>
+          </w:tcPr>
+          <w:p>
+            <w:pPr>
+              <w:spacing w:after="0"/>
+            </w:pPr>
+            <w:r>
+              <w:rPr>
+                <w:b w:val="false"/>
+                <w:bCs w:val="false"/>
+                <w:sz w:val="17"/>
+                <w:szCs w:val="17"/>
+              </w:rPr>
+              <w:t xml:space="preserve">/entes lista 5.598 entes, com código IBGE, CNPJ e população</w:t>
+            </w:r>
+          </w:p>
+        </w:tc>
+        <w:tc>
+          <w:tcPr>
+            <w:tcW w:type="dxa" w:w="5000"/>
+            <w:shd w:fill="F2F2F2" w:val="clear"/>
+            <w:tcMar>
+              <w:top w:type="dxa" w:w="70"/>
+              <w:left w:type="dxa" w:w="110"/>
+              <w:bottom w:type="dxa" w:w="70"/>
+              <w:right w:type="dxa" w:w="110"/>
+            </w:tcMar>
+            <w:vAlign w:val="center"/>
+          </w:tcPr>
+          <w:p>
+            <w:pPr>
+              <w:spacing w:after="0"/>
+            </w:pPr>
+            <w:r>
+              <w:rPr>
+                <w:b w:val="false"/>
+                <w:bCs w:val="false"/>
+                <w:sz w:val="17"/>
+                <w:szCs w:val="17"/>
+              </w:rPr>
+              <w:t xml:space="preserve">Base do cadastro de entes e do grupo de pares</w:t>
+            </w:r>
+          </w:p>
+        </w:tc>
+      </w:tr>
+      <w:tr>
+        <w:trPr>
+          <w:cantSplit/>
+        </w:trPr>
+        <w:tc>
+          <w:tcPr>
+            <w:tcW w:type="dxa" w:w="4600"/>
+            <w:shd w:fill="FFFFFF" w:val="clear"/>
+            <w:tcMar>
+              <w:top w:type="dxa" w:w="70"/>
+              <w:left w:type="dxa" w:w="110"/>
+              <w:bottom w:type="dxa" w:w="70"/>
+              <w:right w:type="dxa" w:w="110"/>
+            </w:tcMar>
+            <w:vAlign w:val="center"/>
+          </w:tcPr>
+          <w:p>
+            <w:pPr>
+              <w:spacing w:after="0"/>
+            </w:pPr>
+            <w:r>
+              <w:rPr>
+                <w:b w:val="false"/>
+                <w:bCs w:val="false"/>
+                <w:sz w:val="17"/>
+                <w:szCs w:val="17"/>
+              </w:rPr>
+              <w:t xml:space="preserve">capital vem como texto com espaços ("1  ")</w:t>
+            </w:r>
+          </w:p>
+        </w:tc>
+        <w:tc>
+          <w:tcPr>
+            <w:tcW w:type="dxa" w:w="5000"/>
+            <w:shd w:fill="FFFFFF" w:val="clear"/>
+            <w:tcMar>
+              <w:top w:type="dxa" w:w="70"/>
+              <w:left w:type="dxa" w:w="110"/>
+              <w:bottom w:type="dxa" w:w="70"/>
+              <w:right w:type="dxa" w:w="110"/>
+            </w:tcMar>
+            <w:vAlign w:val="center"/>
+          </w:tcPr>
+          <w:p>
+            <w:pPr>
+              <w:spacing w:after="0"/>
+            </w:pPr>
+            <w:r>
+              <w:rPr>
+                <w:b w:val="false"/>
+                <w:bCs w:val="false"/>
+                <w:sz w:val="17"/>
+                <w:szCs w:val="17"/>
+              </w:rPr>
+              <w:t xml:space="preserve">Normalizado antes da conversão</w:t>
+            </w:r>
+          </w:p>
+        </w:tc>
+      </w:tr>
+      <w:tr>
+        <w:trPr>
+          <w:cantSplit/>
+        </w:trPr>
+        <w:tc>
+          <w:tcPr>
+            <w:tcW w:type="dxa" w:w="4600"/>
+            <w:shd w:fill="F2F2F2" w:val="clear"/>
+            <w:tcMar>
+              <w:top w:type="dxa" w:w="70"/>
+              <w:left w:type="dxa" w:w="110"/>
+              <w:bottom w:type="dxa" w:w="70"/>
+              <w:right w:type="dxa" w:w="110"/>
+            </w:tcMar>
+            <w:vAlign w:val="center"/>
+          </w:tcPr>
+          <w:p>
+            <w:pPr>
+              <w:spacing w:after="0"/>
+            </w:pPr>
+            <w:r>
+              <w:rPr>
+                <w:b w:val="false"/>
+                <w:bCs w:val="false"/>
+                <w:sz w:val="17"/>
+                <w:szCs w:val="17"/>
+              </w:rPr>
+              <w:t xml:space="preserve">Estados vêm com uf = "BR"; a União vem com cod_ibge = 1, uf nulo e população que não é a do país</w:t>
+            </w:r>
+          </w:p>
+        </w:tc>
+        <w:tc>
+          <w:tcPr>
+            <w:tcW w:type="dxa" w:w="5000"/>
+            <w:shd w:fill="F2F2F2" w:val="clear"/>
+            <w:tcMar>
+              <w:top w:type="dxa" w:w="70"/>
+              <w:left w:type="dxa" w:w="110"/>
+              <w:bottom w:type="dxa" w:w="70"/>
+              <w:right w:type="dxa" w:w="110"/>
+            </w:tcMar>
+            <w:vAlign w:val="center"/>
+          </w:tcPr>
+          <w:p>
+            <w:pPr>
+              <w:spacing w:after="0"/>
+            </w:pPr>
+            <w:r>
+              <w:rPr>
+                <w:b w:val="false"/>
+                <w:bCs w:val="false"/>
+                <w:sz w:val="17"/>
+                <w:szCs w:val="17"/>
+              </w:rPr>
+              <w:t xml:space="preserve">A UF sai do código IBGE (divergência vira marcação); a população da União fica como veio, marcada, e nunca entra em grupo de pares</w:t>
+            </w:r>
+          </w:p>
+        </w:tc>
+      </w:tr>
+      <w:tr>
+        <w:trPr>
+          <w:cantSplit/>
+        </w:trPr>
+        <w:tc>
+          <w:tcPr>
+            <w:tcW w:type="dxa" w:w="4600"/>
+            <w:shd w:fill="FFFFFF" w:val="clear"/>
+            <w:tcMar>
+              <w:top w:type="dxa" w:w="70"/>
+              <w:left w:type="dxa" w:w="110"/>
+              <w:bottom w:type="dxa" w:w="70"/>
+              <w:right w:type="dxa" w:w="110"/>
+            </w:tcMar>
+            <w:vAlign w:val="center"/>
+          </w:tcPr>
+          <w:p>
+            <w:pPr>
+              <w:spacing w:after="0"/>
+            </w:pPr>
+            <w:r>
+              <w:rPr>
+                <w:b w:val="false"/>
+                <w:bCs w:val="false"/>
+                <w:sz w:val="17"/>
+                <w:szCs w:val="17"/>
+              </w:rPr>
+              <w:t xml:space="preserve">/extrato_entregas diz o que cada ente entregou num exercício</w:t>
+            </w:r>
+          </w:p>
+        </w:tc>
+        <w:tc>
+          <w:tcPr>
+            <w:tcW w:type="dxa" w:w="5000"/>
+            <w:shd w:fill="FFFFFF" w:val="clear"/>
+            <w:tcMar>
+              <w:top w:type="dxa" w:w="70"/>
+              <w:left w:type="dxa" w:w="110"/>
+              <w:bottom w:type="dxa" w:w="70"/>
+              <w:right w:type="dxa" w:w="110"/>
+            </w:tcMar>
+            <w:vAlign w:val="center"/>
+          </w:tcPr>
+          <w:p>
+            <w:pPr>
+              <w:spacing w:after="0"/>
+            </w:pPr>
+            <w:r>
+              <w:rPr>
+                <w:b w:val="false"/>
+                <w:bCs w:val="false"/>
+                <w:sz w:val="17"/>
+                <w:szCs w:val="17"/>
+              </w:rPr>
+              <w:t xml:space="preserve">Origem da lista de ausentes (família I, RF-CF-01)</w:t>
+            </w:r>
+          </w:p>
+        </w:tc>
+      </w:tr>
+    </w:tbl>
+    <w:p>
+      <w:pPr>
+        <w:spacing w:after="120"/>
+      </w:pPr>
+      <w:r>
+        <w:rPr>
+          <w:b w:val="false"/>
+          <w:bCs w:val="false"/>
+          <w:i w:val="false"/>
+          <w:iCs w:val="false"/>
+        </w:rPr>
+        <w:t xml:space="preserve">Limite padrão do Lumen: 50 requisições por minuto, abaixo da recomendação do Tesouro de cerca de uma por segundo.</w:t>
       </w:r>
     </w:p>
     <w:tbl>
@@ -2285,6 +3666,9 @@
         <w:gridCol w:w="9600"/>
       </w:tblGrid>
       <w:tr>
+        <w:trPr>
+          <w:cantSplit/>
+        </w:trPr>
         <w:tc>
           <w:tcPr>
             <w:tcW w:type="dxa" w:w="9600"/>
@@ -2323,6 +3707,8 @@
     <w:p>
       <w:pPr>
         <w:pStyle w:val="Heading2"/>
+        <w:keepNext/>
+        <w:keepLines/>
         <w:spacing w:after="120" w:before="280"/>
       </w:pPr>
       <w:r>
@@ -2346,6 +3732,9 @@
         <w:gridCol w:w="7400"/>
       </w:tblGrid>
       <w:tr>
+        <w:trPr>
+          <w:cantSplit/>
+        </w:trPr>
         <w:tc>
           <w:tcPr>
             <w:tcW w:type="dxa" w:w="2200"/>
@@ -2402,6 +3791,9 @@
         </w:tc>
       </w:tr>
       <w:tr>
+        <w:trPr>
+          <w:cantSplit/>
+        </w:trPr>
         <w:tc>
           <w:tcPr>
             <w:tcW w:type="dxa" w:w="2200"/>
@@ -2458,6 +3850,9 @@
         </w:tc>
       </w:tr>
       <w:tr>
+        <w:trPr>
+          <w:cantSplit/>
+        </w:trPr>
         <w:tc>
           <w:tcPr>
             <w:tcW w:type="dxa" w:w="2200"/>
@@ -2514,6 +3909,9 @@
         </w:tc>
       </w:tr>
       <w:tr>
+        <w:trPr>
+          <w:cantSplit/>
+        </w:trPr>
         <w:tc>
           <w:tcPr>
             <w:tcW w:type="dxa" w:w="2200"/>
@@ -2570,6 +3968,9 @@
         </w:tc>
       </w:tr>
       <w:tr>
+        <w:trPr>
+          <w:cantSplit/>
+        </w:trPr>
         <w:tc>
           <w:tcPr>
             <w:tcW w:type="dxa" w:w="2200"/>
@@ -2626,6 +4027,9 @@
         </w:tc>
       </w:tr>
       <w:tr>
+        <w:trPr>
+          <w:cantSplit/>
+        </w:trPr>
         <w:tc>
           <w:tcPr>
             <w:tcW w:type="dxa" w:w="2200"/>
@@ -2789,6 +4193,9 @@
         </w:tc>
       </w:tr>
       <w:tr>
+        <w:trPr>
+          <w:cantSplit/>
+        </w:trPr>
         <w:tc>
           <w:tcPr>
             <w:tcW w:type="dxa" w:w="2200"/>
@@ -2872,6 +4279,9 @@
         </w:tc>
       </w:tr>
       <w:tr>
+        <w:trPr>
+          <w:cantSplit/>
+        </w:trPr>
         <w:tc>
           <w:tcPr>
             <w:tcW w:type="dxa" w:w="2200"/>
@@ -2955,6 +4365,9 @@
         </w:tc>
       </w:tr>
       <w:tr>
+        <w:trPr>
+          <w:cantSplit/>
+        </w:trPr>
         <w:tc>
           <w:tcPr>
             <w:tcW w:type="dxa" w:w="2200"/>
@@ -3038,6 +4451,9 @@
         </w:tc>
       </w:tr>
       <w:tr>
+        <w:trPr>
+          <w:cantSplit/>
+        </w:trPr>
         <w:tc>
           <w:tcPr>
             <w:tcW w:type="dxa" w:w="2200"/>
@@ -3121,6 +4537,9 @@
         </w:tc>
       </w:tr>
       <w:tr>
+        <w:trPr>
+          <w:cantSplit/>
+        </w:trPr>
         <w:tc>
           <w:tcPr>
             <w:tcW w:type="dxa" w:w="2200"/>
@@ -3204,6 +4623,9 @@
         </w:tc>
       </w:tr>
       <w:tr>
+        <w:trPr>
+          <w:cantSplit/>
+        </w:trPr>
         <w:tc>
           <w:tcPr>
             <w:tcW w:type="dxa" w:w="2200"/>
@@ -3287,6 +4709,9 @@
         </w:tc>
       </w:tr>
       <w:tr>
+        <w:trPr>
+          <w:cantSplit/>
+        </w:trPr>
         <w:tc>
           <w:tcPr>
             <w:tcW w:type="dxa" w:w="2200"/>
@@ -3370,6 +4795,9 @@
         </w:tc>
       </w:tr>
       <w:tr>
+        <w:trPr>
+          <w:cantSplit/>
+        </w:trPr>
         <w:tc>
           <w:tcPr>
             <w:tcW w:type="dxa" w:w="2200"/>
@@ -3456,6 +4884,8 @@
     <w:p>
       <w:pPr>
         <w:pStyle w:val="Heading2"/>
+        <w:keepNext/>
+        <w:keepLines/>
         <w:spacing w:after="120" w:before="280"/>
       </w:pPr>
       <w:r>
@@ -3583,6 +5013,9 @@
         </w:tc>
       </w:tr>
       <w:tr>
+        <w:trPr>
+          <w:cantSplit/>
+        </w:trPr>
         <w:tc>
           <w:tcPr>
             <w:tcW w:type="dxa" w:w="2400"/>
@@ -3666,6 +5099,9 @@
         </w:tc>
       </w:tr>
       <w:tr>
+        <w:trPr>
+          <w:cantSplit/>
+        </w:trPr>
         <w:tc>
           <w:tcPr>
             <w:tcW w:type="dxa" w:w="2400"/>
@@ -3749,6 +5185,9 @@
         </w:tc>
       </w:tr>
       <w:tr>
+        <w:trPr>
+          <w:cantSplit/>
+        </w:trPr>
         <w:tc>
           <w:tcPr>
             <w:tcW w:type="dxa" w:w="2400"/>
@@ -3835,6 +5274,8 @@
     <w:p>
       <w:pPr>
         <w:pStyle w:val="Heading2"/>
+        <w:keepNext/>
+        <w:keepLines/>
         <w:spacing w:after="120" w:before="280"/>
       </w:pPr>
       <w:r>
@@ -3948,6 +5389,9 @@
         </w:tc>
       </w:tr>
       <w:tr>
+        <w:trPr>
+          <w:cantSplit/>
+        </w:trPr>
         <w:tc>
           <w:tcPr>
             <w:tcW w:type="dxa" w:w="2600"/>
@@ -4031,6 +5475,9 @@
         </w:tc>
       </w:tr>
       <w:tr>
+        <w:trPr>
+          <w:cantSplit/>
+        </w:trPr>
         <w:tc>
           <w:tcPr>
             <w:tcW w:type="dxa" w:w="2600"/>
@@ -4114,6 +5561,9 @@
         </w:tc>
       </w:tr>
       <w:tr>
+        <w:trPr>
+          <w:cantSplit/>
+        </w:trPr>
         <w:tc>
           <w:tcPr>
             <w:tcW w:type="dxa" w:w="2600"/>
@@ -4137,7 +5587,7 @@
                 <w:sz w:val="19"/>
                 <w:szCs w:val="19"/>
               </w:rPr>
-              <w:t xml:space="preserve">TSE — dados abertos</w:t>
+              <w:t xml:space="preserve">TSE — resultados</w:t>
             </w:r>
           </w:p>
         </w:tc>
@@ -4164,7 +5614,7 @@
                 <w:sz w:val="19"/>
                 <w:szCs w:val="19"/>
               </w:rPr>
-              <w:t xml:space="preserve">Candidaturas e doações eleitorais</w:t>
+              <w:t xml:space="preserve">Resultados eleitorais, ao vivo e desde 1933 (seção 2.6)</w:t>
             </w:r>
           </w:p>
         </w:tc>
@@ -4191,12 +5641,15 @@
                 <w:sz w:val="19"/>
                 <w:szCs w:val="19"/>
               </w:rPr>
-              <w:t xml:space="preserve">Média, uso com cautela metodológica</w:t>
-            </w:r>
-          </w:p>
-        </w:tc>
-      </w:tr>
-      <w:tr>
+              <w:t xml:space="preserve">Integrado na aba Eleições</w:t>
+            </w:r>
+          </w:p>
+        </w:tc>
+      </w:tr>
+      <w:tr>
+        <w:trPr>
+          <w:cantSplit/>
+        </w:trPr>
         <w:tc>
           <w:tcPr>
             <w:tcW w:type="dxa" w:w="2600"/>
@@ -4220,7 +5673,7 @@
                 <w:sz w:val="19"/>
                 <w:szCs w:val="19"/>
               </w:rPr>
-              <w:t xml:space="preserve">IBGE</w:t>
+              <w:t xml:space="preserve">TSE — prestação de contas</w:t>
             </w:r>
           </w:p>
         </w:tc>
@@ -4247,7 +5700,7 @@
                 <w:sz w:val="19"/>
                 <w:szCs w:val="19"/>
               </w:rPr>
-              <w:t xml:space="preserve">População, malha territorial, indicadores municipais</w:t>
+              <w:t xml:space="preserve">Candidaturas e doações eleitorais</w:t>
             </w:r>
           </w:p>
         </w:tc>
@@ -4274,12 +5727,15 @@
                 <w:sz w:val="19"/>
                 <w:szCs w:val="19"/>
               </w:rPr>
-              <w:t xml:space="preserve">Alta, base do grupo de pares</w:t>
-            </w:r>
-          </w:p>
-        </w:tc>
-      </w:tr>
-      <w:tr>
+              <w:t xml:space="preserve">Média, uso com cautela metodológica</w:t>
+            </w:r>
+          </w:p>
+        </w:tc>
+      </w:tr>
+      <w:tr>
+        <w:trPr>
+          <w:cantSplit/>
+        </w:trPr>
         <w:tc>
           <w:tcPr>
             <w:tcW w:type="dxa" w:w="2600"/>
@@ -4303,7 +5759,7 @@
                 <w:sz w:val="19"/>
                 <w:szCs w:val="19"/>
               </w:rPr>
-              <w:t xml:space="preserve">SIOPS e SIOPE</w:t>
+              <w:t xml:space="preserve">IBGE</w:t>
             </w:r>
           </w:p>
         </w:tc>
@@ -4330,7 +5786,7 @@
                 <w:sz w:val="19"/>
                 <w:szCs w:val="19"/>
               </w:rPr>
-              <w:t xml:space="preserve">Aplicação mínima em saúde e educação</w:t>
+              <w:t xml:space="preserve">População, localidades e malhas territoriais (seção 2.7)</w:t>
             </w:r>
           </w:p>
         </w:tc>
@@ -4357,12 +5813,15 @@
                 <w:sz w:val="19"/>
                 <w:szCs w:val="19"/>
               </w:rPr>
-              <w:t xml:space="preserve">Média</w:t>
-            </w:r>
-          </w:p>
-        </w:tc>
-      </w:tr>
-      <w:tr>
+              <w:t xml:space="preserve">Alta, base do grupo de pares e do mapa</w:t>
+            </w:r>
+          </w:p>
+        </w:tc>
+      </w:tr>
+      <w:tr>
+        <w:trPr>
+          <w:cantSplit/>
+        </w:trPr>
         <w:tc>
           <w:tcPr>
             <w:tcW w:type="dxa" w:w="2600"/>
@@ -4386,7 +5845,7 @@
                 <w:sz w:val="19"/>
                 <w:szCs w:val="19"/>
               </w:rPr>
-              <w:t xml:space="preserve">Câmara e Senado</w:t>
+              <w:t xml:space="preserve">SIOPS e SIOPE</w:t>
             </w:r>
           </w:p>
         </w:tc>
@@ -4413,7 +5872,7 @@
                 <w:sz w:val="19"/>
                 <w:szCs w:val="19"/>
               </w:rPr>
-              <w:t xml:space="preserve">Dados abertos legislativos federais</w:t>
+              <w:t xml:space="preserve">Aplicação mínima em saúde e educação</w:t>
             </w:r>
           </w:p>
         </w:tc>
@@ -4421,6 +5880,92 @@
           <w:tcPr>
             <w:tcW w:type="dxa" w:w="2400"/>
             <w:shd w:fill="F2F2F2" w:val="clear"/>
+            <w:tcMar>
+              <w:top w:type="dxa" w:w="70"/>
+              <w:left w:type="dxa" w:w="110"/>
+              <w:bottom w:type="dxa" w:w="70"/>
+              <w:right w:type="dxa" w:w="110"/>
+            </w:tcMar>
+            <w:vAlign w:val="center"/>
+          </w:tcPr>
+          <w:p>
+            <w:pPr>
+              <w:spacing w:after="0"/>
+            </w:pPr>
+            <w:r>
+              <w:rPr>
+                <w:b w:val="false"/>
+                <w:bCs w:val="false"/>
+                <w:sz w:val="19"/>
+                <w:szCs w:val="19"/>
+              </w:rPr>
+              <w:t xml:space="preserve">Média</w:t>
+            </w:r>
+          </w:p>
+        </w:tc>
+      </w:tr>
+      <w:tr>
+        <w:trPr>
+          <w:cantSplit/>
+        </w:trPr>
+        <w:tc>
+          <w:tcPr>
+            <w:tcW w:type="dxa" w:w="2600"/>
+            <w:shd w:fill="FFFFFF" w:val="clear"/>
+            <w:tcMar>
+              <w:top w:type="dxa" w:w="70"/>
+              <w:left w:type="dxa" w:w="110"/>
+              <w:bottom w:type="dxa" w:w="70"/>
+              <w:right w:type="dxa" w:w="110"/>
+            </w:tcMar>
+            <w:vAlign w:val="center"/>
+          </w:tcPr>
+          <w:p>
+            <w:pPr>
+              <w:spacing w:after="0"/>
+            </w:pPr>
+            <w:r>
+              <w:rPr>
+                <w:b w:val="false"/>
+                <w:bCs w:val="false"/>
+                <w:sz w:val="19"/>
+                <w:szCs w:val="19"/>
+              </w:rPr>
+              <w:t xml:space="preserve">Câmara e Senado</w:t>
+            </w:r>
+          </w:p>
+        </w:tc>
+        <w:tc>
+          <w:tcPr>
+            <w:tcW w:type="dxa" w:w="4600"/>
+            <w:shd w:fill="FFFFFF" w:val="clear"/>
+            <w:tcMar>
+              <w:top w:type="dxa" w:w="70"/>
+              <w:left w:type="dxa" w:w="110"/>
+              <w:bottom w:type="dxa" w:w="70"/>
+              <w:right w:type="dxa" w:w="110"/>
+            </w:tcMar>
+            <w:vAlign w:val="center"/>
+          </w:tcPr>
+          <w:p>
+            <w:pPr>
+              <w:spacing w:after="0"/>
+            </w:pPr>
+            <w:r>
+              <w:rPr>
+                <w:b w:val="false"/>
+                <w:bCs w:val="false"/>
+                <w:sz w:val="19"/>
+                <w:szCs w:val="19"/>
+              </w:rPr>
+              <w:t xml:space="preserve">Dados abertos legislativos federais</w:t>
+            </w:r>
+          </w:p>
+        </w:tc>
+        <w:tc>
+          <w:tcPr>
+            <w:tcW w:type="dxa" w:w="2400"/>
+            <w:shd w:fill="FFFFFF" w:val="clear"/>
             <w:tcMar>
               <w:top w:type="dxa" w:w="70"/>
               <w:left w:type="dxa" w:w="110"/>
@@ -4462,6 +6007,9 @@
         <w:gridCol w:w="9600"/>
       </w:tblGrid>
       <w:tr>
+        <w:trPr>
+          <w:cantSplit/>
+        </w:trPr>
         <w:tc>
           <w:tcPr>
             <w:tcW w:type="dxa" w:w="9600"/>
@@ -4497,6 +6045,814 @@
         </w:tc>
       </w:tr>
     </w:tbl>
+    <w:p>
+      <w:pPr>
+        <w:pStyle w:val="Heading2"/>
+        <w:keepNext/>
+        <w:keepLines/>
+        <w:spacing w:after="120" w:before="280"/>
+      </w:pPr>
+      <w:r>
+        <w:t xml:space="preserve">2.6 TSE — resultados eleitorais (aba Eleições)</w:t>
+      </w:r>
+    </w:p>
+    <w:p>
+      <w:pPr>
+        <w:spacing w:after="120"/>
+      </w:pPr>
+      <w:r>
+        <w:rPr>
+          <w:b w:val="false"/>
+          <w:bCs w:val="false"/>
+          <w:i w:val="false"/>
+          <w:iCs w:val="false"/>
+        </w:rPr>
+        <w:t xml:space="preserve">A aba Eleições usa duas fontes do TSE, descritas em detalhe no DOC-12. Nenhuma delas alimenta o motor de detecção (ADR-024).</w:t>
+      </w:r>
+    </w:p>
+    <w:tbl>
+      <w:tblPr>
+        <w:tblW w:type="dxa" w:w="9600"/>
+        <w:tblBorders>
+          <w:top w:val="single" w:color="BFBFBF" w:sz="4"/>
+          <w:left w:val="single" w:color="BFBFBF" w:sz="4"/>
+          <w:bottom w:val="single" w:color="BFBFBF" w:sz="4"/>
+          <w:right w:val="single" w:color="BFBFBF" w:sz="4"/>
+          <w:insideH w:val="single" w:color="D9D9D9" w:sz="2"/>
+          <w:insideV w:val="single" w:color="D9D9D9" w:sz="2"/>
+        </w:tblBorders>
+      </w:tblPr>
+      <w:tblGrid>
+        <w:gridCol w:w="2000"/>
+        <w:gridCol w:w="3600"/>
+        <w:gridCol w:w="4000"/>
+      </w:tblGrid>
+      <w:tr>
+        <w:trPr>
+          <w:tblHeader/>
+        </w:trPr>
+        <w:tc>
+          <w:tcPr>
+            <w:tcW w:type="dxa" w:w="2000"/>
+            <w:shd w:fill="1F3864" w:val="clear"/>
+            <w:tcMar>
+              <w:top w:type="dxa" w:w="80"/>
+              <w:left w:type="dxa" w:w="110"/>
+              <w:bottom w:type="dxa" w:w="80"/>
+              <w:right w:type="dxa" w:w="110"/>
+            </w:tcMar>
+            <w:vAlign w:val="center"/>
+          </w:tcPr>
+          <w:p>
+            <w:pPr>
+              <w:spacing w:after="0"/>
+            </w:pPr>
+            <w:r>
+              <w:rPr>
+                <w:b/>
+                <w:bCs/>
+                <w:color w:val="FFFFFF"/>
+                <w:sz w:val="19"/>
+                <w:szCs w:val="19"/>
+              </w:rPr>
+              <w:t xml:space="preserve">Fonte</w:t>
+            </w:r>
+          </w:p>
+        </w:tc>
+        <w:tc>
+          <w:tcPr>
+            <w:tcW w:type="dxa" w:w="3600"/>
+            <w:shd w:fill="1F3864" w:val="clear"/>
+            <w:tcMar>
+              <w:top w:type="dxa" w:w="80"/>
+              <w:left w:type="dxa" w:w="110"/>
+              <w:bottom w:type="dxa" w:w="80"/>
+              <w:right w:type="dxa" w:w="110"/>
+            </w:tcMar>
+            <w:vAlign w:val="center"/>
+          </w:tcPr>
+          <w:p>
+            <w:pPr>
+              <w:spacing w:after="0"/>
+            </w:pPr>
+            <w:r>
+              <w:rPr>
+                <w:b/>
+                <w:bCs/>
+                <w:color w:val="FFFFFF"/>
+                <w:sz w:val="19"/>
+                <w:szCs w:val="19"/>
+              </w:rPr>
+              <w:t xml:space="preserve">Endereço</w:t>
+            </w:r>
+          </w:p>
+        </w:tc>
+        <w:tc>
+          <w:tcPr>
+            <w:tcW w:type="dxa" w:w="4000"/>
+            <w:shd w:fill="1F3864" w:val="clear"/>
+            <w:tcMar>
+              <w:top w:type="dxa" w:w="80"/>
+              <w:left w:type="dxa" w:w="110"/>
+              <w:bottom w:type="dxa" w:w="80"/>
+              <w:right w:type="dxa" w:w="110"/>
+            </w:tcMar>
+            <w:vAlign w:val="center"/>
+          </w:tcPr>
+          <w:p>
+            <w:pPr>
+              <w:spacing w:after="0"/>
+            </w:pPr>
+            <w:r>
+              <w:rPr>
+                <w:b/>
+                <w:bCs/>
+                <w:color w:val="FFFFFF"/>
+                <w:sz w:val="19"/>
+                <w:szCs w:val="19"/>
+              </w:rPr>
+              <w:t xml:space="preserve">Formato e comportamento observado</w:t>
+            </w:r>
+          </w:p>
+        </w:tc>
+      </w:tr>
+      <w:tr>
+        <w:trPr>
+          <w:cantSplit/>
+        </w:trPr>
+        <w:tc>
+          <w:tcPr>
+            <w:tcW w:type="dxa" w:w="2000"/>
+            <w:shd w:fill="FFFFFF" w:val="clear"/>
+            <w:tcMar>
+              <w:top w:type="dxa" w:w="70"/>
+              <w:left w:type="dxa" w:w="110"/>
+              <w:bottom w:type="dxa" w:w="70"/>
+              <w:right w:type="dxa" w:w="110"/>
+            </w:tcMar>
+            <w:vAlign w:val="center"/>
+          </w:tcPr>
+          <w:p>
+            <w:pPr>
+              <w:spacing w:after="0"/>
+            </w:pPr>
+            <w:r>
+              <w:rPr>
+                <w:b w:val="false"/>
+                <w:bCs w:val="false"/>
+                <w:sz w:val="17"/>
+                <w:szCs w:val="17"/>
+              </w:rPr>
+              <w:t xml:space="preserve">Sistema de divulgação de resultados</w:t>
+            </w:r>
+          </w:p>
+        </w:tc>
+        <w:tc>
+          <w:tcPr>
+            <w:tcW w:type="dxa" w:w="3600"/>
+            <w:shd w:fill="FFFFFF" w:val="clear"/>
+            <w:tcMar>
+              <w:top w:type="dxa" w:w="70"/>
+              <w:left w:type="dxa" w:w="110"/>
+              <w:bottom w:type="dxa" w:w="70"/>
+              <w:right w:type="dxa" w:w="110"/>
+            </w:tcMar>
+            <w:vAlign w:val="center"/>
+          </w:tcPr>
+          <w:p>
+            <w:pPr>
+              <w:spacing w:after="0"/>
+            </w:pPr>
+            <w:r>
+              <w:rPr>
+                <w:b w:val="false"/>
+                <w:bCs w:val="false"/>
+                <w:sz w:val="17"/>
+                <w:szCs w:val="17"/>
+              </w:rPr>
+              <w:t xml:space="preserve">https://resultados.tse.jus.br/oficial</w:t>
+            </w:r>
+          </w:p>
+        </w:tc>
+        <w:tc>
+          <w:tcPr>
+            <w:tcW w:type="dxa" w:w="4000"/>
+            <w:shd w:fill="FFFFFF" w:val="clear"/>
+            <w:tcMar>
+              <w:top w:type="dxa" w:w="70"/>
+              <w:left w:type="dxa" w:w="110"/>
+              <w:bottom w:type="dxa" w:w="70"/>
+              <w:right w:type="dxa" w:w="110"/>
+            </w:tcMar>
+            <w:vAlign w:val="center"/>
+          </w:tcPr>
+          <w:p>
+            <w:pPr>
+              <w:spacing w:after="0"/>
+            </w:pPr>
+            <w:r>
+              <w:rPr>
+                <w:b w:val="false"/>
+                <w:bCs w:val="false"/>
+                <w:sz w:val="17"/>
+                <w:szCs w:val="17"/>
+              </w:rPr>
+              <w:t xml:space="preserve">JSON estático por CDN; números como texto com vírgula decimal; data e hora em campos separados, no horário de Brasília; responde 304 a If-Modified-Since. Mantém só eleições recentes.</w:t>
+            </w:r>
+          </w:p>
+        </w:tc>
+      </w:tr>
+      <w:tr>
+        <w:trPr>
+          <w:cantSplit/>
+        </w:trPr>
+        <w:tc>
+          <w:tcPr>
+            <w:tcW w:type="dxa" w:w="2000"/>
+            <w:shd w:fill="F2F2F2" w:val="clear"/>
+            <w:tcMar>
+              <w:top w:type="dxa" w:w="70"/>
+              <w:left w:type="dxa" w:w="110"/>
+              <w:bottom w:type="dxa" w:w="70"/>
+              <w:right w:type="dxa" w:w="110"/>
+            </w:tcMar>
+            <w:vAlign w:val="center"/>
+          </w:tcPr>
+          <w:p>
+            <w:pPr>
+              <w:spacing w:after="0"/>
+            </w:pPr>
+            <w:r>
+              <w:rPr>
+                <w:b w:val="false"/>
+                <w:bCs w:val="false"/>
+                <w:sz w:val="17"/>
+                <w:szCs w:val="17"/>
+              </w:rPr>
+              <w:t xml:space="preserve">Portal de Dados Abertos, 1994 a 2024</w:t>
+            </w:r>
+          </w:p>
+        </w:tc>
+        <w:tc>
+          <w:tcPr>
+            <w:tcW w:type="dxa" w:w="3600"/>
+            <w:shd w:fill="F2F2F2" w:val="clear"/>
+            <w:tcMar>
+              <w:top w:type="dxa" w:w="70"/>
+              <w:left w:type="dxa" w:w="110"/>
+              <w:bottom w:type="dxa" w:w="70"/>
+              <w:right w:type="dxa" w:w="110"/>
+            </w:tcMar>
+            <w:vAlign w:val="center"/>
+          </w:tcPr>
+          <w:p>
+            <w:pPr>
+              <w:spacing w:after="0"/>
+            </w:pPr>
+            <w:r>
+              <w:rPr>
+                <w:b w:val="false"/>
+                <w:bCs w:val="false"/>
+                <w:sz w:val="17"/>
+                <w:szCs w:val="17"/>
+              </w:rPr>
+              <w:t xml:space="preserve">dadosabertos.tse.jus.br (CKAN) e cdn.tse.jus.br (ZIPs)</w:t>
+            </w:r>
+          </w:p>
+        </w:tc>
+        <w:tc>
+          <w:tcPr>
+            <w:tcW w:type="dxa" w:w="4000"/>
+            <w:shd w:fill="F2F2F2" w:val="clear"/>
+            <w:tcMar>
+              <w:top w:type="dxa" w:w="70"/>
+              <w:left w:type="dxa" w:w="110"/>
+              <w:bottom w:type="dxa" w:w="70"/>
+              <w:right w:type="dxa" w:w="110"/>
+            </w:tcMar>
+            <w:vAlign w:val="center"/>
+          </w:tcPr>
+          <w:p>
+            <w:pPr>
+              <w:spacing w:after="0"/>
+            </w:pPr>
+            <w:r>
+              <w:rPr>
+                <w:b w:val="false"/>
+                <w:bCs w:val="false"/>
+                <w:sz w:val="17"/>
+                <w:szCs w:val="17"/>
+              </w:rPr>
+              <w:t xml:space="preserve">CSV Latin-1 com ;, 38, 44 ou 50 colunas conforme o ano; um arquivo por UF, um _BR (Presidente) e um _BRASIL que concatena todos e é ignorado. Diferenças de 1994, 2000 e 2002 a 2014 tratadas no DOC-12.</w:t>
+            </w:r>
+          </w:p>
+        </w:tc>
+      </w:tr>
+      <w:tr>
+        <w:trPr>
+          <w:cantSplit/>
+        </w:trPr>
+        <w:tc>
+          <w:tcPr>
+            <w:tcW w:type="dxa" w:w="2000"/>
+            <w:shd w:fill="FFFFFF" w:val="clear"/>
+            <w:tcMar>
+              <w:top w:type="dxa" w:w="70"/>
+              <w:left w:type="dxa" w:w="110"/>
+              <w:bottom w:type="dxa" w:w="70"/>
+              <w:right w:type="dxa" w:w="110"/>
+            </w:tcMar>
+            <w:vAlign w:val="center"/>
+          </w:tcPr>
+          <w:p>
+            <w:pPr>
+              <w:spacing w:after="0"/>
+            </w:pPr>
+            <w:r>
+              <w:rPr>
+                <w:b w:val="false"/>
+                <w:bCs w:val="false"/>
+                <w:sz w:val="17"/>
+                <w:szCs w:val="17"/>
+              </w:rPr>
+              <w:t xml:space="preserve">Portal de Dados Abertos, 1933 a 1990</w:t>
+            </w:r>
+          </w:p>
+        </w:tc>
+        <w:tc>
+          <w:tcPr>
+            <w:tcW w:type="dxa" w:w="3600"/>
+            <w:shd w:fill="FFFFFF" w:val="clear"/>
+            <w:tcMar>
+              <w:top w:type="dxa" w:w="70"/>
+              <w:left w:type="dxa" w:w="110"/>
+              <w:bottom w:type="dxa" w:w="70"/>
+              <w:right w:type="dxa" w:w="110"/>
+            </w:tcMar>
+            <w:vAlign w:val="center"/>
+          </w:tcPr>
+          <w:p>
+            <w:pPr>
+              <w:spacing w:after="0"/>
+            </w:pPr>
+            <w:r>
+              <w:rPr>
+                <w:b w:val="false"/>
+                <w:bCs w:val="false"/>
+                <w:sz w:val="17"/>
+                <w:szCs w:val="17"/>
+              </w:rPr>
+              <w:t xml:space="preserve">cdn.tse.jus.br/estatistica/sead/odsele (votacao_candidato_uf, detalhe_votacao_uf, votacao_partido_uf)</w:t>
+            </w:r>
+          </w:p>
+        </w:tc>
+        <w:tc>
+          <w:tcPr>
+            <w:tcW w:type="dxa" w:w="4000"/>
+            <w:shd w:fill="FFFFFF" w:val="clear"/>
+            <w:tcMar>
+              <w:top w:type="dxa" w:w="70"/>
+              <w:left w:type="dxa" w:w="110"/>
+              <w:bottom w:type="dxa" w:w="70"/>
+              <w:right w:type="dxa" w:w="110"/>
+            </w:tcMar>
+            <w:vAlign w:val="center"/>
+          </w:tcPr>
+          <w:p>
+            <w:pPr>
+              <w:spacing w:after="0"/>
+            </w:pPr>
+            <w:r>
+              <w:rPr>
+                <w:b w:val="false"/>
+                <w:bCs w:val="false"/>
+                <w:sz w:val="17"/>
+                <w:szCs w:val="17"/>
+              </w:rPr>
+              <w:t xml:space="preserve">Só por UF; texto Latin-1 sem cabeçalho (exceto 1933 e 1934), com bytes do Windows-1252; colunas na ordem do Leia-me (26, 22 e 17); candidatos sem número até os anos 1980; UFs extintas; o arquivo de partido de 1989 não existe. Tratado no DOC-12, seção 3.2, e no ADR-025.</w:t>
+            </w:r>
+          </w:p>
+        </w:tc>
+      </w:tr>
+    </w:tbl>
+    <w:p>
+      <w:pPr>
+        <w:spacing w:after="120"/>
+      </w:pPr>
+      <w:r>
+        <w:rPr>
+          <w:b w:val="false"/>
+          <w:bCs w:val="false"/>
+          <w:i w:val="false"/>
+          <w:iCs w:val="false"/>
+        </w:rPr>
+        <w:t xml:space="preserve">Limites padrão: 300 requisições por minuto no sistema de resultados (servido por CDN) e 30 nos dados abertos. Os ZIPs (642 MB só a votação de 2022) são baixados com retomada e manifesto (ADR-021).</w:t>
+      </w:r>
+    </w:p>
+    <w:p>
+      <w:pPr>
+        <w:spacing w:after="120"/>
+      </w:pPr>
+      <w:r>
+        <w:rPr>
+          <w:b w:val="false"/>
+          <w:bCs w:val="false"/>
+          <w:i w:val="false"/>
+          <w:iCs w:val="false"/>
+        </w:rPr>
+        <w:t xml:space="preserve">A prestação de contas de campanha — doações e despesas — é outra fonte, ainda não integrada; é pré-requisito da regra K-01 e segue a cautela abaixo.</w:t>
+      </w:r>
+    </w:p>
+    <w:p>
+      <w:pPr>
+        <w:pStyle w:val="Heading2"/>
+        <w:keepNext/>
+        <w:keepLines/>
+        <w:spacing w:after="120" w:before="280"/>
+      </w:pPr>
+      <w:r>
+        <w:t xml:space="preserve">2.7 IBGE — localidades, população e malhas</w:t>
+      </w:r>
+    </w:p>
+    <w:tbl>
+      <w:tblPr>
+        <w:tblW w:type="dxa" w:w="9600"/>
+        <w:tblBorders>
+          <w:top w:val="single" w:color="BFBFBF" w:sz="4"/>
+          <w:left w:val="single" w:color="BFBFBF" w:sz="4"/>
+          <w:bottom w:val="single" w:color="BFBFBF" w:sz="4"/>
+          <w:right w:val="single" w:color="BFBFBF" w:sz="4"/>
+          <w:insideH w:val="single" w:color="D9D9D9" w:sz="2"/>
+          <w:insideV w:val="single" w:color="D9D9D9" w:sz="2"/>
+        </w:tblBorders>
+      </w:tblPr>
+      <w:tblGrid>
+        <w:gridCol w:w="2200"/>
+        <w:gridCol w:w="4400"/>
+        <w:gridCol w:w="3000"/>
+      </w:tblGrid>
+      <w:tr>
+        <w:trPr>
+          <w:tblHeader/>
+        </w:trPr>
+        <w:tc>
+          <w:tcPr>
+            <w:tcW w:type="dxa" w:w="2200"/>
+            <w:shd w:fill="1F3864" w:val="clear"/>
+            <w:tcMar>
+              <w:top w:type="dxa" w:w="80"/>
+              <w:left w:type="dxa" w:w="110"/>
+              <w:bottom w:type="dxa" w:w="80"/>
+              <w:right w:type="dxa" w:w="110"/>
+            </w:tcMar>
+            <w:vAlign w:val="center"/>
+          </w:tcPr>
+          <w:p>
+            <w:pPr>
+              <w:spacing w:after="0"/>
+            </w:pPr>
+            <w:r>
+              <w:rPr>
+                <w:b/>
+                <w:bCs/>
+                <w:color w:val="FFFFFF"/>
+                <w:sz w:val="19"/>
+                <w:szCs w:val="19"/>
+              </w:rPr>
+              <w:t xml:space="preserve">Recurso</w:t>
+            </w:r>
+          </w:p>
+        </w:tc>
+        <w:tc>
+          <w:tcPr>
+            <w:tcW w:type="dxa" w:w="4400"/>
+            <w:shd w:fill="1F3864" w:val="clear"/>
+            <w:tcMar>
+              <w:top w:type="dxa" w:w="80"/>
+              <w:left w:type="dxa" w:w="110"/>
+              <w:bottom w:type="dxa" w:w="80"/>
+              <w:right w:type="dxa" w:w="110"/>
+            </w:tcMar>
+            <w:vAlign w:val="center"/>
+          </w:tcPr>
+          <w:p>
+            <w:pPr>
+              <w:spacing w:after="0"/>
+            </w:pPr>
+            <w:r>
+              <w:rPr>
+                <w:b/>
+                <w:bCs/>
+                <w:color w:val="FFFFFF"/>
+                <w:sz w:val="19"/>
+                <w:szCs w:val="19"/>
+              </w:rPr>
+              <w:t xml:space="preserve">Endereço</w:t>
+            </w:r>
+          </w:p>
+        </w:tc>
+        <w:tc>
+          <w:tcPr>
+            <w:tcW w:type="dxa" w:w="3000"/>
+            <w:shd w:fill="1F3864" w:val="clear"/>
+            <w:tcMar>
+              <w:top w:type="dxa" w:w="80"/>
+              <w:left w:type="dxa" w:w="110"/>
+              <w:bottom w:type="dxa" w:w="80"/>
+              <w:right w:type="dxa" w:w="110"/>
+            </w:tcMar>
+            <w:vAlign w:val="center"/>
+          </w:tcPr>
+          <w:p>
+            <w:pPr>
+              <w:spacing w:after="0"/>
+            </w:pPr>
+            <w:r>
+              <w:rPr>
+                <w:b/>
+                <w:bCs/>
+                <w:color w:val="FFFFFF"/>
+                <w:sz w:val="19"/>
+                <w:szCs w:val="19"/>
+              </w:rPr>
+              <w:t xml:space="preserve">Uso</w:t>
+            </w:r>
+          </w:p>
+        </w:tc>
+      </w:tr>
+      <w:tr>
+        <w:trPr>
+          <w:cantSplit/>
+        </w:trPr>
+        <w:tc>
+          <w:tcPr>
+            <w:tcW w:type="dxa" w:w="2200"/>
+            <w:shd w:fill="FFFFFF" w:val="clear"/>
+            <w:tcMar>
+              <w:top w:type="dxa" w:w="70"/>
+              <w:left w:type="dxa" w:w="110"/>
+              <w:bottom w:type="dxa" w:w="70"/>
+              <w:right w:type="dxa" w:w="110"/>
+            </w:tcMar>
+            <w:vAlign w:val="center"/>
+          </w:tcPr>
+          <w:p>
+            <w:pPr>
+              <w:spacing w:after="0"/>
+            </w:pPr>
+            <w:r>
+              <w:rPr>
+                <w:b w:val="false"/>
+                <w:bCs w:val="false"/>
+                <w:sz w:val="17"/>
+                <w:szCs w:val="17"/>
+              </w:rPr>
+              <w:t xml:space="preserve">Localidades</w:t>
+            </w:r>
+          </w:p>
+        </w:tc>
+        <w:tc>
+          <w:tcPr>
+            <w:tcW w:type="dxa" w:w="4400"/>
+            <w:shd w:fill="FFFFFF" w:val="clear"/>
+            <w:tcMar>
+              <w:top w:type="dxa" w:w="70"/>
+              <w:left w:type="dxa" w:w="110"/>
+              <w:bottom w:type="dxa" w:w="70"/>
+              <w:right w:type="dxa" w:w="110"/>
+            </w:tcMar>
+            <w:vAlign w:val="center"/>
+          </w:tcPr>
+          <w:p>
+            <w:pPr>
+              <w:spacing w:after="0"/>
+            </w:pPr>
+            <w:r>
+              <w:rPr>
+                <w:b w:val="false"/>
+                <w:bCs w:val="false"/>
+                <w:sz w:val="17"/>
+                <w:szCs w:val="17"/>
+              </w:rPr>
+              <w:t xml:space="preserve">servicodados.ibge.gov.br/api/v1/localidades (visão nivelado)</w:t>
+            </w:r>
+          </w:p>
+        </w:tc>
+        <w:tc>
+          <w:tcPr>
+            <w:tcW w:type="dxa" w:w="3000"/>
+            <w:shd w:fill="FFFFFF" w:val="clear"/>
+            <w:tcMar>
+              <w:top w:type="dxa" w:w="70"/>
+              <w:left w:type="dxa" w:w="110"/>
+              <w:bottom w:type="dxa" w:w="70"/>
+              <w:right w:type="dxa" w:w="110"/>
+            </w:tcMar>
+            <w:vAlign w:val="center"/>
+          </w:tcPr>
+          <w:p>
+            <w:pPr>
+              <w:spacing w:after="0"/>
+            </w:pPr>
+            <w:r>
+              <w:rPr>
+                <w:b w:val="false"/>
+                <w:bCs w:val="false"/>
+                <w:sz w:val="17"/>
+                <w:szCs w:val="17"/>
+              </w:rPr>
+              <w:t xml:space="preserve">Cadastro de UFs e municípios; 5.571 municípios em outubro de 2026</w:t>
+            </w:r>
+          </w:p>
+        </w:tc>
+      </w:tr>
+      <w:tr>
+        <w:trPr>
+          <w:cantSplit/>
+        </w:trPr>
+        <w:tc>
+          <w:tcPr>
+            <w:tcW w:type="dxa" w:w="2200"/>
+            <w:shd w:fill="F2F2F2" w:val="clear"/>
+            <w:tcMar>
+              <w:top w:type="dxa" w:w="70"/>
+              <w:left w:type="dxa" w:w="110"/>
+              <w:bottom w:type="dxa" w:w="70"/>
+              <w:right w:type="dxa" w:w="110"/>
+            </w:tcMar>
+            <w:vAlign w:val="center"/>
+          </w:tcPr>
+          <w:p>
+            <w:pPr>
+              <w:spacing w:after="0"/>
+            </w:pPr>
+            <w:r>
+              <w:rPr>
+                <w:b w:val="false"/>
+                <w:bCs w:val="false"/>
+                <w:sz w:val="17"/>
+                <w:szCs w:val="17"/>
+              </w:rPr>
+              <w:t xml:space="preserve">População</w:t>
+            </w:r>
+          </w:p>
+        </w:tc>
+        <w:tc>
+          <w:tcPr>
+            <w:tcW w:type="dxa" w:w="4400"/>
+            <w:shd w:fill="F2F2F2" w:val="clear"/>
+            <w:tcMar>
+              <w:top w:type="dxa" w:w="70"/>
+              <w:left w:type="dxa" w:w="110"/>
+              <w:bottom w:type="dxa" w:w="70"/>
+              <w:right w:type="dxa" w:w="110"/>
+            </w:tcMar>
+            <w:vAlign w:val="center"/>
+          </w:tcPr>
+          <w:p>
+            <w:pPr>
+              <w:spacing w:after="0"/>
+            </w:pPr>
+            <w:r>
+              <w:rPr>
+                <w:b w:val="false"/>
+                <w:bCs w:val="false"/>
+                <w:sz w:val="17"/>
+                <w:szCs w:val="17"/>
+              </w:rPr>
+              <w:t xml:space="preserve">SIDRA, agregado 6579, variável 9324, último período</w:t>
+            </w:r>
+          </w:p>
+        </w:tc>
+        <w:tc>
+          <w:tcPr>
+            <w:tcW w:type="dxa" w:w="3000"/>
+            <w:shd w:fill="F2F2F2" w:val="clear"/>
+            <w:tcMar>
+              <w:top w:type="dxa" w:w="70"/>
+              <w:left w:type="dxa" w:w="110"/>
+              <w:bottom w:type="dxa" w:w="70"/>
+              <w:right w:type="dxa" w:w="110"/>
+            </w:tcMar>
+            <w:vAlign w:val="center"/>
+          </w:tcPr>
+          <w:p>
+            <w:pPr>
+              <w:spacing w:after="0"/>
+            </w:pPr>
+            <w:r>
+              <w:rPr>
+                <w:b w:val="false"/>
+                <w:bCs w:val="false"/>
+                <w:sz w:val="17"/>
+                <w:szCs w:val="17"/>
+              </w:rPr>
+              <w:t xml:space="preserve">Gasto per capita e grupo de pares</w:t>
+            </w:r>
+          </w:p>
+        </w:tc>
+      </w:tr>
+      <w:tr>
+        <w:trPr>
+          <w:cantSplit/>
+        </w:trPr>
+        <w:tc>
+          <w:tcPr>
+            <w:tcW w:type="dxa" w:w="2200"/>
+            <w:shd w:fill="FFFFFF" w:val="clear"/>
+            <w:tcMar>
+              <w:top w:type="dxa" w:w="70"/>
+              <w:left w:type="dxa" w:w="110"/>
+              <w:bottom w:type="dxa" w:w="70"/>
+              <w:right w:type="dxa" w:w="110"/>
+            </w:tcMar>
+            <w:vAlign w:val="center"/>
+          </w:tcPr>
+          <w:p>
+            <w:pPr>
+              <w:spacing w:after="0"/>
+            </w:pPr>
+            <w:r>
+              <w:rPr>
+                <w:b w:val="false"/>
+                <w:bCs w:val="false"/>
+                <w:sz w:val="17"/>
+                <w:szCs w:val="17"/>
+              </w:rPr>
+              <w:t xml:space="preserve">Malhas v3</w:t>
+            </w:r>
+          </w:p>
+        </w:tc>
+        <w:tc>
+          <w:tcPr>
+            <w:tcW w:type="dxa" w:w="4400"/>
+            <w:shd w:fill="FFFFFF" w:val="clear"/>
+            <w:tcMar>
+              <w:top w:type="dxa" w:w="70"/>
+              <w:left w:type="dxa" w:w="110"/>
+              <w:bottom w:type="dxa" w:w="70"/>
+              <w:right w:type="dxa" w:w="110"/>
+            </w:tcMar>
+            <w:vAlign w:val="center"/>
+          </w:tcPr>
+          <w:p>
+            <w:pPr>
+              <w:spacing w:after="0"/>
+            </w:pPr>
+            <w:r>
+              <w:rPr>
+                <w:b w:val="false"/>
+                <w:bCs w:val="false"/>
+                <w:sz w:val="17"/>
+                <w:szCs w:val="17"/>
+              </w:rPr>
+              <w:t xml:space="preserve">servicodados.ibge.gov.br/api/v3/malhas, formato TopoJSON</w:t>
+            </w:r>
+          </w:p>
+        </w:tc>
+        <w:tc>
+          <w:tcPr>
+            <w:tcW w:type="dxa" w:w="3000"/>
+            <w:shd w:fill="FFFFFF" w:val="clear"/>
+            <w:tcMar>
+              <w:top w:type="dxa" w:w="70"/>
+              <w:left w:type="dxa" w:w="110"/>
+              <w:bottom w:type="dxa" w:w="70"/>
+              <w:right w:type="dxa" w:w="110"/>
+            </w:tcMar>
+            <w:vAlign w:val="center"/>
+          </w:tcPr>
+          <w:p>
+            <w:pPr>
+              <w:spacing w:after="0"/>
+            </w:pPr>
+            <w:r>
+              <w:rPr>
+                <w:b w:val="false"/>
+                <w:bCs w:val="false"/>
+                <w:sz w:val="17"/>
+                <w:szCs w:val="17"/>
+              </w:rPr>
+              <w:t xml:space="preserve">Mapa da aba Eleições; código IBGE em codarea</w:t>
+            </w:r>
+          </w:p>
+        </w:tc>
+      </w:tr>
+    </w:tbl>
+    <w:p>
+      <w:pPr>
+        <w:spacing w:after="120"/>
+      </w:pPr>
+      <w:r>
+        <w:rPr>
+          <w:b w:val="false"/>
+          <w:bCs w:val="false"/>
+          <w:i w:val="false"/>
+          <w:iCs w:val="false"/>
+        </w:rPr>
+        <w:t xml:space="preserve">Sem autenticação. Limite padrão do Lumen: 30 requisições por minuto.</w:t>
+      </w:r>
+    </w:p>
     <w:p>
       <w:r>
         <w:br w:type="page"/>
@@ -4505,6 +6861,8 @@
     <w:p>
       <w:pPr>
         <w:pStyle w:val="Heading1"/>
+        <w:keepNext/>
+        <w:keepLines/>
         <w:spacing w:after="160" w:before="380"/>
       </w:pPr>
       <w:r>
@@ -4632,6 +6990,9 @@
         </w:tc>
       </w:tr>
       <w:tr>
+        <w:trPr>
+          <w:cantSplit/>
+        </w:trPr>
         <w:tc>
           <w:tcPr>
             <w:tcW w:type="dxa" w:w="2600"/>
@@ -4715,6 +7076,9 @@
         </w:tc>
       </w:tr>
       <w:tr>
+        <w:trPr>
+          <w:cantSplit/>
+        </w:trPr>
         <w:tc>
           <w:tcPr>
             <w:tcW w:type="dxa" w:w="2600"/>
@@ -4798,6 +7162,9 @@
         </w:tc>
       </w:tr>
       <w:tr>
+        <w:trPr>
+          <w:cantSplit/>
+        </w:trPr>
         <w:tc>
           <w:tcPr>
             <w:tcW w:type="dxa" w:w="2600"/>
@@ -4881,6 +7248,9 @@
         </w:tc>
       </w:tr>
       <w:tr>
+        <w:trPr>
+          <w:cantSplit/>
+        </w:trPr>
         <w:tc>
           <w:tcPr>
             <w:tcW w:type="dxa" w:w="2600"/>
@@ -4981,6 +7351,8 @@
     <w:p>
       <w:pPr>
         <w:pStyle w:val="Heading1"/>
+        <w:keepNext/>
+        <w:keepLines/>
         <w:spacing w:after="160" w:before="380"/>
       </w:pPr>
       <w:r>
@@ -4990,6 +7362,8 @@
     <w:p>
       <w:pPr>
         <w:pStyle w:val="Heading2"/>
+        <w:keepNext/>
+        <w:keepLines/>
         <w:spacing w:after="120" w:before="280"/>
       </w:pPr>
       <w:r>
@@ -5078,6 +7452,9 @@
         <w:gridCol w:w="9600"/>
       </w:tblGrid>
       <w:tr>
+        <w:trPr>
+          <w:cantSplit/>
+        </w:trPr>
         <w:tc>
           <w:tcPr>
             <w:tcW w:type="dxa" w:w="9600"/>
@@ -5116,6 +7493,8 @@
     <w:p>
       <w:pPr>
         <w:pStyle w:val="Heading2"/>
+        <w:keepNext/>
+        <w:keepLines/>
         <w:spacing w:after="120" w:before="280"/>
       </w:pPr>
       <w:r>
@@ -5200,6 +7579,9 @@
         </w:tc>
       </w:tr>
       <w:tr>
+        <w:trPr>
+          <w:cantSplit/>
+        </w:trPr>
         <w:tc>
           <w:tcPr>
             <w:tcW w:type="dxa" w:w="3600"/>
@@ -5256,6 +7638,9 @@
         </w:tc>
       </w:tr>
       <w:tr>
+        <w:trPr>
+          <w:cantSplit/>
+        </w:trPr>
         <w:tc>
           <w:tcPr>
             <w:tcW w:type="dxa" w:w="3600"/>
@@ -5312,6 +7697,9 @@
         </w:tc>
       </w:tr>
       <w:tr>
+        <w:trPr>
+          <w:cantSplit/>
+        </w:trPr>
         <w:tc>
           <w:tcPr>
             <w:tcW w:type="dxa" w:w="3600"/>
@@ -5368,6 +7756,9 @@
         </w:tc>
       </w:tr>
       <w:tr>
+        <w:trPr>
+          <w:cantSplit/>
+        </w:trPr>
         <w:tc>
           <w:tcPr>
             <w:tcW w:type="dxa" w:w="3600"/>
@@ -5424,6 +7815,9 @@
         </w:tc>
       </w:tr>
       <w:tr>
+        <w:trPr>
+          <w:cantSplit/>
+        </w:trPr>
         <w:tc>
           <w:tcPr>
             <w:tcW w:type="dxa" w:w="3600"/>
@@ -5480,6 +7874,9 @@
         </w:tc>
       </w:tr>
       <w:tr>
+        <w:trPr>
+          <w:cantSplit/>
+        </w:trPr>
         <w:tc>
           <w:tcPr>
             <w:tcW w:type="dxa" w:w="3600"/>
@@ -5539,6 +7936,8 @@
     <w:p>
       <w:pPr>
         <w:pStyle w:val="Heading2"/>
+        <w:keepNext/>
+        <w:keepLines/>
         <w:spacing w:after="120" w:before="280"/>
       </w:pPr>
       <w:r>
@@ -6851,6 +9250,8 @@
     <w:p>
       <w:pPr>
         <w:pStyle w:val="Heading1"/>
+        <w:keepNext/>
+        <w:keepLines/>
         <w:spacing w:after="160" w:before="380"/>
       </w:pPr>
       <w:r>
@@ -6949,6 +9350,9 @@
         </w:tc>
       </w:tr>
       <w:tr>
+        <w:trPr>
+          <w:cantSplit/>
+        </w:trPr>
         <w:tc>
           <w:tcPr>
             <w:tcW w:type="dxa" w:w="2600"/>
@@ -7005,6 +9409,9 @@
         </w:tc>
       </w:tr>
       <w:tr>
+        <w:trPr>
+          <w:cantSplit/>
+        </w:trPr>
         <w:tc>
           <w:tcPr>
             <w:tcW w:type="dxa" w:w="2600"/>
@@ -7061,6 +9468,9 @@
         </w:tc>
       </w:tr>
       <w:tr>
+        <w:trPr>
+          <w:cantSplit/>
+        </w:trPr>
         <w:tc>
           <w:tcPr>
             <w:tcW w:type="dxa" w:w="2600"/>
@@ -7117,6 +9527,9 @@
         </w:tc>
       </w:tr>
       <w:tr>
+        <w:trPr>
+          <w:cantSplit/>
+        </w:trPr>
         <w:tc>
           <w:tcPr>
             <w:tcW w:type="dxa" w:w="2600"/>
@@ -7173,6 +9586,9 @@
         </w:tc>
       </w:tr>
       <w:tr>
+        <w:trPr>
+          <w:cantSplit/>
+        </w:trPr>
         <w:tc>
           <w:tcPr>
             <w:tcW w:type="dxa" w:w="2600"/>
@@ -7229,6 +9645,9 @@
         </w:tc>
       </w:tr>
       <w:tr>
+        <w:trPr>
+          <w:cantSplit/>
+        </w:trPr>
         <w:tc>
           <w:tcPr>
             <w:tcW w:type="dxa" w:w="2600"/>
@@ -7285,6 +9704,9 @@
         </w:tc>
       </w:tr>
       <w:tr>
+        <w:trPr>
+          <w:cantSplit/>
+        </w:trPr>
         <w:tc>
           <w:tcPr>
             <w:tcW w:type="dxa" w:w="2600"/>
@@ -7341,6 +9763,9 @@
         </w:tc>
       </w:tr>
       <w:tr>
+        <w:trPr>
+          <w:cantSplit/>
+        </w:trPr>
         <w:tc>
           <w:tcPr>
             <w:tcW w:type="dxa" w:w="2600"/>
@@ -7397,6 +9822,9 @@
         </w:tc>
       </w:tr>
       <w:tr>
+        <w:trPr>
+          <w:cantSplit/>
+        </w:trPr>
         <w:tc>
           <w:tcPr>
             <w:tcW w:type="dxa" w:w="2600"/>
@@ -7448,6 +9876,124 @@
                 <w:szCs w:val="19"/>
               </w:rPr>
               <w:t xml:space="preserve">Artefato já coletado e inalterado não é rebaixado novamente</w:t>
+            </w:r>
+          </w:p>
+        </w:tc>
+      </w:tr>
+      <w:tr>
+        <w:trPr>
+          <w:cantSplit/>
+        </w:trPr>
+        <w:tc>
+          <w:tcPr>
+            <w:tcW w:type="dxa" w:w="2600"/>
+            <w:shd w:fill="F2F2F2" w:val="clear"/>
+            <w:tcMar>
+              <w:top w:type="dxa" w:w="70"/>
+              <w:left w:type="dxa" w:w="110"/>
+              <w:bottom w:type="dxa" w:w="70"/>
+              <w:right w:type="dxa" w:w="110"/>
+            </w:tcMar>
+            <w:vAlign w:val="center"/>
+          </w:tcPr>
+          <w:p>
+            <w:pPr>
+              <w:spacing w:after="0"/>
+            </w:pPr>
+            <w:r>
+              <w:rPr>
+                <w:b w:val="false"/>
+                <w:bCs w:val="false"/>
+                <w:sz w:val="19"/>
+                <w:szCs w:val="19"/>
+              </w:rPr>
+              <w:t xml:space="preserve">Requisição condicional</w:t>
+            </w:r>
+          </w:p>
+        </w:tc>
+        <w:tc>
+          <w:tcPr>
+            <w:tcW w:type="dxa" w:w="7000"/>
+            <w:shd w:fill="F2F2F2" w:val="clear"/>
+            <w:tcMar>
+              <w:top w:type="dxa" w:w="70"/>
+              <w:left w:type="dxa" w:w="110"/>
+              <w:bottom w:type="dxa" w:w="70"/>
+              <w:right w:type="dxa" w:w="110"/>
+            </w:tcMar>
+            <w:vAlign w:val="center"/>
+          </w:tcPr>
+          <w:p>
+            <w:pPr>
+              <w:spacing w:after="0"/>
+            </w:pPr>
+            <w:r>
+              <w:rPr>
+                <w:b w:val="false"/>
+                <w:bCs w:val="false"/>
+                <w:sz w:val="19"/>
+                <w:szCs w:val="19"/>
+              </w:rPr>
+              <w:t xml:space="preserve">If-Modified-Since onde a fonte aceita: o que não mudou volta 304, sem corpo (TSE)</w:t>
+            </w:r>
+          </w:p>
+        </w:tc>
+      </w:tr>
+      <w:tr>
+        <w:trPr>
+          <w:cantSplit/>
+        </w:trPr>
+        <w:tc>
+          <w:tcPr>
+            <w:tcW w:type="dxa" w:w="2600"/>
+            <w:shd w:fill="FFFFFF" w:val="clear"/>
+            <w:tcMar>
+              <w:top w:type="dxa" w:w="70"/>
+              <w:left w:type="dxa" w:w="110"/>
+              <w:bottom w:type="dxa" w:w="70"/>
+              <w:right w:type="dxa" w:w="110"/>
+            </w:tcMar>
+            <w:vAlign w:val="center"/>
+          </w:tcPr>
+          <w:p>
+            <w:pPr>
+              <w:spacing w:after="0"/>
+            </w:pPr>
+            <w:r>
+              <w:rPr>
+                <w:b w:val="false"/>
+                <w:bCs w:val="false"/>
+                <w:sz w:val="19"/>
+                <w:szCs w:val="19"/>
+              </w:rPr>
+              <w:t xml:space="preserve">Arquivo grande retomável</w:t>
+            </w:r>
+          </w:p>
+        </w:tc>
+        <w:tc>
+          <w:tcPr>
+            <w:tcW w:type="dxa" w:w="7000"/>
+            <w:shd w:fill="FFFFFF" w:val="clear"/>
+            <w:tcMar>
+              <w:top w:type="dxa" w:w="70"/>
+              <w:left w:type="dxa" w:w="110"/>
+              <w:bottom w:type="dxa" w:w="70"/>
+              <w:right w:type="dxa" w:w="110"/>
+            </w:tcMar>
+            <w:vAlign w:val="center"/>
+          </w:tcPr>
+          <w:p>
+            <w:pPr>
+              <w:spacing w:after="0"/>
+            </w:pPr>
+            <w:r>
+              <w:rPr>
+                <w:b w:val="false"/>
+                <w:bCs w:val="false"/>
+                <w:sz w:val="19"/>
+                <w:szCs w:val="19"/>
+              </w:rPr>
+              <w:t xml:space="preserve">Range e If-Range: queda de conexão continua de onde parou, sem rebaixar gigabytes (ADR-021)</w:t>
             </w:r>
           </w:p>
         </w:tc>
@@ -7456,6 +10002,8 @@
     <w:p>
       <w:pPr>
         <w:pStyle w:val="Heading1"/>
+        <w:keepNext/>
+        <w:keepLines/>
         <w:spacing w:after="160" w:before="380"/>
       </w:pPr>
       <w:r>
@@ -7569,6 +10117,9 @@
         </w:tc>
       </w:tr>
       <w:tr>
+        <w:trPr>
+          <w:cantSplit/>
+        </w:trPr>
         <w:tc>
           <w:tcPr>
             <w:tcW w:type="dxa" w:w="1300"/>
@@ -7652,6 +10203,9 @@
         </w:tc>
       </w:tr>
       <w:tr>
+        <w:trPr>
+          <w:cantSplit/>
+        </w:trPr>
         <w:tc>
           <w:tcPr>
             <w:tcW w:type="dxa" w:w="1300"/>
@@ -7735,6 +10289,9 @@
         </w:tc>
       </w:tr>
       <w:tr>
+        <w:trPr>
+          <w:cantSplit/>
+        </w:trPr>
         <w:tc>
           <w:tcPr>
             <w:tcW w:type="dxa" w:w="1300"/>
@@ -7818,6 +10375,9 @@
         </w:tc>
       </w:tr>
       <w:tr>
+        <w:trPr>
+          <w:cantSplit/>
+        </w:trPr>
         <w:tc>
           <w:tcPr>
             <w:tcW w:type="dxa" w:w="1300"/>
@@ -7901,6 +10461,9 @@
         </w:tc>
       </w:tr>
       <w:tr>
+        <w:trPr>
+          <w:cantSplit/>
+        </w:trPr>
         <w:tc>
           <w:tcPr>
             <w:tcW w:type="dxa" w:w="1300"/>
@@ -7987,10 +10550,1076 @@
     <w:p>
       <w:pPr>
         <w:pStyle w:val="Heading1"/>
+        <w:keepNext/>
+        <w:keepLines/>
         <w:spacing w:after="160" w:before="380"/>
       </w:pPr>
       <w:r>
-        <w:t xml:space="preserve">7. Registro de fontes</w:t>
+        <w:t xml:space="preserve">7. Situação da integração (outubro de 2026)</w:t>
+      </w:r>
+    </w:p>
+    <w:tbl>
+      <w:tblPr>
+        <w:tblW w:type="dxa" w:w="9600"/>
+        <w:tblBorders>
+          <w:top w:val="single" w:color="BFBFBF" w:sz="4"/>
+          <w:left w:val="single" w:color="BFBFBF" w:sz="4"/>
+          <w:bottom w:val="single" w:color="BFBFBF" w:sz="4"/>
+          <w:right w:val="single" w:color="BFBFBF" w:sz="4"/>
+          <w:insideH w:val="single" w:color="D9D9D9" w:sz="2"/>
+          <w:insideV w:val="single" w:color="D9D9D9" w:sz="2"/>
+        </w:tblBorders>
+      </w:tblPr>
+      <w:tblGrid>
+        <w:gridCol w:w="3000"/>
+        <w:gridCol w:w="2400"/>
+        <w:gridCol w:w="4200"/>
+      </w:tblGrid>
+      <w:tr>
+        <w:trPr>
+          <w:tblHeader/>
+        </w:trPr>
+        <w:tc>
+          <w:tcPr>
+            <w:tcW w:type="dxa" w:w="3000"/>
+            <w:shd w:fill="1F3864" w:val="clear"/>
+            <w:tcMar>
+              <w:top w:type="dxa" w:w="80"/>
+              <w:left w:type="dxa" w:w="110"/>
+              <w:bottom w:type="dxa" w:w="80"/>
+              <w:right w:type="dxa" w:w="110"/>
+            </w:tcMar>
+            <w:vAlign w:val="center"/>
+          </w:tcPr>
+          <w:p>
+            <w:pPr>
+              <w:spacing w:after="0"/>
+            </w:pPr>
+            <w:r>
+              <w:rPr>
+                <w:b/>
+                <w:bCs/>
+                <w:color w:val="FFFFFF"/>
+                <w:sz w:val="19"/>
+                <w:szCs w:val="19"/>
+              </w:rPr>
+              <w:t xml:space="preserve">Fonte</w:t>
+            </w:r>
+          </w:p>
+        </w:tc>
+        <w:tc>
+          <w:tcPr>
+            <w:tcW w:type="dxa" w:w="2400"/>
+            <w:shd w:fill="1F3864" w:val="clear"/>
+            <w:tcMar>
+              <w:top w:type="dxa" w:w="80"/>
+              <w:left w:type="dxa" w:w="110"/>
+              <w:bottom w:type="dxa" w:w="80"/>
+              <w:right w:type="dxa" w:w="110"/>
+            </w:tcMar>
+            <w:vAlign w:val="center"/>
+          </w:tcPr>
+          <w:p>
+            <w:pPr>
+              <w:spacing w:after="0"/>
+            </w:pPr>
+            <w:r>
+              <w:rPr>
+                <w:b/>
+                <w:bCs/>
+                <w:color w:val="FFFFFF"/>
+                <w:sz w:val="19"/>
+                <w:szCs w:val="19"/>
+              </w:rPr>
+              <w:t xml:space="preserve">Situação</w:t>
+            </w:r>
+          </w:p>
+        </w:tc>
+        <w:tc>
+          <w:tcPr>
+            <w:tcW w:type="dxa" w:w="4200"/>
+            <w:shd w:fill="1F3864" w:val="clear"/>
+            <w:tcMar>
+              <w:top w:type="dxa" w:w="80"/>
+              <w:left w:type="dxa" w:w="110"/>
+              <w:bottom w:type="dxa" w:w="80"/>
+              <w:right w:type="dxa" w:w="110"/>
+            </w:tcMar>
+            <w:vAlign w:val="center"/>
+          </w:tcPr>
+          <w:p>
+            <w:pPr>
+              <w:spacing w:after="0"/>
+            </w:pPr>
+            <w:r>
+              <w:rPr>
+                <w:b/>
+                <w:bCs/>
+                <w:color w:val="FFFFFF"/>
+                <w:sz w:val="19"/>
+                <w:szCs w:val="19"/>
+              </w:rPr>
+              <w:t xml:space="preserve">Observação</w:t>
+            </w:r>
+          </w:p>
+        </w:tc>
+      </w:tr>
+      <w:tr>
+        <w:trPr>
+          <w:cantSplit/>
+        </w:trPr>
+        <w:tc>
+          <w:tcPr>
+            <w:tcW w:type="dxa" w:w="3000"/>
+            <w:shd w:fill="FFFFFF" w:val="clear"/>
+            <w:tcMar>
+              <w:top w:type="dxa" w:w="70"/>
+              <w:left w:type="dxa" w:w="110"/>
+              <w:bottom w:type="dxa" w:w="70"/>
+              <w:right w:type="dxa" w:w="110"/>
+            </w:tcMar>
+            <w:vAlign w:val="center"/>
+          </w:tcPr>
+          <w:p>
+            <w:pPr>
+              <w:spacing w:after="0"/>
+            </w:pPr>
+            <w:r>
+              <w:rPr>
+                <w:b w:val="false"/>
+                <w:bCs w:val="false"/>
+                <w:sz w:val="17"/>
+                <w:szCs w:val="17"/>
+              </w:rPr>
+              <w:t xml:space="preserve">PNCP — contratações, contratos e atas (publicação e atualização)</w:t>
+            </w:r>
+          </w:p>
+        </w:tc>
+        <w:tc>
+          <w:tcPr>
+            <w:tcW w:type="dxa" w:w="2400"/>
+            <w:shd w:fill="FFFFFF" w:val="clear"/>
+            <w:tcMar>
+              <w:top w:type="dxa" w:w="70"/>
+              <w:left w:type="dxa" w:w="110"/>
+              <w:bottom w:type="dxa" w:w="70"/>
+              <w:right w:type="dxa" w:w="110"/>
+            </w:tcMar>
+            <w:vAlign w:val="center"/>
+          </w:tcPr>
+          <w:p>
+            <w:pPr>
+              <w:spacing w:after="0"/>
+            </w:pPr>
+            <w:r>
+              <w:rPr>
+                <w:b w:val="false"/>
+                <w:bCs w:val="false"/>
+                <w:sz w:val="17"/>
+                <w:szCs w:val="17"/>
+              </w:rPr>
+              <w:t xml:space="preserve">Integrado</w:t>
+            </w:r>
+          </w:p>
+        </w:tc>
+        <w:tc>
+          <w:tcPr>
+            <w:tcW w:type="dxa" w:w="4200"/>
+            <w:shd w:fill="FFFFFF" w:val="clear"/>
+            <w:tcMar>
+              <w:top w:type="dxa" w:w="70"/>
+              <w:left w:type="dxa" w:w="110"/>
+              <w:bottom w:type="dxa" w:w="70"/>
+              <w:right w:type="dxa" w:w="110"/>
+            </w:tcMar>
+            <w:vAlign w:val="center"/>
+          </w:tcPr>
+          <w:p>
+            <w:pPr>
+              <w:spacing w:after="0"/>
+            </w:pPr>
+            <w:r>
+              <w:rPr>
+                <w:b w:val="false"/>
+                <w:bCs w:val="false"/>
+                <w:sz w:val="17"/>
+                <w:szCs w:val="17"/>
+              </w:rPr>
+              <w:t xml:space="preserve">Coleta, bronze e normalização para a silver no pipeline padrão</w:t>
+            </w:r>
+          </w:p>
+        </w:tc>
+      </w:tr>
+      <w:tr>
+        <w:trPr>
+          <w:cantSplit/>
+        </w:trPr>
+        <w:tc>
+          <w:tcPr>
+            <w:tcW w:type="dxa" w:w="3000"/>
+            <w:shd w:fill="F2F2F2" w:val="clear"/>
+            <w:tcMar>
+              <w:top w:type="dxa" w:w="70"/>
+              <w:left w:type="dxa" w:w="110"/>
+              <w:bottom w:type="dxa" w:w="70"/>
+              <w:right w:type="dxa" w:w="110"/>
+            </w:tcMar>
+            <w:vAlign w:val="center"/>
+          </w:tcPr>
+          <w:p>
+            <w:pPr>
+              <w:spacing w:after="0"/>
+            </w:pPr>
+            <w:r>
+              <w:rPr>
+                <w:b w:val="false"/>
+                <w:bCs w:val="false"/>
+                <w:sz w:val="17"/>
+                <w:szCs w:val="17"/>
+              </w:rPr>
+              <w:t xml:space="preserve">PNCP — itens e resultados</w:t>
+            </w:r>
+          </w:p>
+        </w:tc>
+        <w:tc>
+          <w:tcPr>
+            <w:tcW w:type="dxa" w:w="2400"/>
+            <w:shd w:fill="F2F2F2" w:val="clear"/>
+            <w:tcMar>
+              <w:top w:type="dxa" w:w="70"/>
+              <w:left w:type="dxa" w:w="110"/>
+              <w:bottom w:type="dxa" w:w="70"/>
+              <w:right w:type="dxa" w:w="110"/>
+            </w:tcMar>
+            <w:vAlign w:val="center"/>
+          </w:tcPr>
+          <w:p>
+            <w:pPr>
+              <w:spacing w:after="0"/>
+            </w:pPr>
+            <w:r>
+              <w:rPr>
+                <w:b w:val="false"/>
+                <w:bCs w:val="false"/>
+                <w:sz w:val="17"/>
+                <w:szCs w:val="17"/>
+              </w:rPr>
+              <w:t xml:space="preserve">Conector e normalizador prontos</w:t>
+            </w:r>
+          </w:p>
+        </w:tc>
+        <w:tc>
+          <w:tcPr>
+            <w:tcW w:type="dxa" w:w="4200"/>
+            <w:shd w:fill="F2F2F2" w:val="clear"/>
+            <w:tcMar>
+              <w:top w:type="dxa" w:w="70"/>
+              <w:left w:type="dxa" w:w="110"/>
+              <w:bottom w:type="dxa" w:w="70"/>
+              <w:right w:type="dxa" w:w="110"/>
+            </w:tcMar>
+            <w:vAlign w:val="center"/>
+          </w:tcPr>
+          <w:p>
+            <w:pPr>
+              <w:spacing w:after="0"/>
+            </w:pPr>
+            <w:r>
+              <w:rPr>
+                <w:b w:val="false"/>
+                <w:bCs w:val="false"/>
+                <w:sz w:val="17"/>
+                <w:szCs w:val="17"/>
+              </w:rPr>
+              <w:t xml:space="preserve">Fora do pipeline padrão até a Fase 2, que usa os itens nas regras de preço</w:t>
+            </w:r>
+          </w:p>
+        </w:tc>
+      </w:tr>
+      <w:tr>
+        <w:trPr>
+          <w:cantSplit/>
+        </w:trPr>
+        <w:tc>
+          <w:tcPr>
+            <w:tcW w:type="dxa" w:w="3000"/>
+            <w:shd w:fill="FFFFFF" w:val="clear"/>
+            <w:tcMar>
+              <w:top w:type="dxa" w:w="70"/>
+              <w:left w:type="dxa" w:w="110"/>
+              <w:bottom w:type="dxa" w:w="70"/>
+              <w:right w:type="dxa" w:w="110"/>
+            </w:tcMar>
+            <w:vAlign w:val="center"/>
+          </w:tcPr>
+          <w:p>
+            <w:pPr>
+              <w:spacing w:after="0"/>
+            </w:pPr>
+            <w:r>
+              <w:rPr>
+                <w:b w:val="false"/>
+                <w:bCs w:val="false"/>
+                <w:sz w:val="17"/>
+                <w:szCs w:val="17"/>
+              </w:rPr>
+              <w:t xml:space="preserve">SICONFI — entes e extrato de entregas</w:t>
+            </w:r>
+          </w:p>
+        </w:tc>
+        <w:tc>
+          <w:tcPr>
+            <w:tcW w:type="dxa" w:w="2400"/>
+            <w:shd w:fill="FFFFFF" w:val="clear"/>
+            <w:tcMar>
+              <w:top w:type="dxa" w:w="70"/>
+              <w:left w:type="dxa" w:w="110"/>
+              <w:bottom w:type="dxa" w:w="70"/>
+              <w:right w:type="dxa" w:w="110"/>
+            </w:tcMar>
+            <w:vAlign w:val="center"/>
+          </w:tcPr>
+          <w:p>
+            <w:pPr>
+              <w:spacing w:after="0"/>
+            </w:pPr>
+            <w:r>
+              <w:rPr>
+                <w:b w:val="false"/>
+                <w:bCs w:val="false"/>
+                <w:sz w:val="17"/>
+                <w:szCs w:val="17"/>
+              </w:rPr>
+              <w:t xml:space="preserve">Integrado</w:t>
+            </w:r>
+          </w:p>
+        </w:tc>
+        <w:tc>
+          <w:tcPr>
+            <w:tcW w:type="dxa" w:w="4200"/>
+            <w:shd w:fill="FFFFFF" w:val="clear"/>
+            <w:tcMar>
+              <w:top w:type="dxa" w:w="70"/>
+              <w:left w:type="dxa" w:w="110"/>
+              <w:bottom w:type="dxa" w:w="70"/>
+              <w:right w:type="dxa" w:w="110"/>
+            </w:tcMar>
+            <w:vAlign w:val="center"/>
+          </w:tcPr>
+          <w:p>
+            <w:pPr>
+              <w:spacing w:after="0"/>
+            </w:pPr>
+            <w:r>
+              <w:rPr>
+                <w:b w:val="false"/>
+                <w:bCs w:val="false"/>
+                <w:sz w:val="17"/>
+                <w:szCs w:val="17"/>
+              </w:rPr>
+              <w:t xml:space="preserve">Base do cadastro e da conformidade (família I)</w:t>
+            </w:r>
+          </w:p>
+        </w:tc>
+      </w:tr>
+      <w:tr>
+        <w:trPr>
+          <w:cantSplit/>
+        </w:trPr>
+        <w:tc>
+          <w:tcPr>
+            <w:tcW w:type="dxa" w:w="3000"/>
+            <w:shd w:fill="F2F2F2" w:val="clear"/>
+            <w:tcMar>
+              <w:top w:type="dxa" w:w="70"/>
+              <w:left w:type="dxa" w:w="110"/>
+              <w:bottom w:type="dxa" w:w="70"/>
+              <w:right w:type="dxa" w:w="110"/>
+            </w:tcMar>
+            <w:vAlign w:val="center"/>
+          </w:tcPr>
+          <w:p>
+            <w:pPr>
+              <w:spacing w:after="0"/>
+            </w:pPr>
+            <w:r>
+              <w:rPr>
+                <w:b w:val="false"/>
+                <w:bCs w:val="false"/>
+                <w:sz w:val="17"/>
+                <w:szCs w:val="17"/>
+              </w:rPr>
+              <w:t xml:space="preserve">SICONFI — RREO, RGF e DCA</w:t>
+            </w:r>
+          </w:p>
+        </w:tc>
+        <w:tc>
+          <w:tcPr>
+            <w:tcW w:type="dxa" w:w="2400"/>
+            <w:shd w:fill="F2F2F2" w:val="clear"/>
+            <w:tcMar>
+              <w:top w:type="dxa" w:w="70"/>
+              <w:left w:type="dxa" w:w="110"/>
+              <w:bottom w:type="dxa" w:w="70"/>
+              <w:right w:type="dxa" w:w="110"/>
+            </w:tcMar>
+            <w:vAlign w:val="center"/>
+          </w:tcPr>
+          <w:p>
+            <w:pPr>
+              <w:spacing w:after="0"/>
+            </w:pPr>
+            <w:r>
+              <w:rPr>
+                <w:b w:val="false"/>
+                <w:bCs w:val="false"/>
+                <w:sz w:val="17"/>
+                <w:szCs w:val="17"/>
+              </w:rPr>
+              <w:t xml:space="preserve">Conector pronto</w:t>
+            </w:r>
+          </w:p>
+        </w:tc>
+        <w:tc>
+          <w:tcPr>
+            <w:tcW w:type="dxa" w:w="4200"/>
+            <w:shd w:fill="F2F2F2" w:val="clear"/>
+            <w:tcMar>
+              <w:top w:type="dxa" w:w="70"/>
+              <w:left w:type="dxa" w:w="110"/>
+              <w:bottom w:type="dxa" w:w="70"/>
+              <w:right w:type="dxa" w:w="110"/>
+            </w:tcMar>
+            <w:vAlign w:val="center"/>
+          </w:tcPr>
+          <w:p>
+            <w:pPr>
+              <w:spacing w:after="0"/>
+            </w:pPr>
+            <w:r>
+              <w:rPr>
+                <w:b w:val="false"/>
+                <w:bCs w:val="false"/>
+                <w:sz w:val="17"/>
+                <w:szCs w:val="17"/>
+              </w:rPr>
+              <w:t xml:space="preserve">Normalização na Fase 2</w:t>
+            </w:r>
+          </w:p>
+        </w:tc>
+      </w:tr>
+      <w:tr>
+        <w:trPr>
+          <w:cantSplit/>
+        </w:trPr>
+        <w:tc>
+          <w:tcPr>
+            <w:tcW w:type="dxa" w:w="3000"/>
+            <w:shd w:fill="FFFFFF" w:val="clear"/>
+            <w:tcMar>
+              <w:top w:type="dxa" w:w="70"/>
+              <w:left w:type="dxa" w:w="110"/>
+              <w:bottom w:type="dxa" w:w="70"/>
+              <w:right w:type="dxa" w:w="110"/>
+            </w:tcMar>
+            <w:vAlign w:val="center"/>
+          </w:tcPr>
+          <w:p>
+            <w:pPr>
+              <w:spacing w:after="0"/>
+            </w:pPr>
+            <w:r>
+              <w:rPr>
+                <w:b w:val="false"/>
+                <w:bCs w:val="false"/>
+                <w:sz w:val="17"/>
+                <w:szCs w:val="17"/>
+              </w:rPr>
+              <w:t xml:space="preserve">IBGE — localidades e população</w:t>
+            </w:r>
+          </w:p>
+        </w:tc>
+        <w:tc>
+          <w:tcPr>
+            <w:tcW w:type="dxa" w:w="2400"/>
+            <w:shd w:fill="FFFFFF" w:val="clear"/>
+            <w:tcMar>
+              <w:top w:type="dxa" w:w="70"/>
+              <w:left w:type="dxa" w:w="110"/>
+              <w:bottom w:type="dxa" w:w="70"/>
+              <w:right w:type="dxa" w:w="110"/>
+            </w:tcMar>
+            <w:vAlign w:val="center"/>
+          </w:tcPr>
+          <w:p>
+            <w:pPr>
+              <w:spacing w:after="0"/>
+            </w:pPr>
+            <w:r>
+              <w:rPr>
+                <w:b w:val="false"/>
+                <w:bCs w:val="false"/>
+                <w:sz w:val="17"/>
+                <w:szCs w:val="17"/>
+              </w:rPr>
+              <w:t xml:space="preserve">Integrado</w:t>
+            </w:r>
+          </w:p>
+        </w:tc>
+        <w:tc>
+          <w:tcPr>
+            <w:tcW w:type="dxa" w:w="4200"/>
+            <w:shd w:fill="FFFFFF" w:val="clear"/>
+            <w:tcMar>
+              <w:top w:type="dxa" w:w="70"/>
+              <w:left w:type="dxa" w:w="110"/>
+              <w:bottom w:type="dxa" w:w="70"/>
+              <w:right w:type="dxa" w:w="110"/>
+            </w:tcMar>
+            <w:vAlign w:val="center"/>
+          </w:tcPr>
+          <w:p>
+            <w:pPr>
+              <w:spacing w:after="0"/>
+            </w:pPr>
+            <w:r>
+              <w:rPr>
+                <w:b w:val="false"/>
+                <w:bCs w:val="false"/>
+                <w:sz w:val="17"/>
+                <w:szCs w:val="17"/>
+              </w:rPr>
+              <w:t xml:space="preserve">Cadastro de entes, população aplicada aos municípios</w:t>
+            </w:r>
+          </w:p>
+        </w:tc>
+      </w:tr>
+      <w:tr>
+        <w:trPr>
+          <w:cantSplit/>
+        </w:trPr>
+        <w:tc>
+          <w:tcPr>
+            <w:tcW w:type="dxa" w:w="3000"/>
+            <w:shd w:fill="F2F2F2" w:val="clear"/>
+            <w:tcMar>
+              <w:top w:type="dxa" w:w="70"/>
+              <w:left w:type="dxa" w:w="110"/>
+              <w:bottom w:type="dxa" w:w="70"/>
+              <w:right w:type="dxa" w:w="110"/>
+            </w:tcMar>
+            <w:vAlign w:val="center"/>
+          </w:tcPr>
+          <w:p>
+            <w:pPr>
+              <w:spacing w:after="0"/>
+            </w:pPr>
+            <w:r>
+              <w:rPr>
+                <w:b w:val="false"/>
+                <w:bCs w:val="false"/>
+                <w:sz w:val="17"/>
+                <w:szCs w:val="17"/>
+              </w:rPr>
+              <w:t xml:space="preserve">IBGE — malhas</w:t>
+            </w:r>
+          </w:p>
+        </w:tc>
+        <w:tc>
+          <w:tcPr>
+            <w:tcW w:type="dxa" w:w="2400"/>
+            <w:shd w:fill="F2F2F2" w:val="clear"/>
+            <w:tcMar>
+              <w:top w:type="dxa" w:w="70"/>
+              <w:left w:type="dxa" w:w="110"/>
+              <w:bottom w:type="dxa" w:w="70"/>
+              <w:right w:type="dxa" w:w="110"/>
+            </w:tcMar>
+            <w:vAlign w:val="center"/>
+          </w:tcPr>
+          <w:p>
+            <w:pPr>
+              <w:spacing w:after="0"/>
+            </w:pPr>
+            <w:r>
+              <w:rPr>
+                <w:b w:val="false"/>
+                <w:bCs w:val="false"/>
+                <w:sz w:val="17"/>
+                <w:szCs w:val="17"/>
+              </w:rPr>
+              <w:t xml:space="preserve">Integrado (aba Eleições)</w:t>
+            </w:r>
+          </w:p>
+        </w:tc>
+        <w:tc>
+          <w:tcPr>
+            <w:tcW w:type="dxa" w:w="4200"/>
+            <w:shd w:fill="F2F2F2" w:val="clear"/>
+            <w:tcMar>
+              <w:top w:type="dxa" w:w="70"/>
+              <w:left w:type="dxa" w:w="110"/>
+              <w:bottom w:type="dxa" w:w="70"/>
+              <w:right w:type="dxa" w:w="110"/>
+            </w:tcMar>
+            <w:vAlign w:val="center"/>
+          </w:tcPr>
+          <w:p>
+            <w:pPr>
+              <w:spacing w:after="0"/>
+            </w:pPr>
+            <w:r>
+              <w:rPr>
+                <w:b w:val="false"/>
+                <w:bCs w:val="false"/>
+                <w:sz w:val="17"/>
+                <w:szCs w:val="17"/>
+              </w:rPr>
+              <w:t xml:space="preserve">Mapa</w:t>
+            </w:r>
+          </w:p>
+        </w:tc>
+      </w:tr>
+      <w:tr>
+        <w:trPr>
+          <w:cantSplit/>
+        </w:trPr>
+        <w:tc>
+          <w:tcPr>
+            <w:tcW w:type="dxa" w:w="3000"/>
+            <w:shd w:fill="FFFFFF" w:val="clear"/>
+            <w:tcMar>
+              <w:top w:type="dxa" w:w="70"/>
+              <w:left w:type="dxa" w:w="110"/>
+              <w:bottom w:type="dxa" w:w="70"/>
+              <w:right w:type="dxa" w:w="110"/>
+            </w:tcMar>
+            <w:vAlign w:val="center"/>
+          </w:tcPr>
+          <w:p>
+            <w:pPr>
+              <w:spacing w:after="0"/>
+            </w:pPr>
+            <w:r>
+              <w:rPr>
+                <w:b w:val="false"/>
+                <w:bCs w:val="false"/>
+                <w:sz w:val="17"/>
+                <w:szCs w:val="17"/>
+              </w:rPr>
+              <w:t xml:space="preserve">TSE — resultados e dados abertos</w:t>
+            </w:r>
+          </w:p>
+        </w:tc>
+        <w:tc>
+          <w:tcPr>
+            <w:tcW w:type="dxa" w:w="2400"/>
+            <w:shd w:fill="FFFFFF" w:val="clear"/>
+            <w:tcMar>
+              <w:top w:type="dxa" w:w="70"/>
+              <w:left w:type="dxa" w:w="110"/>
+              <w:bottom w:type="dxa" w:w="70"/>
+              <w:right w:type="dxa" w:w="110"/>
+            </w:tcMar>
+            <w:vAlign w:val="center"/>
+          </w:tcPr>
+          <w:p>
+            <w:pPr>
+              <w:spacing w:after="0"/>
+            </w:pPr>
+            <w:r>
+              <w:rPr>
+                <w:b w:val="false"/>
+                <w:bCs w:val="false"/>
+                <w:sz w:val="17"/>
+                <w:szCs w:val="17"/>
+              </w:rPr>
+              <w:t xml:space="preserve">Integrado (aba Eleições)</w:t>
+            </w:r>
+          </w:p>
+        </w:tc>
+        <w:tc>
+          <w:tcPr>
+            <w:tcW w:type="dxa" w:w="4200"/>
+            <w:shd w:fill="FFFFFF" w:val="clear"/>
+            <w:tcMar>
+              <w:top w:type="dxa" w:w="70"/>
+              <w:left w:type="dxa" w:w="110"/>
+              <w:bottom w:type="dxa" w:w="70"/>
+              <w:right w:type="dxa" w:w="110"/>
+            </w:tcMar>
+            <w:vAlign w:val="center"/>
+          </w:tcPr>
+          <w:p>
+            <w:pPr>
+              <w:spacing w:after="0"/>
+            </w:pPr>
+            <w:r>
+              <w:rPr>
+                <w:b w:val="false"/>
+                <w:bCs w:val="false"/>
+                <w:sz w:val="17"/>
+                <w:szCs w:val="17"/>
+              </w:rPr>
+              <w:t xml:space="preserve">DOC-12</w:t>
+            </w:r>
+          </w:p>
+        </w:tc>
+      </w:tr>
+      <w:tr>
+        <w:trPr>
+          <w:cantSplit/>
+        </w:trPr>
+        <w:tc>
+          <w:tcPr>
+            <w:tcW w:type="dxa" w:w="3000"/>
+            <w:shd w:fill="F2F2F2" w:val="clear"/>
+            <w:tcMar>
+              <w:top w:type="dxa" w:w="70"/>
+              <w:left w:type="dxa" w:w="110"/>
+              <w:bottom w:type="dxa" w:w="70"/>
+              <w:right w:type="dxa" w:w="110"/>
+            </w:tcMar>
+            <w:vAlign w:val="center"/>
+          </w:tcPr>
+          <w:p>
+            <w:pPr>
+              <w:spacing w:after="0"/>
+            </w:pPr>
+            <w:r>
+              <w:rPr>
+                <w:b w:val="false"/>
+                <w:bCs w:val="false"/>
+                <w:sz w:val="17"/>
+                <w:szCs w:val="17"/>
+              </w:rPr>
+              <w:t xml:space="preserve">Portal da Transparência (CGU)</w:t>
+            </w:r>
+          </w:p>
+        </w:tc>
+        <w:tc>
+          <w:tcPr>
+            <w:tcW w:type="dxa" w:w="2400"/>
+            <w:shd w:fill="F2F2F2" w:val="clear"/>
+            <w:tcMar>
+              <w:top w:type="dxa" w:w="70"/>
+              <w:left w:type="dxa" w:w="110"/>
+              <w:bottom w:type="dxa" w:w="70"/>
+              <w:right w:type="dxa" w:w="110"/>
+            </w:tcMar>
+            <w:vAlign w:val="center"/>
+          </w:tcPr>
+          <w:p>
+            <w:pPr>
+              <w:spacing w:after="0"/>
+            </w:pPr>
+            <w:r>
+              <w:rPr>
+                <w:b w:val="false"/>
+                <w:bCs w:val="false"/>
+                <w:sz w:val="17"/>
+                <w:szCs w:val="17"/>
+              </w:rPr>
+              <w:t xml:space="preserve">Pendente</w:t>
+            </w:r>
+          </w:p>
+        </w:tc>
+        <w:tc>
+          <w:tcPr>
+            <w:tcW w:type="dxa" w:w="4200"/>
+            <w:shd w:fill="F2F2F2" w:val="clear"/>
+            <w:tcMar>
+              <w:top w:type="dxa" w:w="70"/>
+              <w:left w:type="dxa" w:w="110"/>
+              <w:bottom w:type="dxa" w:w="70"/>
+              <w:right w:type="dxa" w:w="110"/>
+            </w:tcMar>
+            <w:vAlign w:val="center"/>
+          </w:tcPr>
+          <w:p>
+            <w:pPr>
+              <w:spacing w:after="0"/>
+            </w:pPr>
+            <w:r>
+              <w:rPr>
+                <w:b w:val="false"/>
+                <w:bCs w:val="false"/>
+                <w:sz w:val="17"/>
+                <w:szCs w:val="17"/>
+              </w:rPr>
+              <w:t xml:space="preserve">Exige token; previsto na Fase 1</w:t>
+            </w:r>
+          </w:p>
+        </w:tc>
+      </w:tr>
+      <w:tr>
+        <w:trPr>
+          <w:cantSplit/>
+        </w:trPr>
+        <w:tc>
+          <w:tcPr>
+            <w:tcW w:type="dxa" w:w="3000"/>
+            <w:shd w:fill="FFFFFF" w:val="clear"/>
+            <w:tcMar>
+              <w:top w:type="dxa" w:w="70"/>
+              <w:left w:type="dxa" w:w="110"/>
+              <w:bottom w:type="dxa" w:w="70"/>
+              <w:right w:type="dxa" w:w="110"/>
+            </w:tcMar>
+            <w:vAlign w:val="center"/>
+          </w:tcPr>
+          <w:p>
+            <w:pPr>
+              <w:spacing w:after="0"/>
+            </w:pPr>
+            <w:r>
+              <w:rPr>
+                <w:b w:val="false"/>
+                <w:bCs w:val="false"/>
+                <w:sz w:val="17"/>
+                <w:szCs w:val="17"/>
+              </w:rPr>
+              <w:t xml:space="preserve">Receita Federal — CNPJ</w:t>
+            </w:r>
+          </w:p>
+        </w:tc>
+        <w:tc>
+          <w:tcPr>
+            <w:tcW w:type="dxa" w:w="2400"/>
+            <w:shd w:fill="FFFFFF" w:val="clear"/>
+            <w:tcMar>
+              <w:top w:type="dxa" w:w="70"/>
+              <w:left w:type="dxa" w:w="110"/>
+              <w:bottom w:type="dxa" w:w="70"/>
+              <w:right w:type="dxa" w:w="110"/>
+            </w:tcMar>
+            <w:vAlign w:val="center"/>
+          </w:tcPr>
+          <w:p>
+            <w:pPr>
+              <w:spacing w:after="0"/>
+            </w:pPr>
+            <w:r>
+              <w:rPr>
+                <w:b w:val="false"/>
+                <w:bCs w:val="false"/>
+                <w:sz w:val="17"/>
+                <w:szCs w:val="17"/>
+              </w:rPr>
+              <w:t xml:space="preserve">Pendente</w:t>
+            </w:r>
+          </w:p>
+        </w:tc>
+        <w:tc>
+          <w:tcPr>
+            <w:tcW w:type="dxa" w:w="4200"/>
+            <w:shd w:fill="FFFFFF" w:val="clear"/>
+            <w:tcMar>
+              <w:top w:type="dxa" w:w="70"/>
+              <w:left w:type="dxa" w:w="110"/>
+              <w:bottom w:type="dxa" w:w="70"/>
+              <w:right w:type="dxa" w:w="110"/>
+            </w:tcMar>
+            <w:vAlign w:val="center"/>
+          </w:tcPr>
+          <w:p>
+            <w:pPr>
+              <w:spacing w:after="0"/>
+            </w:pPr>
+            <w:r>
+              <w:rPr>
+                <w:b w:val="false"/>
+                <w:bCs w:val="false"/>
+                <w:sz w:val="17"/>
+                <w:szCs w:val="17"/>
+              </w:rPr>
+              <w:t xml:space="preserve">Arquivos completos; base da família D</w:t>
+            </w:r>
+          </w:p>
+        </w:tc>
+      </w:tr>
+      <w:tr>
+        <w:trPr>
+          <w:cantSplit/>
+        </w:trPr>
+        <w:tc>
+          <w:tcPr>
+            <w:tcW w:type="dxa" w:w="3000"/>
+            <w:shd w:fill="F2F2F2" w:val="clear"/>
+            <w:tcMar>
+              <w:top w:type="dxa" w:w="70"/>
+              <w:left w:type="dxa" w:w="110"/>
+              <w:bottom w:type="dxa" w:w="70"/>
+              <w:right w:type="dxa" w:w="110"/>
+            </w:tcMar>
+            <w:vAlign w:val="center"/>
+          </w:tcPr>
+          <w:p>
+            <w:pPr>
+              <w:spacing w:after="0"/>
+            </w:pPr>
+            <w:r>
+              <w:rPr>
+                <w:b w:val="false"/>
+                <w:bCs w:val="false"/>
+                <w:sz w:val="17"/>
+                <w:szCs w:val="17"/>
+              </w:rPr>
+              <w:t xml:space="preserve">TSE — prestação de contas</w:t>
+            </w:r>
+          </w:p>
+        </w:tc>
+        <w:tc>
+          <w:tcPr>
+            <w:tcW w:type="dxa" w:w="2400"/>
+            <w:shd w:fill="F2F2F2" w:val="clear"/>
+            <w:tcMar>
+              <w:top w:type="dxa" w:w="70"/>
+              <w:left w:type="dxa" w:w="110"/>
+              <w:bottom w:type="dxa" w:w="70"/>
+              <w:right w:type="dxa" w:w="110"/>
+            </w:tcMar>
+            <w:vAlign w:val="center"/>
+          </w:tcPr>
+          <w:p>
+            <w:pPr>
+              <w:spacing w:after="0"/>
+            </w:pPr>
+            <w:r>
+              <w:rPr>
+                <w:b w:val="false"/>
+                <w:bCs w:val="false"/>
+                <w:sz w:val="17"/>
+                <w:szCs w:val="17"/>
+              </w:rPr>
+              <w:t xml:space="preserve">Pendente</w:t>
+            </w:r>
+          </w:p>
+        </w:tc>
+        <w:tc>
+          <w:tcPr>
+            <w:tcW w:type="dxa" w:w="4200"/>
+            <w:shd w:fill="F2F2F2" w:val="clear"/>
+            <w:tcMar>
+              <w:top w:type="dxa" w:w="70"/>
+              <w:left w:type="dxa" w:w="110"/>
+              <w:bottom w:type="dxa" w:w="70"/>
+              <w:right w:type="dxa" w:w="110"/>
+            </w:tcMar>
+            <w:vAlign w:val="center"/>
+          </w:tcPr>
+          <w:p>
+            <w:pPr>
+              <w:spacing w:after="0"/>
+            </w:pPr>
+            <w:r>
+              <w:rPr>
+                <w:b w:val="false"/>
+                <w:bCs w:val="false"/>
+                <w:sz w:val="17"/>
+                <w:szCs w:val="17"/>
+              </w:rPr>
+              <w:t xml:space="preserve">Pré-requisito da K-01; revisão editorial antes de qualquer uso</w:t>
+            </w:r>
+          </w:p>
+        </w:tc>
+      </w:tr>
+      <w:tr>
+        <w:trPr>
+          <w:cantSplit/>
+        </w:trPr>
+        <w:tc>
+          <w:tcPr>
+            <w:tcW w:type="dxa" w:w="3000"/>
+            <w:shd w:fill="FFFFFF" w:val="clear"/>
+            <w:tcMar>
+              <w:top w:type="dxa" w:w="70"/>
+              <w:left w:type="dxa" w:w="110"/>
+              <w:bottom w:type="dxa" w:w="70"/>
+              <w:right w:type="dxa" w:w="110"/>
+            </w:tcMar>
+            <w:vAlign w:val="center"/>
+          </w:tcPr>
+          <w:p>
+            <w:pPr>
+              <w:spacing w:after="0"/>
+            </w:pPr>
+            <w:r>
+              <w:rPr>
+                <w:b w:val="false"/>
+                <w:bCs w:val="false"/>
+                <w:sz w:val="17"/>
+                <w:szCs w:val="17"/>
+              </w:rPr>
+              <w:t xml:space="preserve">Compras.gov.br, estados, tribunais de contas, municípios</w:t>
+            </w:r>
+          </w:p>
+        </w:tc>
+        <w:tc>
+          <w:tcPr>
+            <w:tcW w:type="dxa" w:w="2400"/>
+            <w:shd w:fill="FFFFFF" w:val="clear"/>
+            <w:tcMar>
+              <w:top w:type="dxa" w:w="70"/>
+              <w:left w:type="dxa" w:w="110"/>
+              <w:bottom w:type="dxa" w:w="70"/>
+              <w:right w:type="dxa" w:w="110"/>
+            </w:tcMar>
+            <w:vAlign w:val="center"/>
+          </w:tcPr>
+          <w:p>
+            <w:pPr>
+              <w:spacing w:after="0"/>
+            </w:pPr>
+            <w:r>
+              <w:rPr>
+                <w:b w:val="false"/>
+                <w:bCs w:val="false"/>
+                <w:sz w:val="17"/>
+                <w:szCs w:val="17"/>
+              </w:rPr>
+              <w:t xml:space="preserve">Planejado</w:t>
+            </w:r>
+          </w:p>
+        </w:tc>
+        <w:tc>
+          <w:tcPr>
+            <w:tcW w:type="dxa" w:w="4200"/>
+            <w:shd w:fill="FFFFFF" w:val="clear"/>
+            <w:tcMar>
+              <w:top w:type="dxa" w:w="70"/>
+              <w:left w:type="dxa" w:w="110"/>
+              <w:bottom w:type="dxa" w:w="70"/>
+              <w:right w:type="dxa" w:w="110"/>
+            </w:tcMar>
+            <w:vAlign w:val="center"/>
+          </w:tcPr>
+          <w:p>
+            <w:pPr>
+              <w:spacing w:after="0"/>
+            </w:pPr>
+            <w:r>
+              <w:rPr>
+                <w:b w:val="false"/>
+                <w:bCs w:val="false"/>
+                <w:sz w:val="17"/>
+                <w:szCs w:val="17"/>
+              </w:rPr>
+              <w:t xml:space="preserve">Fases 2 a 4, conforme a seção 6</w:t>
+            </w:r>
+          </w:p>
+        </w:tc>
+      </w:tr>
+    </w:tbl>
+    <w:p>
+      <w:pPr>
+        <w:pStyle w:val="Heading1"/>
+        <w:keepNext/>
+        <w:keepLines/>
+        <w:spacing w:after="160" w:before="380"/>
+      </w:pPr>
+      <w:r>
+        <w:t xml:space="preserve">8. Registro de fontes</w:t>
       </w:r>
     </w:p>
     <w:p>
@@ -8085,6 +11714,9 @@
         </w:tc>
       </w:tr>
       <w:tr>
+        <w:trPr>
+          <w:cantSplit/>
+        </w:trPr>
         <w:tc>
           <w:tcPr>
             <w:tcW w:type="dxa" w:w="2800"/>
@@ -8141,6 +11773,9 @@
         </w:tc>
       </w:tr>
       <w:tr>
+        <w:trPr>
+          <w:cantSplit/>
+        </w:trPr>
         <w:tc>
           <w:tcPr>
             <w:tcW w:type="dxa" w:w="2800"/>
@@ -8197,6 +11832,9 @@
         </w:tc>
       </w:tr>
       <w:tr>
+        <w:trPr>
+          <w:cantSplit/>
+        </w:trPr>
         <w:tc>
           <w:tcPr>
             <w:tcW w:type="dxa" w:w="2800"/>
@@ -8253,6 +11891,9 @@
         </w:tc>
       </w:tr>
       <w:tr>
+        <w:trPr>
+          <w:cantSplit/>
+        </w:trPr>
         <w:tc>
           <w:tcPr>
             <w:tcW w:type="dxa" w:w="2800"/>
@@ -8309,6 +11950,9 @@
         </w:tc>
       </w:tr>
       <w:tr>
+        <w:trPr>
+          <w:cantSplit/>
+        </w:trPr>
         <w:tc>
           <w:tcPr>
             <w:tcW w:type="dxa" w:w="2800"/>
@@ -8365,6 +12009,9 @@
         </w:tc>
       </w:tr>
       <w:tr>
+        <w:trPr>
+          <w:cantSplit/>
+        </w:trPr>
         <w:tc>
           <w:tcPr>
             <w:tcW w:type="dxa" w:w="2800"/>
@@ -8421,6 +12068,9 @@
         </w:tc>
       </w:tr>
       <w:tr>
+        <w:trPr>
+          <w:cantSplit/>
+        </w:trPr>
         <w:tc>
           <w:tcPr>
             <w:tcW w:type="dxa" w:w="2800"/>
@@ -8477,6 +12127,9 @@
         </w:tc>
       </w:tr>
       <w:tr>
+        <w:trPr>
+          <w:cantSplit/>
+        </w:trPr>
         <w:tc>
           <w:tcPr>
             <w:tcW w:type="dxa" w:w="2800"/>
@@ -8533,6 +12186,9 @@
         </w:tc>
       </w:tr>
       <w:tr>
+        <w:trPr>
+          <w:cantSplit/>
+        </w:trPr>
         <w:tc>
           <w:tcPr>
             <w:tcW w:type="dxa" w:w="2800"/>
@@ -8590,8 +12246,8 @@
       </w:tr>
     </w:tbl>
     <w:sectPr>
-      <w:headerReference w:type="default" r:id="rId7"/>
-      <w:footerReference w:type="default" r:id="rId8"/>
+      <w:headerReference w:type="default" r:id="rId6"/>
+      <w:footerReference w:type="default" r:id="rId7"/>
       <w:pgSz w:w="11906" w:h="16838" w:orient="portrait"/>
       <w:pgMar w:top="1140" w:right="1134" w:bottom="1140" w:left="1134" w:header="708" w:footer="708" w:gutter="0"/>
       <w:pgNumType/>
@@ -8599,10 +12255,6 @@
     </w:sectPr>
   </w:body>
 </w:document>
-</file>
-
-<file path=word/comments.xml><?xml version="1.0" encoding="utf-8"?>
-<w:comments xmlns:cx="http://schemas.microsoft.com/office/drawing/2014/chartex" xmlns:cx1="http://schemas.microsoft.com/office/drawing/2015/9/8/chartex" xmlns:cx2="http://schemas.microsoft.com/office/drawing/2015/10/21/chartex" xmlns:cx3="http://schemas.microsoft.com/office/drawing/2016/5/9/chartex" xmlns:cx4="http://schemas.microsoft.com/office/drawing/2016/5/10/chartex" xmlns:cx5="http://schemas.microsoft.com/office/drawing/2016/5/11/chartex" xmlns:cx6="http://schemas.microsoft.com/office/drawing/2016/5/12/chartex" xmlns:cx7="http://schemas.microsoft.com/office/drawing/2016/5/13/chartex" xmlns:cx8="http://schemas.microsoft.com/office/drawing/2016/5/14/chartex" xmlns:mc="http://schemas.openxmlformats.org/markup-compatibility/2006" xmlns:aink="http://schemas.microsoft.com/office/drawing/2016/ink" xmlns:am3d="http://schemas.microsoft.com/office/drawing/2017/model3d" xmlns:o="urn:schemas-microsoft-com:office:office" xmlns:r="http://schemas.openxmlformats.org/officeDocument/2006/relationships" xmlns:m="http://schemas.openxmlformats.org/officeDocument/2006/math" xmlns:v="urn:schemas-microsoft-com:vml" xmlns:wp14="http://schemas.microsoft.com/office/word/2010/wordprocessingDrawing" xmlns:wp="http://schemas.openxmlformats.org/drawingml/2006/wordprocessingDrawing" xmlns:w10="urn:schemas-microsoft-com:office:word" xmlns:w="http://schemas.openxmlformats.org/wordprocessingml/2006/main" xmlns:w14="http://schemas.microsoft.com/office/word/2010/wordml" xmlns:w15="http://schemas.microsoft.com/office/word/2012/wordml" xmlns:w16cex="http://schemas.microsoft.com/office/word/2018/wordml/cex" xmlns:w16cid="http://schemas.microsoft.com/office/word/2016/wordml/cid" xmlns:w16="http://schemas.microsoft.com/office/word/2018/wordml" xmlns:w16sdtdh="http://schemas.microsoft.com/office/word/2020/wordml/sdtdatahash" xmlns:w16se="http://schemas.microsoft.com/office/word/2015/wordml/symex" xmlns:wpg="http://schemas.microsoft.com/office/word/2010/wordprocessingGroup" xmlns:wpi="http://schemas.microsoft.com/office/word/2010/wordprocessingInk" xmlns:wne="http://schemas.microsoft.com/office/word/2006/wordml" xmlns:wps="http://schemas.microsoft.com/office/word/2010/wordprocessingShape"/>
 </file>
 
 <file path=word/endnotes.xml><?xml version="1.0" encoding="utf-8"?>
@@ -8751,7 +12403,7 @@
 <w:numbering xmlns:wpc="http://schemas.microsoft.com/office/word/2010/wordprocessingCanvas" xmlns:mc="http://schemas.openxmlformats.org/markup-compatibility/2006" xmlns:o="urn:schemas-microsoft-com:office:office" xmlns:r="http://schemas.openxmlformats.org/officeDocument/2006/relationships" xmlns:m="http://schemas.openxmlformats.org/officeDocument/2006/math" xmlns:v="urn:schemas-microsoft-com:vml" xmlns:wp14="http://schemas.microsoft.com/office/word/2010/wordprocessingDrawing" xmlns:wp="http://schemas.openxmlformats.org/drawingml/2006/wordprocessingDrawing" xmlns:w10="urn:schemas-microsoft-com:office:word" xmlns:w="http://schemas.openxmlformats.org/wordprocessingml/2006/main" xmlns:w14="http://schemas.microsoft.com/office/word/2010/wordml" xmlns:w15="http://schemas.microsoft.com/office/word/2012/wordml" xmlns:wpg="http://schemas.microsoft.com/office/word/2010/wordprocessingGroup" xmlns:wpi="http://schemas.microsoft.com/office/word/2010/wordprocessingInk" xmlns:wne="http://schemas.microsoft.com/office/word/2006/wordml" xmlns:wps="http://schemas.microsoft.com/office/word/2010/wordprocessingShape" mc:Ignorable="w14 w15 wp14">
   <w:abstractNum w:abstractNumId="1" w15:restartNumberingAfterBreak="0">
     <w:multiLevelType w:val="hybridMultilevel"/>
-    <w:lvl w:ilvl="0" w15:tentative="1">
+    <w:lvl w:ilvl="0" w:tentative="1">
       <w:start w:val="1"/>
       <w:numFmt w:val="bullet"/>
       <w:lvlText w:val="●"/>
@@ -8760,7 +12412,7 @@
         <w:ind w:left="720" w:hanging="360"/>
       </w:pPr>
     </w:lvl>
-    <w:lvl w:ilvl="1" w15:tentative="1">
+    <w:lvl w:ilvl="1" w:tentative="1">
       <w:start w:val="1"/>
       <w:numFmt w:val="bullet"/>
       <w:lvlText w:val="○"/>
@@ -8769,7 +12421,7 @@
         <w:ind w:left="1440" w:hanging="360"/>
       </w:pPr>
     </w:lvl>
-    <w:lvl w:ilvl="2" w15:tentative="1">
+    <w:lvl w:ilvl="2" w:tentative="1">
       <w:start w:val="1"/>
       <w:numFmt w:val="bullet"/>
       <w:lvlText w:val="■"/>
@@ -8778,7 +12430,7 @@
         <w:ind w:left="2160" w:hanging="360"/>
       </w:pPr>
     </w:lvl>
-    <w:lvl w:ilvl="3" w15:tentative="1">
+    <w:lvl w:ilvl="3" w:tentative="1">
       <w:start w:val="1"/>
       <w:numFmt w:val="bullet"/>
       <w:lvlText w:val="●"/>
@@ -8787,7 +12439,7 @@
         <w:ind w:left="2880" w:hanging="360"/>
       </w:pPr>
     </w:lvl>
-    <w:lvl w:ilvl="4" w15:tentative="1">
+    <w:lvl w:ilvl="4" w:tentative="1">
       <w:start w:val="1"/>
       <w:numFmt w:val="bullet"/>
       <w:lvlText w:val="○"/>
@@ -8796,7 +12448,7 @@
         <w:ind w:left="3600" w:hanging="360"/>
       </w:pPr>
     </w:lvl>
-    <w:lvl w:ilvl="5" w15:tentative="1">
+    <w:lvl w:ilvl="5" w:tentative="1">
       <w:start w:val="1"/>
       <w:numFmt w:val="bullet"/>
       <w:lvlText w:val="■"/>
@@ -8805,7 +12457,7 @@
         <w:ind w:left="4320" w:hanging="360"/>
       </w:pPr>
     </w:lvl>
-    <w:lvl w:ilvl="6" w15:tentative="1">
+    <w:lvl w:ilvl="6" w:tentative="1">
       <w:start w:val="1"/>
       <w:numFmt w:val="bullet"/>
       <w:lvlText w:val="●"/>
@@ -8814,7 +12466,7 @@
         <w:ind w:left="5040" w:hanging="360"/>
       </w:pPr>
     </w:lvl>
-    <w:lvl w:ilvl="7" w15:tentative="1">
+    <w:lvl w:ilvl="7" w:tentative="1">
       <w:start w:val="1"/>
       <w:numFmt w:val="bullet"/>
       <w:lvlText w:val="●"/>
@@ -8823,7 +12475,7 @@
         <w:ind w:left="5760" w:hanging="360"/>
       </w:pPr>
     </w:lvl>
-    <w:lvl w:ilvl="8" w15:tentative="1">
+    <w:lvl w:ilvl="8" w:tentative="1">
       <w:start w:val="1"/>
       <w:numFmt w:val="bullet"/>
       <w:lvlText w:val="●"/>
@@ -8835,7 +12487,7 @@
   </w:abstractNum>
   <w:abstractNum w:abstractNumId="2" w15:restartNumberingAfterBreak="0">
     <w:multiLevelType w:val="hybridMultilevel"/>
-    <w:lvl w:ilvl="0" w15:tentative="1">
+    <w:lvl w:ilvl="0" w:tentative="1">
       <w:start w:val="1"/>
       <w:numFmt w:val="bullet"/>
       <w:lvlText w:val="•"/>
@@ -8844,7 +12496,7 @@
         <w:ind w:left="420" w:hanging="250"/>
       </w:pPr>
     </w:lvl>
-    <w:lvl w:ilvl="1" w15:tentative="1">
+    <w:lvl w:ilvl="1" w:tentative="1">
       <w:start w:val="1"/>
       <w:numFmt w:val="bullet"/>
       <w:lvlText w:val="◦"/>
@@ -8853,7 +12505,7 @@
         <w:ind w:left="840" w:hanging="250"/>
       </w:pPr>
     </w:lvl>
-    <w:lvl w:ilvl="2" w15:tentative="1">
+    <w:lvl w:ilvl="2" w:tentative="1">
       <w:start w:val="1"/>
       <w:numFmt w:val="bullet"/>
       <w:lvlText w:val="▪"/>
@@ -8865,7 +12517,7 @@
   </w:abstractNum>
   <w:abstractNum w:abstractNumId="3" w15:restartNumberingAfterBreak="0">
     <w:multiLevelType w:val="hybridMultilevel"/>
-    <w:lvl w:ilvl="0" w15:tentative="1">
+    <w:lvl w:ilvl="0" w:tentative="1">
       <w:start w:val="1"/>
       <w:numFmt w:val="decimal"/>
       <w:lvlText w:val="%1."/>
@@ -8874,7 +12526,7 @@
         <w:ind w:left="440" w:hanging="280"/>
       </w:pPr>
     </w:lvl>
-    <w:lvl w:ilvl="1" w15:tentative="1">
+    <w:lvl w:ilvl="1" w:tentative="1">
       <w:start w:val="1"/>
       <w:numFmt w:val="lowerLetter"/>
       <w:lvlText w:val="%2)"/>
@@ -8915,6 +12567,10 @@
       </w:pPr>
     </w:pPrDefault>
   </w:docDefaults>
+  <w:style w:type="paragraph" w:styleId="Normal" w:default="1">
+    <w:name w:val="Normal"/>
+    <w:qFormat/>
+  </w:style>
   <w:style w:type="paragraph" w:styleId="Title">
     <w:name w:val="Title"/>
     <w:basedOn w:val="Normal"/>
@@ -9105,4 +12761,294 @@
     </w:rPr>
   </w:style>
 </w:styles>
+</file>
+
+<file path=word/theme/theme1.xml><?xml version="1.0" encoding="utf-8"?>
+<a:theme xmlns:a="http://schemas.openxmlformats.org/drawingml/2006/main" name="Office Theme">
+  <a:themeElements>
+    <a:clrScheme name="Office">
+      <a:dk1>
+        <a:sysClr val="windowText" lastClr="000000"/>
+      </a:dk1>
+      <a:lt1>
+        <a:sysClr val="window" lastClr="FFFFFF"/>
+      </a:lt1>
+      <a:dk2>
+        <a:srgbClr val="44546A"/>
+      </a:dk2>
+      <a:lt2>
+        <a:srgbClr val="E7E6E6"/>
+      </a:lt2>
+      <a:accent1>
+        <a:srgbClr val="4472C4"/>
+      </a:accent1>
+      <a:accent2>
+        <a:srgbClr val="ED7D31"/>
+      </a:accent2>
+      <a:accent3>
+        <a:srgbClr val="A5A5A5"/>
+      </a:accent3>
+      <a:accent4>
+        <a:srgbClr val="FFC000"/>
+      </a:accent4>
+      <a:accent5>
+        <a:srgbClr val="5B9BD5"/>
+      </a:accent5>
+      <a:accent6>
+        <a:srgbClr val="70AD47"/>
+      </a:accent6>
+      <a:hlink>
+        <a:srgbClr val="0563C1"/>
+      </a:hlink>
+      <a:folHlink>
+        <a:srgbClr val="954F72"/>
+      </a:folHlink>
+    </a:clrScheme>
+    <a:fontScheme name="Office">
+      <a:majorFont>
+        <a:latin typeface="Calibri Light" panose="020F0302020204030204"/>
+        <a:ea typeface=""/>
+        <a:cs typeface=""/>
+        <a:font script="Jpan" typeface="游ゴシック Light"/>
+        <a:font script="Hang" typeface="맑은 고딕"/>
+        <a:font script="Hans" typeface="等线 Light"/>
+        <a:font script="Hant" typeface="新細明體"/>
+        <a:font script="Arab" typeface="Times New Roman"/>
+        <a:font script="Hebr" typeface="Times New Roman"/>
+        <a:font script="Thai" typeface="Angsana New"/>
+        <a:font script="Ethi" typeface="Nyala"/>
+        <a:font script="Beng" typeface="Vrinda"/>
+        <a:font script="Gujr" typeface="Shruti"/>
+        <a:font script="Khmr" typeface="MoolBoran"/>
+        <a:font script="Knda" typeface="Tunga"/>
+        <a:font script="Guru" typeface="Raavi"/>
+        <a:font script="Cans" typeface="Euphemia"/>
+        <a:font script="Cher" typeface="Plantagenet Cherokee"/>
+        <a:font script="Yiii" typeface="Microsoft Yi Baiti"/>
+        <a:font script="Tibt" typeface="Microsoft Himalaya"/>
+        <a:font script="Thaa" typeface="MV Boli"/>
+        <a:font script="Deva" typeface="Mangal"/>
+        <a:font script="Telu" typeface="Gautami"/>
+        <a:font script="Taml" typeface="Latha"/>
+        <a:font script="Syrc" typeface="Estrangelo Edessa"/>
+        <a:font script="Orya" typeface="Kalinga"/>
+        <a:font script="Mlym" typeface="Kartika"/>
+        <a:font script="Laoo" typeface="DokChampa"/>
+        <a:font script="Sinh" typeface="Iskoola Pota"/>
+        <a:font script="Mong" typeface="Mongolian Baiti"/>
+        <a:font script="Viet" typeface="Times New Roman"/>
+        <a:font script="Uigh" typeface="Microsoft Uighur"/>
+        <a:font script="Geor" typeface="Sylfaen"/>
+        <a:font script="Armn" typeface="Arial"/>
+        <a:font script="Bugi" typeface="Leelawadee UI"/>
+        <a:font script="Bopo" typeface="Microsoft JhengHei"/>
+        <a:font script="Java" typeface="Javanese Text"/>
+        <a:font script="Lisu" typeface="Segoe UI"/>
+        <a:font script="Mymr" typeface="Myanmar Text"/>
+        <a:font script="Nkoo" typeface="Ebrima"/>
+        <a:font script="Olck" typeface="Nirmala UI"/>
+        <a:font script="Osma" typeface="Ebrima"/>
+        <a:font script="Phag" typeface="Phagspa"/>
+        <a:font script="Syrn" typeface="Estrangelo Edessa"/>
+        <a:font script="Syrj" typeface="Estrangelo Edessa"/>
+        <a:font script="Syre" typeface="Estrangelo Edessa"/>
+        <a:font script="Sora" typeface="Nirmala UI"/>
+        <a:font script="Tale" typeface="Microsoft Tai Le"/>
+        <a:font script="Talu" typeface="Microsoft New Tai Lue"/>
+        <a:font script="Tfng" typeface="Ebrima"/>
+      </a:majorFont>
+      <a:minorFont>
+        <a:latin typeface="Calibri" panose="020F0502020204030204"/>
+        <a:ea typeface=""/>
+        <a:cs typeface=""/>
+        <a:font script="Jpan" typeface="游明朝"/>
+        <a:font script="Hang" typeface="맑은 고딕"/>
+        <a:font script="Hans" typeface="等线"/>
+        <a:font script="Hant" typeface="新細明體"/>
+        <a:font script="Arab" typeface="Arial"/>
+        <a:font script="Hebr" typeface="Arial"/>
+        <a:font script="Thai" typeface="Cordia New"/>
+        <a:font script="Ethi" typeface="Nyala"/>
+        <a:font script="Beng" typeface="Vrinda"/>
+        <a:font script="Gujr" typeface="Shruti"/>
+        <a:font script="Khmr" typeface="DaunPenh"/>
+        <a:font script="Knda" typeface="Tunga"/>
+        <a:font script="Guru" typeface="Raavi"/>
+        <a:font script="Cans" typeface="Euphemia"/>
+        <a:font script="Cher" typeface="Plantagenet Cherokee"/>
+        <a:font script="Yiii" typeface="Microsoft Yi Baiti"/>
+        <a:font script="Tibt" typeface="Microsoft Himalaya"/>
+        <a:font script="Thaa" typeface="MV Boli"/>
+        <a:font script="Deva" typeface="Mangal"/>
+        <a:font script="Telu" typeface="Gautami"/>
+        <a:font script="Taml" typeface="Latha"/>
+        <a:font script="Syrc" typeface="Estrangelo Edessa"/>
+        <a:font script="Orya" typeface="Kalinga"/>
+        <a:font script="Mlym" typeface="Kartika"/>
+        <a:font script="Laoo" typeface="DokChampa"/>
+        <a:font script="Sinh" typeface="Iskoola Pota"/>
+        <a:font script="Mong" typeface="Mongolian Baiti"/>
+        <a:font script="Viet" typeface="Arial"/>
+        <a:font script="Uigh" typeface="Microsoft Uighur"/>
+        <a:font script="Geor" typeface="Sylfaen"/>
+        <a:font script="Armn" typeface="Arial"/>
+        <a:font script="Bugi" typeface="Leelawadee UI"/>
+        <a:font script="Bopo" typeface="Microsoft JhengHei"/>
+        <a:font script="Java" typeface="Javanese Text"/>
+        <a:font script="Lisu" typeface="Segoe UI"/>
+        <a:font script="Mymr" typeface="Myanmar Text"/>
+        <a:font script="Nkoo" typeface="Ebrima"/>
+        <a:font script="Olck" typeface="Nirmala UI"/>
+        <a:font script="Osma" typeface="Ebrima"/>
+        <a:font script="Phag" typeface="Phagspa"/>
+        <a:font script="Syrn" typeface="Estrangelo Edessa"/>
+        <a:font script="Syrj" typeface="Estrangelo Edessa"/>
+        <a:font script="Syre" typeface="Estrangelo Edessa"/>
+        <a:font script="Sora" typeface="Nirmala UI"/>
+        <a:font script="Tale" typeface="Microsoft Tai Le"/>
+        <a:font script="Talu" typeface="Microsoft New Tai Lue"/>
+        <a:font script="Tfng" typeface="Ebrima"/>
+      </a:minorFont>
+    </a:fontScheme>
+    <a:fmtScheme name="Office">
+      <a:fillStyleLst>
+        <a:solidFill>
+          <a:schemeClr val="phClr"/>
+        </a:solidFill>
+        <a:gradFill rotWithShape="true">
+          <a:gsLst>
+            <a:gs pos="0">
+              <a:schemeClr val="phClr">
+                <a:lumMod val="110000"/>
+                <a:satMod val="105000"/>
+                <a:tint val="67000"/>
+              </a:schemeClr>
+            </a:gs>
+            <a:gs pos="50000">
+              <a:schemeClr val="phClr">
+                <a:lumMod val="105000"/>
+                <a:satMod val="103000"/>
+                <a:tint val="73000"/>
+              </a:schemeClr>
+            </a:gs>
+            <a:gs pos="100000">
+              <a:schemeClr val="phClr">
+                <a:lumMod val="105000"/>
+                <a:satMod val="109000"/>
+                <a:tint val="81000"/>
+              </a:schemeClr>
+            </a:gs>
+          </a:gsLst>
+          <a:lin ang="5400000" scaled="false"/>
+        </a:gradFill>
+        <a:gradFill rotWithShape="true">
+          <a:gsLst>
+            <a:gs pos="0">
+              <a:schemeClr val="phClr">
+                <a:satMod val="103000"/>
+                <a:lumMod val="102000"/>
+                <a:tint val="94000"/>
+              </a:schemeClr>
+            </a:gs>
+            <a:gs pos="50000">
+              <a:schemeClr val="phClr">
+                <a:satMod val="110000"/>
+                <a:lumMod val="100000"/>
+                <a:shade val="100000"/>
+              </a:schemeClr>
+            </a:gs>
+            <a:gs pos="100000">
+              <a:schemeClr val="phClr">
+                <a:lumMod val="99000"/>
+                <a:satMod val="120000"/>
+                <a:shade val="78000"/>
+              </a:schemeClr>
+            </a:gs>
+          </a:gsLst>
+          <a:lin ang="5400000" scaled="false"/>
+        </a:gradFill>
+      </a:fillStyleLst>
+      <a:lnStyleLst>
+        <a:ln w="6350" cap="flat" cmpd="sng" algn="ctr">
+          <a:solidFill>
+            <a:schemeClr val="phClr"/>
+          </a:solidFill>
+          <a:prstDash val="solid"/>
+          <a:miter lim="800000"/>
+        </a:ln>
+        <a:ln w="12700" cap="flat" cmpd="sng" algn="ctr">
+          <a:solidFill>
+            <a:schemeClr val="phClr"/>
+          </a:solidFill>
+          <a:prstDash val="solid"/>
+          <a:miter lim="800000"/>
+        </a:ln>
+        <a:ln w="19050" cap="flat" cmpd="sng" algn="ctr">
+          <a:solidFill>
+            <a:schemeClr val="phClr"/>
+          </a:solidFill>
+          <a:prstDash val="solid"/>
+          <a:miter lim="800000"/>
+        </a:ln>
+      </a:lnStyleLst>
+      <a:effectStyleLst>
+        <a:effectStyle>
+          <a:effectLst/>
+        </a:effectStyle>
+        <a:effectStyle>
+          <a:effectLst/>
+        </a:effectStyle>
+        <a:effectStyle>
+          <a:effectLst>
+            <a:outerShdw blurRad="57150" dist="19050" dir="5400000" algn="ctr" rotWithShape="false">
+              <a:srgbClr val="000000">
+                <a:alpha val="63000"/>
+              </a:srgbClr>
+            </a:outerShdw>
+          </a:effectLst>
+        </a:effectStyle>
+      </a:effectStyleLst>
+      <a:bgFillStyleLst>
+        <a:solidFill>
+          <a:schemeClr val="phClr"/>
+        </a:solidFill>
+        <a:solidFill>
+          <a:schemeClr val="phClr">
+            <a:tint val="95000"/>
+            <a:satMod val="170000"/>
+          </a:schemeClr>
+        </a:solidFill>
+        <a:gradFill rotWithShape="true">
+          <a:gsLst>
+            <a:gs pos="0">
+              <a:schemeClr val="phClr">
+                <a:tint val="93000"/>
+                <a:satMod val="150000"/>
+                <a:shade val="98000"/>
+                <a:lumMod val="102000"/>
+              </a:schemeClr>
+            </a:gs>
+            <a:gs pos="50000">
+              <a:schemeClr val="phClr">
+                <a:tint val="98000"/>
+                <a:satMod val="130000"/>
+                <a:shade val="90000"/>
+                <a:lumMod val="103000"/>
+              </a:schemeClr>
+            </a:gs>
+            <a:gs pos="100000">
+              <a:schemeClr val="phClr">
+                <a:shade val="63000"/>
+                <a:satMod val="120000"/>
+              </a:schemeClr>
+            </a:gs>
+          </a:gsLst>
+          <a:lin ang="5400000" scaled="false"/>
+        </a:gradFill>
+      </a:bgFillStyleLst>
+    </a:fmtScheme>
+  </a:themeElements>
+  <a:objectDefaults/>
+  <a:extraClrSchemeLst/>
+</a:theme>
 </file>
--- a/docs/DOC-06_Catalogo_de_Fontes.docx
+++ b/docs/DOC-06_Catalogo_de_Fontes.docx
@@ -267,7 +267,7 @@
                 <w:sz w:val="19"/>
                 <w:szCs w:val="19"/>
               </w:rPr>
-              <w:t xml:space="preserve">1.2</w:t>
+              <w:t xml:space="preserve">1.3</w:t>
             </w:r>
           </w:p>
         </w:tc>
@@ -326,7 +326,7 @@
                 <w:sz w:val="19"/>
                 <w:szCs w:val="19"/>
               </w:rPr>
-              <w:t xml:space="preserve">6 de outubro de 2026</w:t>
+              <w:t xml:space="preserve">9 de outubro de 2026</w:t>
             </w:r>
           </w:p>
         </w:tc>
@@ -385,7 +385,7 @@
                 <w:sz w:val="19"/>
                 <w:szCs w:val="19"/>
               </w:rPr>
-              <w:t xml:space="preserve">Atualizado com o comportamento real das fontes da Fase 1 e as fontes da aba Eleições (inclusive 1933 a 1990)</w:t>
+              <w:t xml:space="preserve">Atualizado com o comportamento real das fontes da Fase 1, as da aba Eleições e as de referência de mercado (seção 2.8)</w:t>
             </w:r>
           </w:p>
         </w:tc>
@@ -6854,6 +6854,596 @@
       </w:r>
     </w:p>
     <w:p>
+      <w:pPr>
+        <w:pStyle w:val="Heading2"/>
+        <w:keepNext/>
+        <w:keepLines/>
+        <w:spacing w:after="120" w:before="280"/>
+      </w:pPr>
+      <w:r>
+        <w:t xml:space="preserve">2.8 Referência de mercado de fora do governo (regra A-05)</w:t>
+      </w:r>
+    </w:p>
+    <w:p>
+      <w:pPr>
+        <w:spacing w:after="120"/>
+      </w:pPr>
+      <w:r>
+        <w:rPr>
+          <w:b w:val="false"/>
+          <w:bCs w:val="false"/>
+          <w:i w:val="false"/>
+          <w:iCs w:val="false"/>
+        </w:rPr>
+        <w:t xml:space="preserve">Fontes que não são compras públicas e servem de régua para o preço que o governo pagou (ADR-027). Nenhuma delas é usada para afirmar nada sobre um ente: a regra A-05 roda em modo silencioso até a calibração.</w:t>
+      </w:r>
+    </w:p>
+    <w:tbl>
+      <w:tblPr>
+        <w:tblW w:type="dxa" w:w="9600"/>
+        <w:tblBorders>
+          <w:top w:val="single" w:color="BFBFBF" w:sz="4"/>
+          <w:left w:val="single" w:color="BFBFBF" w:sz="4"/>
+          <w:bottom w:val="single" w:color="BFBFBF" w:sz="4"/>
+          <w:right w:val="single" w:color="BFBFBF" w:sz="4"/>
+          <w:insideH w:val="single" w:color="D9D9D9" w:sz="2"/>
+          <w:insideV w:val="single" w:color="D9D9D9" w:sz="2"/>
+        </w:tblBorders>
+      </w:tblPr>
+      <w:tblGrid>
+        <w:gridCol w:w="2200"/>
+        <w:gridCol w:w="3800"/>
+        <w:gridCol w:w="3600"/>
+      </w:tblGrid>
+      <w:tr>
+        <w:trPr>
+          <w:tblHeader/>
+        </w:trPr>
+        <w:tc>
+          <w:tcPr>
+            <w:tcW w:type="dxa" w:w="2200"/>
+            <w:shd w:fill="1F3864" w:val="clear"/>
+            <w:tcMar>
+              <w:top w:type="dxa" w:w="80"/>
+              <w:left w:type="dxa" w:w="110"/>
+              <w:bottom w:type="dxa" w:w="80"/>
+              <w:right w:type="dxa" w:w="110"/>
+            </w:tcMar>
+            <w:vAlign w:val="center"/>
+          </w:tcPr>
+          <w:p>
+            <w:pPr>
+              <w:spacing w:after="0"/>
+            </w:pPr>
+            <w:r>
+              <w:rPr>
+                <w:b/>
+                <w:bCs/>
+                <w:color w:val="FFFFFF"/>
+                <w:sz w:val="19"/>
+                <w:szCs w:val="19"/>
+              </w:rPr>
+              <w:t xml:space="preserve">Fonte</w:t>
+            </w:r>
+          </w:p>
+        </w:tc>
+        <w:tc>
+          <w:tcPr>
+            <w:tcW w:type="dxa" w:w="3800"/>
+            <w:shd w:fill="1F3864" w:val="clear"/>
+            <w:tcMar>
+              <w:top w:type="dxa" w:w="80"/>
+              <w:left w:type="dxa" w:w="110"/>
+              <w:bottom w:type="dxa" w:w="80"/>
+              <w:right w:type="dxa" w:w="110"/>
+            </w:tcMar>
+            <w:vAlign w:val="center"/>
+          </w:tcPr>
+          <w:p>
+            <w:pPr>
+              <w:spacing w:after="0"/>
+            </w:pPr>
+            <w:r>
+              <w:rPr>
+                <w:b/>
+                <w:bCs/>
+                <w:color w:val="FFFFFF"/>
+                <w:sz w:val="19"/>
+                <w:szCs w:val="19"/>
+              </w:rPr>
+              <w:t xml:space="preserve">Endereço</w:t>
+            </w:r>
+          </w:p>
+        </w:tc>
+        <w:tc>
+          <w:tcPr>
+            <w:tcW w:type="dxa" w:w="3600"/>
+            <w:shd w:fill="1F3864" w:val="clear"/>
+            <w:tcMar>
+              <w:top w:type="dxa" w:w="80"/>
+              <w:left w:type="dxa" w:w="110"/>
+              <w:bottom w:type="dxa" w:w="80"/>
+              <w:right w:type="dxa" w:w="110"/>
+            </w:tcMar>
+            <w:vAlign w:val="center"/>
+          </w:tcPr>
+          <w:p>
+            <w:pPr>
+              <w:spacing w:after="0"/>
+            </w:pPr>
+            <w:r>
+              <w:rPr>
+                <w:b/>
+                <w:bCs/>
+                <w:color w:val="FFFFFF"/>
+                <w:sz w:val="19"/>
+                <w:szCs w:val="19"/>
+              </w:rPr>
+              <w:t xml:space="preserve">Formato e comportamento</w:t>
+            </w:r>
+          </w:p>
+        </w:tc>
+      </w:tr>
+      <w:tr>
+        <w:trPr>
+          <w:cantSplit/>
+        </w:trPr>
+        <w:tc>
+          <w:tcPr>
+            <w:tcW w:type="dxa" w:w="2200"/>
+            <w:shd w:fill="FFFFFF" w:val="clear"/>
+            <w:tcMar>
+              <w:top w:type="dxa" w:w="70"/>
+              <w:left w:type="dxa" w:w="110"/>
+              <w:bottom w:type="dxa" w:w="70"/>
+              <w:right w:type="dxa" w:w="110"/>
+            </w:tcMar>
+            <w:vAlign w:val="center"/>
+          </w:tcPr>
+          <w:p>
+            <w:pPr>
+              <w:spacing w:after="0"/>
+            </w:pPr>
+            <w:r>
+              <w:rPr>
+                <w:b w:val="false"/>
+                <w:bCs w:val="false"/>
+                <w:sz w:val="17"/>
+                <w:szCs w:val="17"/>
+              </w:rPr>
+              <w:t xml:space="preserve">ANP — série histórica de preços de combustíveis</w:t>
+            </w:r>
+          </w:p>
+        </w:tc>
+        <w:tc>
+          <w:tcPr>
+            <w:tcW w:type="dxa" w:w="3800"/>
+            <w:shd w:fill="FFFFFF" w:val="clear"/>
+            <w:tcMar>
+              <w:top w:type="dxa" w:w="70"/>
+              <w:left w:type="dxa" w:w="110"/>
+              <w:bottom w:type="dxa" w:w="70"/>
+              <w:right w:type="dxa" w:w="110"/>
+            </w:tcMar>
+            <w:vAlign w:val="center"/>
+          </w:tcPr>
+          <w:p>
+            <w:pPr>
+              <w:spacing w:after="0"/>
+            </w:pPr>
+            <w:r>
+              <w:rPr>
+                <w:b w:val="false"/>
+                <w:bCs w:val="false"/>
+                <w:sz w:val="17"/>
+                <w:szCs w:val="17"/>
+              </w:rPr>
+              <w:t xml:space="preserve">gov.br/anp/.../dados-abertos/arquivos/shpc/dsas/ca/ca-AAAA-0S.zip (até 2021, .csv; o 1º semestre de 2022 é precos-semestrais-ca.zip)</w:t>
+            </w:r>
+          </w:p>
+        </w:tc>
+        <w:tc>
+          <w:tcPr>
+            <w:tcW w:type="dxa" w:w="3600"/>
+            <w:shd w:fill="FFFFFF" w:val="clear"/>
+            <w:tcMar>
+              <w:top w:type="dxa" w:w="70"/>
+              <w:left w:type="dxa" w:w="110"/>
+              <w:bottom w:type="dxa" w:w="70"/>
+              <w:right w:type="dxa" w:w="110"/>
+            </w:tcMar>
+            <w:vAlign w:val="center"/>
+          </w:tcPr>
+          <w:p>
+            <w:pPr>
+              <w:spacing w:after="0"/>
+            </w:pPr>
+            <w:r>
+              <w:rPr>
+                <w:b w:val="false"/>
+                <w:bCs w:val="false"/>
+                <w:sz w:val="17"/>
+                <w:szCs w:val="17"/>
+              </w:rPr>
+              <w:t xml:space="preserve">CSV com ;, uma linha por posto, produto e semana: UF, município, revenda e CNPJ, produto, data da coleta, valor de venda com vírgula decimal. Arquivo semestral, publicado depois do fim do semestre; desde 2006. Leitura tolerante a nome de coluna, separador e codificação.</w:t>
+            </w:r>
+          </w:p>
+        </w:tc>
+      </w:tr>
+      <w:tr>
+        <w:trPr>
+          <w:cantSplit/>
+        </w:trPr>
+        <w:tc>
+          <w:tcPr>
+            <w:tcW w:type="dxa" w:w="2200"/>
+            <w:shd w:fill="F2F2F2" w:val="clear"/>
+            <w:tcMar>
+              <w:top w:type="dxa" w:w="70"/>
+              <w:left w:type="dxa" w:w="110"/>
+              <w:bottom w:type="dxa" w:w="70"/>
+              <w:right w:type="dxa" w:w="110"/>
+            </w:tcMar>
+            <w:vAlign w:val="center"/>
+          </w:tcPr>
+          <w:p>
+            <w:pPr>
+              <w:spacing w:after="0"/>
+            </w:pPr>
+            <w:r>
+              <w:rPr>
+                <w:b w:val="false"/>
+                <w:bCs w:val="false"/>
+                <w:sz w:val="17"/>
+                <w:szCs w:val="17"/>
+              </w:rPr>
+              <w:t xml:space="preserve">ANP — série histórica do gás de cozinha</w:t>
+            </w:r>
+          </w:p>
+        </w:tc>
+        <w:tc>
+          <w:tcPr>
+            <w:tcW w:type="dxa" w:w="3800"/>
+            <w:shd w:fill="F2F2F2" w:val="clear"/>
+            <w:tcMar>
+              <w:top w:type="dxa" w:w="70"/>
+              <w:left w:type="dxa" w:w="110"/>
+              <w:bottom w:type="dxa" w:w="70"/>
+              <w:right w:type="dxa" w:w="110"/>
+            </w:tcMar>
+            <w:vAlign w:val="center"/>
+          </w:tcPr>
+          <w:p>
+            <w:pPr>
+              <w:spacing w:after="0"/>
+            </w:pPr>
+            <w:r>
+              <w:rPr>
+                <w:b w:val="false"/>
+                <w:bCs w:val="false"/>
+                <w:sz w:val="17"/>
+                <w:szCs w:val="17"/>
+              </w:rPr>
+              <w:t xml:space="preserve">mesma pasta, série glp (glp-AAAA-0S), padrão de endereço a conferir pelo teste de contrato</w:t>
+            </w:r>
+          </w:p>
+        </w:tc>
+        <w:tc>
+          <w:tcPr>
+            <w:tcW w:type="dxa" w:w="3600"/>
+            <w:shd w:fill="F2F2F2" w:val="clear"/>
+            <w:tcMar>
+              <w:top w:type="dxa" w:w="70"/>
+              <w:left w:type="dxa" w:w="110"/>
+              <w:bottom w:type="dxa" w:w="70"/>
+              <w:right w:type="dxa" w:w="110"/>
+            </w:tcMar>
+            <w:vAlign w:val="center"/>
+          </w:tcPr>
+          <w:p>
+            <w:pPr>
+              <w:spacing w:after="0"/>
+            </w:pPr>
+            <w:r>
+              <w:rPr>
+                <w:b w:val="false"/>
+                <w:bCs w:val="false"/>
+                <w:sz w:val="17"/>
+                <w:szCs w:val="17"/>
+              </w:rPr>
+              <w:t xml:space="preserve">Mesmo formato da série de combustíveis, com o preço do botijão de 13 kg (R$ / 13 kg).</w:t>
+            </w:r>
+          </w:p>
+        </w:tc>
+      </w:tr>
+      <w:tr>
+        <w:trPr>
+          <w:cantSplit/>
+        </w:trPr>
+        <w:tc>
+          <w:tcPr>
+            <w:tcW w:type="dxa" w:w="2200"/>
+            <w:shd w:fill="FFFFFF" w:val="clear"/>
+            <w:tcMar>
+              <w:top w:type="dxa" w:w="70"/>
+              <w:left w:type="dxa" w:w="110"/>
+              <w:bottom w:type="dxa" w:w="70"/>
+              <w:right w:type="dxa" w:w="110"/>
+            </w:tcMar>
+            <w:vAlign w:val="center"/>
+          </w:tcPr>
+          <w:p>
+            <w:pPr>
+              <w:spacing w:after="0"/>
+            </w:pPr>
+            <w:r>
+              <w:rPr>
+                <w:b w:val="false"/>
+                <w:bCs w:val="false"/>
+                <w:sz w:val="17"/>
+                <w:szCs w:val="17"/>
+              </w:rPr>
+              <w:t xml:space="preserve">ANP — levantamento das últimas semanas</w:t>
+            </w:r>
+          </w:p>
+        </w:tc>
+        <w:tc>
+          <w:tcPr>
+            <w:tcW w:type="dxa" w:w="3800"/>
+            <w:shd w:fill="FFFFFF" w:val="clear"/>
+            <w:tcMar>
+              <w:top w:type="dxa" w:w="70"/>
+              <w:left w:type="dxa" w:w="110"/>
+              <w:bottom w:type="dxa" w:w="70"/>
+              <w:right w:type="dxa" w:w="110"/>
+            </w:tcMar>
+            <w:vAlign w:val="center"/>
+          </w:tcPr>
+          <w:p>
+            <w:pPr>
+              <w:spacing w:after="0"/>
+            </w:pPr>
+            <w:r>
+              <w:rPr>
+                <w:b w:val="false"/>
+                <w:bCs w:val="false"/>
+                <w:sz w:val="17"/>
+                <w:szCs w:val="17"/>
+              </w:rPr>
+              <w:t xml:space="preserve">gov.br/anp/.../precos/levantamento-de-precos-de-combustiveis-ultimas-semanas-pesquisadas; planilhas em arquivos-lpc/AAAA/revendas_lpc_&lt;início&gt;_&lt;fim&gt;.xlsx</w:t>
+            </w:r>
+          </w:p>
+        </w:tc>
+        <w:tc>
+          <w:tcPr>
+            <w:tcW w:type="dxa" w:w="3600"/>
+            <w:shd w:fill="FFFFFF" w:val="clear"/>
+            <w:tcMar>
+              <w:top w:type="dxa" w:w="70"/>
+              <w:left w:type="dxa" w:w="110"/>
+              <w:bottom w:type="dxa" w:w="70"/>
+              <w:right w:type="dxa" w:w="110"/>
+            </w:tcMar>
+            <w:vAlign w:val="center"/>
+          </w:tcPr>
+          <w:p>
+            <w:pPr>
+              <w:spacing w:after="0"/>
+            </w:pPr>
+            <w:r>
+              <w:rPr>
+                <w:b w:val="false"/>
+                <w:bCs w:val="false"/>
+                <w:sz w:val="17"/>
+                <w:szCs w:val="17"/>
+              </w:rPr>
+              <w:t xml:space="preserve">Planilha .xlsx por semana, posto a posto, com combustíveis e GLP: título antes do cabeçalho, UF pelo nome do estado, data como número de série do Excel, nomes de produto próprios (GASOLINA COMUM, ETANOL HIDRATADO, OLEO DIESEL S10). O nome do arquivo não segue padrão fixo (2026-08-30-2026-09-5): os endereços são tirados da página. A página guarda só as semanas recentes, por isso a planilha vai para o bronze ao ser baixada. Lida sem dependências (lumen_mercado/xlsx.py).</w:t>
+            </w:r>
+          </w:p>
+        </w:tc>
+      </w:tr>
+      <w:tr>
+        <w:trPr>
+          <w:cantSplit/>
+        </w:trPr>
+        <w:tc>
+          <w:tcPr>
+            <w:tcW w:type="dxa" w:w="2200"/>
+            <w:shd w:fill="F2F2F2" w:val="clear"/>
+            <w:tcMar>
+              <w:top w:type="dxa" w:w="70"/>
+              <w:left w:type="dxa" w:w="110"/>
+              <w:bottom w:type="dxa" w:w="70"/>
+              <w:right w:type="dxa" w:w="110"/>
+            </w:tcMar>
+            <w:vAlign w:val="center"/>
+          </w:tcPr>
+          <w:p>
+            <w:pPr>
+              <w:spacing w:after="0"/>
+            </w:pPr>
+            <w:r>
+              <w:rPr>
+                <w:b w:val="false"/>
+                <w:bCs w:val="false"/>
+                <w:sz w:val="17"/>
+                <w:szCs w:val="17"/>
+              </w:rPr>
+              <w:t xml:space="preserve">Mercado Livre — busca</w:t>
+            </w:r>
+          </w:p>
+        </w:tc>
+        <w:tc>
+          <w:tcPr>
+            <w:tcW w:type="dxa" w:w="3800"/>
+            <w:shd w:fill="F2F2F2" w:val="clear"/>
+            <w:tcMar>
+              <w:top w:type="dxa" w:w="70"/>
+              <w:left w:type="dxa" w:w="110"/>
+              <w:bottom w:type="dxa" w:w="70"/>
+              <w:right w:type="dxa" w:w="110"/>
+            </w:tcMar>
+            <w:vAlign w:val="center"/>
+          </w:tcPr>
+          <w:p>
+            <w:pPr>
+              <w:spacing w:after="0"/>
+            </w:pPr>
+            <w:r>
+              <w:rPr>
+                <w:b w:val="false"/>
+                <w:bCs w:val="false"/>
+                <w:sz w:val="17"/>
+                <w:szCs w:val="17"/>
+              </w:rPr>
+              <w:t xml:space="preserve">api.mercadolibre.com/sites/MLB/search?q=…</w:t>
+            </w:r>
+          </w:p>
+        </w:tc>
+        <w:tc>
+          <w:tcPr>
+            <w:tcW w:type="dxa" w:w="3600"/>
+            <w:shd w:fill="F2F2F2" w:val="clear"/>
+            <w:tcMar>
+              <w:top w:type="dxa" w:w="70"/>
+              <w:left w:type="dxa" w:w="110"/>
+              <w:bottom w:type="dxa" w:w="70"/>
+              <w:right w:type="dxa" w:w="110"/>
+            </w:tcMar>
+            <w:vAlign w:val="center"/>
+          </w:tcPr>
+          <w:p>
+            <w:pPr>
+              <w:spacing w:after="0"/>
+            </w:pPr>
+            <w:r>
+              <w:rPr>
+                <w:b w:val="false"/>
+                <w:bCs w:val="false"/>
+                <w:sz w:val="17"/>
+                <w:szCs w:val="17"/>
+              </w:rPr>
+              <w:t xml:space="preserve">JSON com results (id, title, price, currency_id, condition, permalink, seller, shipping). API oficial; a credencial, quando exigida, vem de LUMEN_ML_TOKEN. Só o preço de hoje: coleta diária guardada no bronze.</w:t>
+            </w:r>
+          </w:p>
+        </w:tc>
+      </w:tr>
+      <w:tr>
+        <w:trPr>
+          <w:cantSplit/>
+        </w:trPr>
+        <w:tc>
+          <w:tcPr>
+            <w:tcW w:type="dxa" w:w="2200"/>
+            <w:shd w:fill="FFFFFF" w:val="clear"/>
+            <w:tcMar>
+              <w:top w:type="dxa" w:w="70"/>
+              <w:left w:type="dxa" w:w="110"/>
+              <w:bottom w:type="dxa" w:w="70"/>
+              <w:right w:type="dxa" w:w="110"/>
+            </w:tcMar>
+            <w:vAlign w:val="center"/>
+          </w:tcPr>
+          <w:p>
+            <w:pPr>
+              <w:spacing w:after="0"/>
+            </w:pPr>
+            <w:r>
+              <w:rPr>
+                <w:b w:val="false"/>
+                <w:bCs w:val="false"/>
+                <w:sz w:val="17"/>
+                <w:szCs w:val="17"/>
+              </w:rPr>
+              <w:t xml:space="preserve">Notas fiscais ao consumidor (Menor Preço/PR, Preço da Hora/BA)</w:t>
+            </w:r>
+          </w:p>
+        </w:tc>
+        <w:tc>
+          <w:tcPr>
+            <w:tcW w:type="dxa" w:w="3800"/>
+            <w:shd w:fill="FFFFFF" w:val="clear"/>
+            <w:tcMar>
+              <w:top w:type="dxa" w:w="70"/>
+              <w:left w:type="dxa" w:w="110"/>
+              <w:bottom w:type="dxa" w:w="70"/>
+              <w:right w:type="dxa" w:w="110"/>
+            </w:tcMar>
+            <w:vAlign w:val="center"/>
+          </w:tcPr>
+          <w:p>
+            <w:pPr>
+              <w:spacing w:after="0"/>
+            </w:pPr>
+            <w:r>
+              <w:rPr>
+                <w:b w:val="false"/>
+                <w:bCs w:val="false"/>
+                <w:sz w:val="17"/>
+                <w:szCs w:val="17"/>
+              </w:rPr>
+              <w:t xml:space="preserve">menorpreco.notaparana.pr.gov.br; precodahora.ba.gov.br</w:t>
+            </w:r>
+          </w:p>
+        </w:tc>
+        <w:tc>
+          <w:tcPr>
+            <w:tcW w:type="dxa" w:w="3600"/>
+            <w:shd w:fill="FFFFFF" w:val="clear"/>
+            <w:tcMar>
+              <w:top w:type="dxa" w:w="70"/>
+              <w:left w:type="dxa" w:w="110"/>
+              <w:bottom w:type="dxa" w:w="70"/>
+              <w:right w:type="dxa" w:w="110"/>
+            </w:tcMar>
+            <w:vAlign w:val="center"/>
+          </w:tcPr>
+          <w:p>
+            <w:pPr>
+              <w:spacing w:after="0"/>
+            </w:pPr>
+            <w:r>
+              <w:rPr>
+                <w:b w:val="false"/>
+                <w:bCs w:val="false"/>
+                <w:sz w:val="17"/>
+                <w:szCs w:val="17"/>
+              </w:rPr>
+              <w:t xml:space="preserve">Preço de venda real por código de barras e lugar; sem API pública. Pedido de acesso pela Lei de Acesso à Informação, a fazer.</w:t>
+            </w:r>
+          </w:p>
+        </w:tc>
+      </w:tr>
+    </w:tbl>
+    <w:p>
+      <w:pPr>
+        <w:spacing w:after="120"/>
+      </w:pPr>
+      <w:r>
+        <w:rPr>
+          <w:b w:val="false"/>
+          <w:bCs w:val="false"/>
+          <w:i w:val="false"/>
+          <w:iCs w:val="false"/>
+        </w:rPr>
+        <w:t xml:space="preserve">Fora por decisão: Magazine Luiza, KaBuM, Pichau e comparadores de preço (Zoom, Buscapé) não têm API pública de preços, e extrair o site contraria os termos de uso e as barreiras contra robôs (seção 5). Amazon (Creators API), AliExpress e Shopee (programas de afiliados) entram quando houver credencial.</w:t>
+      </w:r>
+    </w:p>
+    <w:p>
+      <w:pPr>
+        <w:spacing w:after="120"/>
+      </w:pPr>
+      <w:r>
+        <w:rPr>
+          <w:b w:val="false"/>
+          <w:bCs w:val="false"/>
+          <w:i w:val="false"/>
+          <w:iCs w:val="false"/>
+        </w:rPr>
+        <w:t xml:space="preserve">Limites padrão: 10 requisições por minuto na ANP (arquivos grandes, poucas requisições) e 30 no varejo.</w:t>
+      </w:r>
+    </w:p>
+    <w:p>
       <w:r>
         <w:br w:type="page"/>
       </w:r>
@@ -10804,7 +11394,7 @@
                 <w:sz w:val="17"/>
                 <w:szCs w:val="17"/>
               </w:rPr>
-              <w:t xml:space="preserve">Conector e normalizador prontos</w:t>
+              <w:t xml:space="preserve">Integrado sob demanda</w:t>
             </w:r>
           </w:p>
         </w:tc>
@@ -10831,7 +11421,7 @@
                 <w:sz w:val="17"/>
                 <w:szCs w:val="17"/>
               </w:rPr>
-              <w:t xml:space="preserve">Fora do pipeline padrão até a Fase 2, que usa os itens nas regras de preço</w:t>
+              <w:t xml:space="preserve">lumen coletar pncp_itens --objeto busca os itens só dos processos da silver que interessam (regra A-05)</w:t>
             </w:r>
           </w:p>
         </w:tc>
@@ -11551,7 +12141,7 @@
                 <w:sz w:val="17"/>
                 <w:szCs w:val="17"/>
               </w:rPr>
-              <w:t xml:space="preserve">Compras.gov.br, estados, tribunais de contas, municípios</w:t>
+              <w:t xml:space="preserve">ANP — preços de combustíveis e GLP</w:t>
             </w:r>
           </w:p>
         </w:tc>
@@ -11578,6 +12168,264 @@
                 <w:sz w:val="17"/>
                 <w:szCs w:val="17"/>
               </w:rPr>
+              <w:t xml:space="preserve">Integrado (regra A-05)</w:t>
+            </w:r>
+          </w:p>
+        </w:tc>
+        <w:tc>
+          <w:tcPr>
+            <w:tcW w:type="dxa" w:w="4200"/>
+            <w:shd w:fill="FFFFFF" w:val="clear"/>
+            <w:tcMar>
+              <w:top w:type="dxa" w:w="70"/>
+              <w:left w:type="dxa" w:w="110"/>
+              <w:bottom w:type="dxa" w:w="70"/>
+              <w:right w:type="dxa" w:w="110"/>
+            </w:tcMar>
+            <w:vAlign w:val="center"/>
+          </w:tcPr>
+          <w:p>
+            <w:pPr>
+              <w:spacing w:after="0"/>
+            </w:pPr>
+            <w:r>
+              <w:rPr>
+                <w:b w:val="false"/>
+                <w:bCs w:val="false"/>
+                <w:sz w:val="17"/>
+                <w:szCs w:val="17"/>
+              </w:rPr>
+              <w:t xml:space="preserve">Série semestral (ca e glp) e planilhas semanais das últimas semanas; formato real a conferir pela primeira execução do fluxo mercado-referencia</w:t>
+            </w:r>
+          </w:p>
+        </w:tc>
+      </w:tr>
+      <w:tr>
+        <w:trPr>
+          <w:cantSplit/>
+        </w:trPr>
+        <w:tc>
+          <w:tcPr>
+            <w:tcW w:type="dxa" w:w="3000"/>
+            <w:shd w:fill="F2F2F2" w:val="clear"/>
+            <w:tcMar>
+              <w:top w:type="dxa" w:w="70"/>
+              <w:left w:type="dxa" w:w="110"/>
+              <w:bottom w:type="dxa" w:w="70"/>
+              <w:right w:type="dxa" w:w="110"/>
+            </w:tcMar>
+            <w:vAlign w:val="center"/>
+          </w:tcPr>
+          <w:p>
+            <w:pPr>
+              <w:spacing w:after="0"/>
+            </w:pPr>
+            <w:r>
+              <w:rPr>
+                <w:b w:val="false"/>
+                <w:bCs w:val="false"/>
+                <w:sz w:val="17"/>
+                <w:szCs w:val="17"/>
+              </w:rPr>
+              <w:t xml:space="preserve">Mercado Livre — busca</w:t>
+            </w:r>
+          </w:p>
+        </w:tc>
+        <w:tc>
+          <w:tcPr>
+            <w:tcW w:type="dxa" w:w="2400"/>
+            <w:shd w:fill="F2F2F2" w:val="clear"/>
+            <w:tcMar>
+              <w:top w:type="dxa" w:w="70"/>
+              <w:left w:type="dxa" w:w="110"/>
+              <w:bottom w:type="dxa" w:w="70"/>
+              <w:right w:type="dxa" w:w="110"/>
+            </w:tcMar>
+            <w:vAlign w:val="center"/>
+          </w:tcPr>
+          <w:p>
+            <w:pPr>
+              <w:spacing w:after="0"/>
+            </w:pPr>
+            <w:r>
+              <w:rPr>
+                <w:b w:val="false"/>
+                <w:bCs w:val="false"/>
+                <w:sz w:val="17"/>
+                <w:szCs w:val="17"/>
+              </w:rPr>
+              <w:t xml:space="preserve">Conector pronto, a validar</w:t>
+            </w:r>
+          </w:p>
+        </w:tc>
+        <w:tc>
+          <w:tcPr>
+            <w:tcW w:type="dxa" w:w="4200"/>
+            <w:shd w:fill="F2F2F2" w:val="clear"/>
+            <w:tcMar>
+              <w:top w:type="dxa" w:w="70"/>
+              <w:left w:type="dxa" w:w="110"/>
+              <w:bottom w:type="dxa" w:w="70"/>
+              <w:right w:type="dxa" w:w="110"/>
+            </w:tcMar>
+            <w:vAlign w:val="center"/>
+          </w:tcPr>
+          <w:p>
+            <w:pPr>
+              <w:spacing w:after="0"/>
+            </w:pPr>
+            <w:r>
+              <w:rPr>
+                <w:b w:val="false"/>
+                <w:bCs w:val="false"/>
+                <w:sz w:val="17"/>
+                <w:szCs w:val="17"/>
+              </w:rPr>
+              <w:t xml:space="preserve">Formato e acesso conferidos pela primeira coleta real e pelo teste de contrato</w:t>
+            </w:r>
+          </w:p>
+        </w:tc>
+      </w:tr>
+      <w:tr>
+        <w:trPr>
+          <w:cantSplit/>
+        </w:trPr>
+        <w:tc>
+          <w:tcPr>
+            <w:tcW w:type="dxa" w:w="3000"/>
+            <w:shd w:fill="FFFFFF" w:val="clear"/>
+            <w:tcMar>
+              <w:top w:type="dxa" w:w="70"/>
+              <w:left w:type="dxa" w:w="110"/>
+              <w:bottom w:type="dxa" w:w="70"/>
+              <w:right w:type="dxa" w:w="110"/>
+            </w:tcMar>
+            <w:vAlign w:val="center"/>
+          </w:tcPr>
+          <w:p>
+            <w:pPr>
+              <w:spacing w:after="0"/>
+            </w:pPr>
+            <w:r>
+              <w:rPr>
+                <w:b w:val="false"/>
+                <w:bCs w:val="false"/>
+                <w:sz w:val="17"/>
+                <w:szCs w:val="17"/>
+              </w:rPr>
+              <w:t xml:space="preserve">Notas fiscais ao consumidor (estados)</w:t>
+            </w:r>
+          </w:p>
+        </w:tc>
+        <w:tc>
+          <w:tcPr>
+            <w:tcW w:type="dxa" w:w="2400"/>
+            <w:shd w:fill="FFFFFF" w:val="clear"/>
+            <w:tcMar>
+              <w:top w:type="dxa" w:w="70"/>
+              <w:left w:type="dxa" w:w="110"/>
+              <w:bottom w:type="dxa" w:w="70"/>
+              <w:right w:type="dxa" w:w="110"/>
+            </w:tcMar>
+            <w:vAlign w:val="center"/>
+          </w:tcPr>
+          <w:p>
+            <w:pPr>
+              <w:spacing w:after="0"/>
+            </w:pPr>
+            <w:r>
+              <w:rPr>
+                <w:b w:val="false"/>
+                <w:bCs w:val="false"/>
+                <w:sz w:val="17"/>
+                <w:szCs w:val="17"/>
+              </w:rPr>
+              <w:t xml:space="preserve">Pendente</w:t>
+            </w:r>
+          </w:p>
+        </w:tc>
+        <w:tc>
+          <w:tcPr>
+            <w:tcW w:type="dxa" w:w="4200"/>
+            <w:shd w:fill="FFFFFF" w:val="clear"/>
+            <w:tcMar>
+              <w:top w:type="dxa" w:w="70"/>
+              <w:left w:type="dxa" w:w="110"/>
+              <w:bottom w:type="dxa" w:w="70"/>
+              <w:right w:type="dxa" w:w="110"/>
+            </w:tcMar>
+            <w:vAlign w:val="center"/>
+          </w:tcPr>
+          <w:p>
+            <w:pPr>
+              <w:spacing w:after="0"/>
+            </w:pPr>
+            <w:r>
+              <w:rPr>
+                <w:b w:val="false"/>
+                <w:bCs w:val="false"/>
+                <w:sz w:val="17"/>
+                <w:szCs w:val="17"/>
+              </w:rPr>
+              <w:t xml:space="preserve">Pedido pela Lei de Acesso à Informação</w:t>
+            </w:r>
+          </w:p>
+        </w:tc>
+      </w:tr>
+      <w:tr>
+        <w:trPr>
+          <w:cantSplit/>
+        </w:trPr>
+        <w:tc>
+          <w:tcPr>
+            <w:tcW w:type="dxa" w:w="3000"/>
+            <w:shd w:fill="F2F2F2" w:val="clear"/>
+            <w:tcMar>
+              <w:top w:type="dxa" w:w="70"/>
+              <w:left w:type="dxa" w:w="110"/>
+              <w:bottom w:type="dxa" w:w="70"/>
+              <w:right w:type="dxa" w:w="110"/>
+            </w:tcMar>
+            <w:vAlign w:val="center"/>
+          </w:tcPr>
+          <w:p>
+            <w:pPr>
+              <w:spacing w:after="0"/>
+            </w:pPr>
+            <w:r>
+              <w:rPr>
+                <w:b w:val="false"/>
+                <w:bCs w:val="false"/>
+                <w:sz w:val="17"/>
+                <w:szCs w:val="17"/>
+              </w:rPr>
+              <w:t xml:space="preserve">Compras.gov.br, estados, tribunais de contas, municípios</w:t>
+            </w:r>
+          </w:p>
+        </w:tc>
+        <w:tc>
+          <w:tcPr>
+            <w:tcW w:type="dxa" w:w="2400"/>
+            <w:shd w:fill="F2F2F2" w:val="clear"/>
+            <w:tcMar>
+              <w:top w:type="dxa" w:w="70"/>
+              <w:left w:type="dxa" w:w="110"/>
+              <w:bottom w:type="dxa" w:w="70"/>
+              <w:right w:type="dxa" w:w="110"/>
+            </w:tcMar>
+            <w:vAlign w:val="center"/>
+          </w:tcPr>
+          <w:p>
+            <w:pPr>
+              <w:spacing w:after="0"/>
+            </w:pPr>
+            <w:r>
+              <w:rPr>
+                <w:b w:val="false"/>
+                <w:bCs w:val="false"/>
+                <w:sz w:val="17"/>
+                <w:szCs w:val="17"/>
+              </w:rPr>
               <w:t xml:space="preserve">Planejado</w:t>
             </w:r>
           </w:p>
@@ -11585,7 +12433,7 @@
         <w:tc>
           <w:tcPr>
             <w:tcW w:type="dxa" w:w="4200"/>
-            <w:shd w:fill="FFFFFF" w:val="clear"/>
+            <w:shd w:fill="F2F2F2" w:val="clear"/>
             <w:tcMar>
               <w:top w:type="dxa" w:w="70"/>
               <w:left w:type="dxa" w:w="110"/>

--- a/docs/DOC-06_Catalogo_de_Fontes.docx
+++ b/docs/DOC-06_Catalogo_de_Fontes.docx
@@ -6850,7 +6850,7 @@
           <w:i w:val="false"/>
           <w:iCs w:val="false"/>
         </w:rPr>
-        <w:t xml:space="preserve">Sem autenticação. Limite padrão do Lumen: 30 requisições por minuto.</w:t>
+        <w:t xml:space="preserve">Sem autenticação. Limite padrão do Lumen: 30 requisições por minuto. A API responde comprimida (Content-Encoding: gzip) mesmo quando o pedido não pede compressão, como o teste de contrato diário mostrou em outubro de 2026; a coleta desfaz a compressão de transporte antes de guardar no bronze e registra a codificação recebida no cabeçalho X-Lumen-Codificacao-Recebida.</w:t>
       </w:r>
     </w:p>
     <w:p>

--- a/docs/DOC-06_Catalogo_de_Fontes.docx
+++ b/docs/DOC-06_Catalogo_de_Fontes.docx
@@ -7124,7 +7124,7 @@
                 <w:sz w:val="17"/>
                 <w:szCs w:val="17"/>
               </w:rPr>
-              <w:t xml:space="preserve">mesma pasta, série glp (glp-AAAA-0S), padrão de endereço a conferir pelo teste de contrato</w:t>
+              <w:t xml:space="preserve">gov.br/anp/.../dsas/glp/glp-AAAA-0S.csv, sempre .csv, desde 2004 (2021-1 é precos-semestrais-glp2021-01.csv e 2022-1, precos-semestrais-glp-2022-01.csv)</w:t>
             </w:r>
           </w:p>
         </w:tc>
@@ -7237,7 +7237,7 @@
                 <w:sz w:val="17"/>
                 <w:szCs w:val="17"/>
               </w:rPr>
-              <w:t xml:space="preserve">Planilha .xlsx por semana, posto a posto, com combustíveis e GLP: título antes do cabeçalho, UF pelo nome do estado, data como número de série do Excel, nomes de produto próprios (GASOLINA COMUM, ETANOL HIDRATADO, OLEO DIESEL S10). O nome do arquivo não segue padrão fixo (2026-08-30-2026-09-5): os endereços são tirados da página. A página guarda só as semanas recentes, por isso a planilha vai para o bronze ao ser baixada. Lida sem dependências (lumen_mercado/xlsx.py).</w:t>
+              <w:t xml:space="preserve">Planilha .xlsx por semana (cerca de 1,8 MB e 20 mil coletas), posto a posto, com combustíveis e GLP: sete linhas de título antes do cabeçalho, CNPJ só com dígitos (às vezes sem o zero à esquerda), UF pelo nome do estado, preço como número e data como número de série do Excel, nomes de produto próprios (GASOLINA COMUM, DIESEL S500). O nome do arquivo não segue padrão fixo (2026-08-30-2026-09-5): os endereços são tirados da página, que em outubro de 2026 citava 192 semanas, de setembro de 2022 em diante. Lida sem dependências (lumen_mercado/xlsx.py).</w:t>
             </w:r>
           </w:p>
         </w:tc>
@@ -7323,7 +7323,7 @@
                 <w:sz w:val="17"/>
                 <w:szCs w:val="17"/>
               </w:rPr>
-              <w:t xml:space="preserve">JSON com results (id, title, price, currency_id, condition, permalink, seller, shipping). API oficial; a credencial, quando exigida, vem de LUMEN_ML_TOKEN. Só o preço de hoje: coleta diária guardada no bronze.</w:t>
+              <w:t xml:space="preserve">JSON com results (id, title, price, currency_id, condition, permalink, seller, shipping). API oficial; sem credencial responde 403 (visto em 9/10/2026), e o token vem de LUMEN_ML_TOKEN. Só o preço de hoje: coleta diária guardada no bronze.</w:t>
             </w:r>
           </w:p>
         </w:tc>
@@ -12195,7 +12195,7 @@
                 <w:sz w:val="17"/>
                 <w:szCs w:val="17"/>
               </w:rPr>
-              <w:t xml:space="preserve">Série semestral (ca e glp) e planilhas semanais das últimas semanas; formato real a conferir pela primeira execução do fluxo mercado-referencia</w:t>
+              <w:t xml:space="preserve">Série semestral (ca e glp) e planilhas semanais; formato real conferido na primeira execução do fluxo mercado-referencia (9/10/2026), sem linha descartada</w:t>
             </w:r>
           </w:p>
         </w:tc>

--- a/docs/DOC-06_Catalogo_de_Fontes.docx
+++ b/docs/DOC-06_Catalogo_de_Fontes.docx
@@ -10289,6 +10289,124 @@
                 <w:szCs w:val="19"/>
               </w:rPr>
               <w:t xml:space="preserve">Espera exponencial e suspensão temporária da fonte após falhas sucessivas</w:t>
+            </w:r>
+          </w:p>
+        </w:tc>
+      </w:tr>
+      <w:tr>
+        <w:trPr>
+          <w:cantSplit/>
+        </w:trPr>
+        <w:tc>
+          <w:tcPr>
+            <w:tcW w:type="dxa" w:w="2600"/>
+            <w:shd w:fill="FFFFFF" w:val="clear"/>
+            <w:tcMar>
+              <w:top w:type="dxa" w:w="70"/>
+              <w:left w:type="dxa" w:w="110"/>
+              <w:bottom w:type="dxa" w:w="70"/>
+              <w:right w:type="dxa" w:w="110"/>
+            </w:tcMar>
+            <w:vAlign w:val="center"/>
+          </w:tcPr>
+          <w:p>
+            <w:pPr>
+              <w:spacing w:after="0"/>
+            </w:pPr>
+            <w:r>
+              <w:rPr>
+                <w:b w:val="false"/>
+                <w:bCs w:val="false"/>
+                <w:sz w:val="19"/>
+                <w:szCs w:val="19"/>
+              </w:rPr>
+              <w:t xml:space="preserve">Limite da fonte (429)</w:t>
+            </w:r>
+          </w:p>
+        </w:tc>
+        <w:tc>
+          <w:tcPr>
+            <w:tcW w:type="dxa" w:w="7000"/>
+            <w:shd w:fill="FFFFFF" w:val="clear"/>
+            <w:tcMar>
+              <w:top w:type="dxa" w:w="70"/>
+              <w:left w:type="dxa" w:w="110"/>
+              <w:bottom w:type="dxa" w:w="70"/>
+              <w:right w:type="dxa" w:w="110"/>
+            </w:tcMar>
+            <w:vAlign w:val="center"/>
+          </w:tcPr>
+          <w:p>
+            <w:pPr>
+              <w:spacing w:after="0"/>
+            </w:pPr>
+            <w:r>
+              <w:rPr>
+                <w:b w:val="false"/>
+                <w:bCs w:val="false"/>
+                <w:sz w:val="19"/>
+                <w:szCs w:val="19"/>
+              </w:rPr>
+              <w:t xml:space="preserve">Resposta 429 reduz a vazão da fonte pela metade pelo resto da sessão e espera ao menos 30 s antes de repetir; só conta como falha quando a última tentativa também recebe 429. O PNCP respondeu 429 a 60 requisições por minuto a partir do GitHub Actions em outubro de 2026</w:t>
+            </w:r>
+          </w:p>
+        </w:tc>
+      </w:tr>
+      <w:tr>
+        <w:trPr>
+          <w:cantSplit/>
+        </w:trPr>
+        <w:tc>
+          <w:tcPr>
+            <w:tcW w:type="dxa" w:w="2600"/>
+            <w:shd w:fill="F2F2F2" w:val="clear"/>
+            <w:tcMar>
+              <w:top w:type="dxa" w:w="70"/>
+              <w:left w:type="dxa" w:w="110"/>
+              <w:bottom w:type="dxa" w:w="70"/>
+              <w:right w:type="dxa" w:w="110"/>
+            </w:tcMar>
+            <w:vAlign w:val="center"/>
+          </w:tcPr>
+          <w:p>
+            <w:pPr>
+              <w:spacing w:after="0"/>
+            </w:pPr>
+            <w:r>
+              <w:rPr>
+                <w:b w:val="false"/>
+                <w:bCs w:val="false"/>
+                <w:sz w:val="19"/>
+                <w:szCs w:val="19"/>
+              </w:rPr>
+              <w:t xml:space="preserve">Compressão de transporte</w:t>
+            </w:r>
+          </w:p>
+        </w:tc>
+        <w:tc>
+          <w:tcPr>
+            <w:tcW w:type="dxa" w:w="7000"/>
+            <w:shd w:fill="F2F2F2" w:val="clear"/>
+            <w:tcMar>
+              <w:top w:type="dxa" w:w="70"/>
+              <w:left w:type="dxa" w:w="110"/>
+              <w:bottom w:type="dxa" w:w="70"/>
+              <w:right w:type="dxa" w:w="110"/>
+            </w:tcMar>
+            <w:vAlign w:val="center"/>
+          </w:tcPr>
+          <w:p>
+            <w:pPr>
+              <w:spacing w:after="0"/>
+            </w:pPr>
+            <w:r>
+              <w:rPr>
+                <w:b w:val="false"/>
+                <w:bCs w:val="false"/>
+                <w:sz w:val="19"/>
+                <w:szCs w:val="19"/>
+              </w:rPr>
+              <w:t xml:space="preserve">Resposta com Content-Encoding gzip ou deflate é descomprimida antes do bronze, com o limite de tamanho aplicado ao documento descomprimido (a API do IBGE comprime mesmo sem pedido)</w:t>
             </w:r>
           </w:p>
         </w:tc>

--- a/docs/DOC-06_Catalogo_de_Fontes.docx
+++ b/docs/DOC-06_Catalogo_de_Fontes.docx
@@ -267,7 +267,7 @@
                 <w:sz w:val="19"/>
                 <w:szCs w:val="19"/>
               </w:rPr>
-              <w:t xml:space="preserve">1.3</w:t>
+              <w:t xml:space="preserve">1.4</w:t>
             </w:r>
           </w:p>
         </w:tc>
@@ -326,7 +326,7 @@
                 <w:sz w:val="19"/>
                 <w:szCs w:val="19"/>
               </w:rPr>
-              <w:t xml:space="preserve">9 de outubro de 2026</w:t>
+              <w:t xml:space="preserve">16 de outubro de 2026</w:t>
             </w:r>
           </w:p>
         </w:tc>
@@ -3817,7 +3817,7 @@
                 <w:sz w:val="19"/>
                 <w:szCs w:val="19"/>
               </w:rPr>
-              <w:t xml:space="preserve">Endpoint</w:t>
+              <w:t xml:space="preserve">Endpoint da API</w:t>
             </w:r>
           </w:p>
         </w:tc>
@@ -3844,7 +3844,7 @@
                 <w:sz w:val="19"/>
                 <w:szCs w:val="19"/>
               </w:rPr>
-              <w:t xml:space="preserve">https://api.portaldatransparencia.gov.br</w:t>
+              <w:t xml:space="preserve">https://api.portaldatransparencia.gov.br (cabeçalho chave-api-dados; 15 registros por página)</w:t>
             </w:r>
           </w:p>
         </w:tc>
@@ -3876,7 +3876,7 @@
                 <w:sz w:val="19"/>
                 <w:szCs w:val="19"/>
               </w:rPr>
-              <w:t xml:space="preserve">Autenticação</w:t>
+              <w:t xml:space="preserve">Arquivos de dados abertos</w:t>
             </w:r>
           </w:p>
         </w:tc>
@@ -3903,7 +3903,7 @@
                 <w:sz w:val="19"/>
                 <w:szCs w:val="19"/>
               </w:rPr>
-              <w:t xml:space="preserve">Token gratuito, obtido por cadastro de e-mail</w:t>
+              <w:t xml:space="preserve">https://portaldatransparencia.gov.br/download-de-dados/&lt;conjunto&gt;/AAAAMMDD, que redireciona para dadosabertos-download.cgu.gov.br; ZIP com um CSV em ISO-8859-1, separado por ;</w:t>
             </w:r>
           </w:p>
         </w:tc>
@@ -3935,7 +3935,7 @@
                 <w:sz w:val="19"/>
                 <w:szCs w:val="19"/>
               </w:rPr>
-              <w:t xml:space="preserve">Limite de taxa</w:t>
+              <w:t xml:space="preserve">Autenticação</w:t>
             </w:r>
           </w:p>
         </w:tc>
@@ -3962,7 +3962,7 @@
                 <w:sz w:val="19"/>
                 <w:szCs w:val="19"/>
               </w:rPr>
-              <w:t xml:space="preserve">400 requisições por minuto entre 6h e 23h59; 700 entre 0h e 5h59</w:t>
+              <w:t xml:space="preserve">API: token gratuito, obtido por cadastro de e-mail. Arquivos: nenhuma</w:t>
             </w:r>
           </w:p>
         </w:tc>
@@ -3994,7 +3994,7 @@
                 <w:sz w:val="19"/>
                 <w:szCs w:val="19"/>
               </w:rPr>
-              <w:t xml:space="preserve">Base legal de uso</w:t>
+              <w:t xml:space="preserve">Limite de taxa</w:t>
             </w:r>
           </w:p>
         </w:tc>
@@ -4021,7 +4021,7 @@
                 <w:sz w:val="19"/>
                 <w:szCs w:val="19"/>
               </w:rPr>
-              <w:t xml:space="preserve">Livre utilização conforme o Decreto 8.777/2016</w:t>
+              <w:t xml:space="preserve">API: 400 requisições por minuto entre 6h e 23h59; 700 entre 0h e 5h59. Arquivos: o Lumen faz duas requisições por cadastro e por dia, com limite de 10 por minuto</w:t>
             </w:r>
           </w:p>
         </w:tc>
@@ -4053,6 +4053,65 @@
                 <w:sz w:val="19"/>
                 <w:szCs w:val="19"/>
               </w:rPr>
+              <w:t xml:space="preserve">Base legal de uso</w:t>
+            </w:r>
+          </w:p>
+        </w:tc>
+        <w:tc>
+          <w:tcPr>
+            <w:tcW w:type="dxa" w:w="7400"/>
+            <w:shd w:fill="F2F2F2" w:val="clear"/>
+            <w:tcMar>
+              <w:top w:type="dxa" w:w="70"/>
+              <w:left w:type="dxa" w:w="110"/>
+              <w:bottom w:type="dxa" w:w="70"/>
+              <w:right w:type="dxa" w:w="110"/>
+            </w:tcMar>
+            <w:vAlign w:val="center"/>
+          </w:tcPr>
+          <w:p>
+            <w:pPr>
+              <w:spacing w:after="0"/>
+            </w:pPr>
+            <w:r>
+              <w:rPr>
+                <w:b w:val="false"/>
+                <w:bCs w:val="false"/>
+                <w:sz w:val="19"/>
+                <w:szCs w:val="19"/>
+              </w:rPr>
+              <w:t xml:space="preserve">Livre utilização conforme o Decreto 8.777/2016</w:t>
+            </w:r>
+          </w:p>
+        </w:tc>
+      </w:tr>
+      <w:tr>
+        <w:trPr>
+          <w:cantSplit/>
+        </w:trPr>
+        <w:tc>
+          <w:tcPr>
+            <w:tcW w:type="dxa" w:w="2200"/>
+            <w:shd w:fill="FFFFFF" w:val="clear"/>
+            <w:tcMar>
+              <w:top w:type="dxa" w:w="70"/>
+              <w:left w:type="dxa" w:w="110"/>
+              <w:bottom w:type="dxa" w:w="70"/>
+              <w:right w:type="dxa" w:w="110"/>
+            </w:tcMar>
+            <w:vAlign w:val="center"/>
+          </w:tcPr>
+          <w:p>
+            <w:pPr>
+              <w:spacing w:after="0"/>
+            </w:pPr>
+            <w:r>
+              <w:rPr>
+                <w:b/>
+                <w:bCs/>
+                <w:sz w:val="19"/>
+                <w:szCs w:val="19"/>
+              </w:rPr>
               <w:t xml:space="preserve">Recomendação oficial</w:t>
             </w:r>
           </w:p>
@@ -4060,7 +4119,7 @@
         <w:tc>
           <w:tcPr>
             <w:tcW w:type="dxa" w:w="7400"/>
-            <w:shd w:fill="F2F2F2" w:val="clear"/>
+            <w:shd w:fill="FFFFFF" w:val="clear"/>
             <w:tcMar>
               <w:top w:type="dxa" w:w="70"/>
               <w:left w:type="dxa" w:w="110"/>
@@ -4504,7 +4563,7 @@
                 <w:sz w:val="19"/>
                 <w:szCs w:val="19"/>
               </w:rPr>
-              <w:t xml:space="preserve">Empresas inidôneas e suspensas</w:t>
+              <w:t xml:space="preserve">Empresas inidôneas e suspensas (23.787 sanções em 15/10/2026)</w:t>
             </w:r>
           </w:p>
         </w:tc>
@@ -4531,7 +4590,7 @@
                 <w:sz w:val="19"/>
                 <w:szCs w:val="19"/>
               </w:rPr>
-              <w:t xml:space="preserve">Regra de contratação de sancionado</w:t>
+              <w:t xml:space="preserve">Coletado (cgu_ceis, ADR-030); regra J-01 na Fase 2</w:t>
             </w:r>
           </w:p>
         </w:tc>
@@ -4590,7 +4649,7 @@
                 <w:sz w:val="19"/>
                 <w:szCs w:val="19"/>
               </w:rPr>
-              <w:t xml:space="preserve">Empresas punidas</w:t>
+              <w:t xml:space="preserve">Empresas punidas pela Lei 12.846/2013 (1.840)</w:t>
             </w:r>
           </w:p>
         </w:tc>
@@ -4617,7 +4676,7 @@
                 <w:sz w:val="19"/>
                 <w:szCs w:val="19"/>
               </w:rPr>
-              <w:t xml:space="preserve">Regra de contratação de sancionado</w:t>
+              <w:t xml:space="preserve">Coletado (cgu_cnep); regra J-01 na Fase 2</w:t>
             </w:r>
           </w:p>
         </w:tc>
@@ -4676,7 +4735,7 @@
                 <w:sz w:val="19"/>
                 <w:szCs w:val="19"/>
               </w:rPr>
-              <w:t xml:space="preserve">Entidades sem fins lucrativos impedidas</w:t>
+              <w:t xml:space="preserve">Entidades sem fins lucrativos impedidas (3.521)</w:t>
             </w:r>
           </w:p>
         </w:tc>
@@ -4703,7 +4762,7 @@
                 <w:sz w:val="19"/>
                 <w:szCs w:val="19"/>
               </w:rPr>
-              <w:t xml:space="preserve">Convênios com entidades impedidas</w:t>
+              <w:t xml:space="preserve">Coletado (cgu_cepim); convênios com entidades impedidas</w:t>
             </w:r>
           </w:p>
         </w:tc>
@@ -4881,6 +4940,20 @@
         </w:tc>
       </w:tr>
     </w:tbl>
+    <w:p>
+      <w:pPr>
+        <w:spacing w:after="120"/>
+      </w:pPr>
+      <w:r>
+        <w:rPr>
+          <w:b w:val="false"/>
+          <w:bCs w:val="false"/>
+          <w:i w:val="false"/>
+          <w:iCs w:val="false"/>
+        </w:rPr>
+        <w:t xml:space="preserve">CEIS, CNEP e CEPIM vêm dos arquivos de dados abertos, e não da API (ADR-030). Cada arquivo é o retrato do cadastro inteiro num dia; a página de download declara a data do mais recente, que em 16/10/2026 era 15/10 no CEIS e no CNEP e 14/10 no CEPIM. Comportamento observado em 16/10/2026: o CEIS publica o CPF inteiro das pessoas físicas sancionadas (9.170 linhas), que o Lumen mascara na normalização; "Sem Informação" marca campo não informado; há sanções com prazo determinado que terminam em 31/12/2099; sancionados estrangeiros vêm sem tipo de pessoa e com documento de 7 a 9 dígitos; o CEPIM não tem datas nem código da sanção.</w:t>
+      </w:r>
+    </w:p>
     <w:p>
       <w:pPr>
         <w:pStyle w:val="Heading2"/>
@@ -12028,7 +12101,7 @@
                 <w:sz w:val="17"/>
                 <w:szCs w:val="17"/>
               </w:rPr>
-              <w:t xml:space="preserve">Pendente</w:t>
+              <w:t xml:space="preserve">CEIS, CNEP e CEPIM em uso</w:t>
             </w:r>
           </w:p>
         </w:tc>
@@ -12055,7 +12128,7 @@
                 <w:sz w:val="17"/>
                 <w:szCs w:val="17"/>
               </w:rPr>
-              <w:t xml:space="preserve">Exige token; previsto na Fase 1</w:t>
+              <w:t xml:space="preserve">Pelos arquivos de dados abertos, sem chave (ADR-030); despesas, convênios e emendas pendentes</w:t>
             </w:r>
           </w:p>
         </w:tc>

--- a/docs/DOC-06_Catalogo_de_Fontes.docx
+++ b/docs/DOC-06_Catalogo_de_Fontes.docx
@@ -5660,6 +5660,92 @@
                 <w:sz w:val="19"/>
                 <w:szCs w:val="19"/>
               </w:rPr>
+              <w:t xml:space="preserve">PNTP — Radar da Transparência (tribunais de contas e Atricon)</w:t>
+            </w:r>
+          </w:p>
+        </w:tc>
+        <w:tc>
+          <w:tcPr>
+            <w:tcW w:type="dxa" w:w="4600"/>
+            <w:shd w:fill="FFFFFF" w:val="clear"/>
+            <w:tcMar>
+              <w:top w:type="dxa" w:w="70"/>
+              <w:left w:type="dxa" w:w="110"/>
+              <w:bottom w:type="dxa" w:w="70"/>
+              <w:right w:type="dxa" w:w="110"/>
+            </w:tcMar>
+            <w:vAlign w:val="center"/>
+          </w:tcPr>
+          <w:p>
+            <w:pPr>
+              <w:spacing w:after="0"/>
+            </w:pPr>
+            <w:r>
+              <w:rPr>
+                <w:b w:val="false"/>
+                <w:bCs w:val="false"/>
+                <w:sz w:val="19"/>
+                <w:szCs w:val="19"/>
+              </w:rPr>
+              <w:t xml:space="preserve">Avaliação anual dos portais de transparência de 11.697 entidades (2025), com o endereço do portal; base por ciclo em ZIP, lida por Range (ADR-032)</w:t>
+            </w:r>
+          </w:p>
+        </w:tc>
+        <w:tc>
+          <w:tcPr>
+            <w:tcW w:type="dxa" w:w="2400"/>
+            <w:shd w:fill="FFFFFF" w:val="clear"/>
+            <w:tcMar>
+              <w:top w:type="dxa" w:w="70"/>
+              <w:left w:type="dxa" w:w="110"/>
+              <w:bottom w:type="dxa" w:w="70"/>
+              <w:right w:type="dxa" w:w="110"/>
+            </w:tcMar>
+            <w:vAlign w:val="center"/>
+          </w:tcPr>
+          <w:p>
+            <w:pPr>
+              <w:spacing w:after="0"/>
+            </w:pPr>
+            <w:r>
+              <w:rPr>
+                <w:b w:val="false"/>
+                <w:bCs w:val="false"/>
+                <w:sz w:val="19"/>
+                <w:szCs w:val="19"/>
+              </w:rPr>
+              <w:t xml:space="preserve">Em uso (pntp_avaliacoes)</w:t>
+            </w:r>
+          </w:p>
+        </w:tc>
+      </w:tr>
+      <w:tr>
+        <w:trPr>
+          <w:cantSplit/>
+        </w:trPr>
+        <w:tc>
+          <w:tcPr>
+            <w:tcW w:type="dxa" w:w="2600"/>
+            <w:shd w:fill="F2F2F2" w:val="clear"/>
+            <w:tcMar>
+              <w:top w:type="dxa" w:w="70"/>
+              <w:left w:type="dxa" w:w="110"/>
+              <w:bottom w:type="dxa" w:w="70"/>
+              <w:right w:type="dxa" w:w="110"/>
+            </w:tcMar>
+            <w:vAlign w:val="center"/>
+          </w:tcPr>
+          <w:p>
+            <w:pPr>
+              <w:spacing w:after="0"/>
+            </w:pPr>
+            <w:r>
+              <w:rPr>
+                <w:b w:val="false"/>
+                <w:bCs w:val="false"/>
+                <w:sz w:val="19"/>
+                <w:szCs w:val="19"/>
+              </w:rPr>
               <w:t xml:space="preserve">TSE — resultados</w:t>
             </w:r>
           </w:p>
@@ -5667,7 +5753,7 @@
         <w:tc>
           <w:tcPr>
             <w:tcW w:type="dxa" w:w="4600"/>
-            <w:shd w:fill="FFFFFF" w:val="clear"/>
+            <w:shd w:fill="F2F2F2" w:val="clear"/>
             <w:tcMar>
               <w:top w:type="dxa" w:w="70"/>
               <w:left w:type="dxa" w:w="110"/>
@@ -5694,7 +5780,7 @@
         <w:tc>
           <w:tcPr>
             <w:tcW w:type="dxa" w:w="2400"/>
-            <w:shd w:fill="FFFFFF" w:val="clear"/>
+            <w:shd w:fill="F2F2F2" w:val="clear"/>
             <w:tcMar>
               <w:top w:type="dxa" w:w="70"/>
               <w:left w:type="dxa" w:w="110"/>
@@ -5726,7 +5812,7 @@
         <w:tc>
           <w:tcPr>
             <w:tcW w:type="dxa" w:w="2600"/>
-            <w:shd w:fill="F2F2F2" w:val="clear"/>
+            <w:shd w:fill="FFFFFF" w:val="clear"/>
             <w:tcMar>
               <w:top w:type="dxa" w:w="70"/>
               <w:left w:type="dxa" w:w="110"/>
@@ -5753,7 +5839,7 @@
         <w:tc>
           <w:tcPr>
             <w:tcW w:type="dxa" w:w="4600"/>
-            <w:shd w:fill="F2F2F2" w:val="clear"/>
+            <w:shd w:fill="FFFFFF" w:val="clear"/>
             <w:tcMar>
               <w:top w:type="dxa" w:w="70"/>
               <w:left w:type="dxa" w:w="110"/>
@@ -5780,7 +5866,7 @@
         <w:tc>
           <w:tcPr>
             <w:tcW w:type="dxa" w:w="2400"/>
-            <w:shd w:fill="F2F2F2" w:val="clear"/>
+            <w:shd w:fill="FFFFFF" w:val="clear"/>
             <w:tcMar>
               <w:top w:type="dxa" w:w="70"/>
               <w:left w:type="dxa" w:w="110"/>
@@ -5812,7 +5898,7 @@
         <w:tc>
           <w:tcPr>
             <w:tcW w:type="dxa" w:w="2600"/>
-            <w:shd w:fill="FFFFFF" w:val="clear"/>
+            <w:shd w:fill="F2F2F2" w:val="clear"/>
             <w:tcMar>
               <w:top w:type="dxa" w:w="70"/>
               <w:left w:type="dxa" w:w="110"/>
@@ -5839,7 +5925,7 @@
         <w:tc>
           <w:tcPr>
             <w:tcW w:type="dxa" w:w="4600"/>
-            <w:shd w:fill="FFFFFF" w:val="clear"/>
+            <w:shd w:fill="F2F2F2" w:val="clear"/>
             <w:tcMar>
               <w:top w:type="dxa" w:w="70"/>
               <w:left w:type="dxa" w:w="110"/>
@@ -5866,7 +5952,7 @@
         <w:tc>
           <w:tcPr>
             <w:tcW w:type="dxa" w:w="2400"/>
-            <w:shd w:fill="FFFFFF" w:val="clear"/>
+            <w:shd w:fill="F2F2F2" w:val="clear"/>
             <w:tcMar>
               <w:top w:type="dxa" w:w="70"/>
               <w:left w:type="dxa" w:w="110"/>
@@ -5898,7 +5984,7 @@
         <w:tc>
           <w:tcPr>
             <w:tcW w:type="dxa" w:w="2600"/>
-            <w:shd w:fill="F2F2F2" w:val="clear"/>
+            <w:shd w:fill="FFFFFF" w:val="clear"/>
             <w:tcMar>
               <w:top w:type="dxa" w:w="70"/>
               <w:left w:type="dxa" w:w="110"/>
@@ -5925,7 +6011,7 @@
         <w:tc>
           <w:tcPr>
             <w:tcW w:type="dxa" w:w="4600"/>
-            <w:shd w:fill="F2F2F2" w:val="clear"/>
+            <w:shd w:fill="FFFFFF" w:val="clear"/>
             <w:tcMar>
               <w:top w:type="dxa" w:w="70"/>
               <w:left w:type="dxa" w:w="110"/>
@@ -5952,7 +6038,7 @@
         <w:tc>
           <w:tcPr>
             <w:tcW w:type="dxa" w:w="2400"/>
-            <w:shd w:fill="F2F2F2" w:val="clear"/>
+            <w:shd w:fill="FFFFFF" w:val="clear"/>
             <w:tcMar>
               <w:top w:type="dxa" w:w="70"/>
               <w:left w:type="dxa" w:w="110"/>
@@ -5984,7 +6070,7 @@
         <w:tc>
           <w:tcPr>
             <w:tcW w:type="dxa" w:w="2600"/>
-            <w:shd w:fill="FFFFFF" w:val="clear"/>
+            <w:shd w:fill="F2F2F2" w:val="clear"/>
             <w:tcMar>
               <w:top w:type="dxa" w:w="70"/>
               <w:left w:type="dxa" w:w="110"/>
@@ -6011,7 +6097,7 @@
         <w:tc>
           <w:tcPr>
             <w:tcW w:type="dxa" w:w="4600"/>
-            <w:shd w:fill="FFFFFF" w:val="clear"/>
+            <w:shd w:fill="F2F2F2" w:val="clear"/>
             <w:tcMar>
               <w:top w:type="dxa" w:w="70"/>
               <w:left w:type="dxa" w:w="110"/>
@@ -6038,7 +6124,7 @@
         <w:tc>
           <w:tcPr>
             <w:tcW w:type="dxa" w:w="2400"/>
-            <w:shd w:fill="FFFFFF" w:val="clear"/>
+            <w:shd w:fill="F2F2F2" w:val="clear"/>
             <w:tcMar>
               <w:top w:type="dxa" w:w="70"/>
               <w:left w:type="dxa" w:w="110"/>

--- a/docs/DOC-06_Catalogo_de_Fontes.docx
+++ b/docs/DOC-06_Catalogo_de_Fontes.docx
@@ -267,7 +267,7 @@
                 <w:sz w:val="19"/>
                 <w:szCs w:val="19"/>
               </w:rPr>
-              <w:t xml:space="preserve">1.4</w:t>
+              <w:t xml:space="preserve">1.5</w:t>
             </w:r>
           </w:p>
         </w:tc>
@@ -326,7 +326,7 @@
                 <w:sz w:val="19"/>
                 <w:szCs w:val="19"/>
               </w:rPr>
-              <w:t xml:space="preserve">16 de outubro de 2026</w:t>
+              <w:t xml:space="preserve">20 de outubro de 2026</w:t>
             </w:r>
           </w:p>
         </w:tc>
@@ -425,9 +425,11 @@
         <w:keepLines/>
         <w:spacing w:after="160" w:before="380"/>
       </w:pPr>
+      <w:bookmarkStart w:name="_Toc1" w:id="1"/>
       <w:r>
         <w:t xml:space="preserve">Sumário</w:t>
       </w:r>
+      <w:bookmarkEnd w:id="1"/>
     </w:p>
     <w:p>
       <w:pPr>
@@ -452,11 +454,529 @@
       </w:sdtPr>
       <w:sdtContent>
         <w:p>
+          <w:pPr>
+            <w:pStyle w:val="TOC1"/>
+            <w:tabs>
+              <w:tab w:val="right" w:pos="9638" w:leader="dot"/>
+            </w:tabs>
+          </w:pPr>
           <w:r>
             <w:fldChar w:fldCharType="begin" w:dirty="true"/>
             <w:instrText xml:space="preserve">TOC \h \o "1-3"</w:instrText>
             <w:fldChar w:fldCharType="separate"/>
           </w:r>
+          <w:hyperlink w:history="1" w:anchor="_Toc1">
+            <w:r>
+              <w:t xml:space="preserve">Sumário</w:t>
+            </w:r>
+            <w:r>
+              <w:tab/>
+            </w:r>
+            <w:r>
+              <w:fldChar w:fldCharType="begin" w:dirty="true"/>
+              <w:instrText xml:space="preserve">PAGEREF _Toc1 \h</w:instrText>
+              <w:fldChar w:fldCharType="separate"/>
+              <w:fldChar w:fldCharType="end"/>
+            </w:r>
+          </w:hyperlink>
+        </w:p>
+        <w:p>
+          <w:pPr>
+            <w:pStyle w:val="TOC1"/>
+            <w:tabs>
+              <w:tab w:val="right" w:pos="9638" w:leader="dot"/>
+            </w:tabs>
+          </w:pPr>
+          <w:hyperlink w:history="1" w:anchor="_Toc2">
+            <w:r>
+              <w:t xml:space="preserve">1. Estratégia de cobertura</w:t>
+            </w:r>
+            <w:r>
+              <w:tab/>
+            </w:r>
+            <w:r>
+              <w:fldChar w:fldCharType="begin" w:dirty="true"/>
+              <w:instrText xml:space="preserve">PAGEREF _Toc2 \h</w:instrText>
+              <w:fldChar w:fldCharType="separate"/>
+              <w:fldChar w:fldCharType="end"/>
+            </w:r>
+          </w:hyperlink>
+        </w:p>
+        <w:p>
+          <w:pPr>
+            <w:pStyle w:val="TOC1"/>
+            <w:tabs>
+              <w:tab w:val="right" w:pos="9638" w:leader="dot"/>
+            </w:tabs>
+          </w:pPr>
+          <w:hyperlink w:history="1" w:anchor="_Toc3">
+            <w:r>
+              <w:t xml:space="preserve">2. Camada 1 — Fontes federais estruturadas</w:t>
+            </w:r>
+            <w:r>
+              <w:tab/>
+            </w:r>
+            <w:r>
+              <w:fldChar w:fldCharType="begin" w:dirty="true"/>
+              <w:instrText xml:space="preserve">PAGEREF _Toc3 \h</w:instrText>
+              <w:fldChar w:fldCharType="separate"/>
+              <w:fldChar w:fldCharType="end"/>
+            </w:r>
+          </w:hyperlink>
+        </w:p>
+        <w:p>
+          <w:pPr>
+            <w:pStyle w:val="TOC2"/>
+            <w:tabs>
+              <w:tab w:val="right" w:pos="9638" w:leader="dot"/>
+            </w:tabs>
+            <w:ind w:left="220"/>
+          </w:pPr>
+          <w:hyperlink w:history="1" w:anchor="_Toc4">
+            <w:r>
+              <w:t xml:space="preserve">2.1 PNCP — Portal Nacional de Contratações Públicas</w:t>
+            </w:r>
+            <w:r>
+              <w:tab/>
+            </w:r>
+            <w:r>
+              <w:fldChar w:fldCharType="begin" w:dirty="true"/>
+              <w:instrText xml:space="preserve">PAGEREF _Toc4 \h</w:instrText>
+              <w:fldChar w:fldCharType="separate"/>
+              <w:fldChar w:fldCharType="end"/>
+            </w:r>
+          </w:hyperlink>
+        </w:p>
+        <w:p>
+          <w:pPr>
+            <w:pStyle w:val="TOC3"/>
+            <w:tabs>
+              <w:tab w:val="right" w:pos="9638" w:leader="dot"/>
+            </w:tabs>
+            <w:ind w:left="440"/>
+          </w:pPr>
+          <w:hyperlink w:history="1" w:anchor="_Toc5">
+            <w:r>
+              <w:t xml:space="preserve">Recursos relevantes</w:t>
+            </w:r>
+            <w:r>
+              <w:tab/>
+            </w:r>
+            <w:r>
+              <w:fldChar w:fldCharType="begin" w:dirty="true"/>
+              <w:instrText xml:space="preserve">PAGEREF _Toc5 \h</w:instrText>
+              <w:fldChar w:fldCharType="separate"/>
+              <w:fldChar w:fldCharType="end"/>
+            </w:r>
+          </w:hyperlink>
+        </w:p>
+        <w:p>
+          <w:pPr>
+            <w:pStyle w:val="TOC3"/>
+            <w:tabs>
+              <w:tab w:val="right" w:pos="9638" w:leader="dot"/>
+            </w:tabs>
+            <w:ind w:left="440"/>
+          </w:pPr>
+          <w:hyperlink w:history="1" w:anchor="_Toc6">
+            <w:r>
+              <w:t xml:space="preserve">Comportamento real observado (outubro de 2026)</w:t>
+            </w:r>
+            <w:r>
+              <w:tab/>
+            </w:r>
+            <w:r>
+              <w:fldChar w:fldCharType="begin" w:dirty="true"/>
+              <w:instrText xml:space="preserve">PAGEREF _Toc6 \h</w:instrText>
+              <w:fldChar w:fldCharType="separate"/>
+              <w:fldChar w:fldCharType="end"/>
+            </w:r>
+          </w:hyperlink>
+        </w:p>
+        <w:p>
+          <w:pPr>
+            <w:pStyle w:val="TOC2"/>
+            <w:tabs>
+              <w:tab w:val="right" w:pos="9638" w:leader="dot"/>
+            </w:tabs>
+            <w:ind w:left="220"/>
+          </w:pPr>
+          <w:hyperlink w:history="1" w:anchor="_Toc7">
+            <w:r>
+              <w:t xml:space="preserve">2.2 SICONFI — Tesouro Nacional</w:t>
+            </w:r>
+            <w:r>
+              <w:tab/>
+            </w:r>
+            <w:r>
+              <w:fldChar w:fldCharType="begin" w:dirty="true"/>
+              <w:instrText xml:space="preserve">PAGEREF _Toc7 \h</w:instrText>
+              <w:fldChar w:fldCharType="separate"/>
+              <w:fldChar w:fldCharType="end"/>
+            </w:r>
+          </w:hyperlink>
+        </w:p>
+        <w:p>
+          <w:pPr>
+            <w:pStyle w:val="TOC3"/>
+            <w:tabs>
+              <w:tab w:val="right" w:pos="9638" w:leader="dot"/>
+            </w:tabs>
+            <w:ind w:left="440"/>
+          </w:pPr>
+          <w:hyperlink w:history="1" w:anchor="_Toc8">
+            <w:r>
+              <w:t xml:space="preserve">Comportamento real observado (outubro de 2026)</w:t>
+            </w:r>
+            <w:r>
+              <w:tab/>
+            </w:r>
+            <w:r>
+              <w:fldChar w:fldCharType="begin" w:dirty="true"/>
+              <w:instrText xml:space="preserve">PAGEREF _Toc8 \h</w:instrText>
+              <w:fldChar w:fldCharType="separate"/>
+              <w:fldChar w:fldCharType="end"/>
+            </w:r>
+          </w:hyperlink>
+        </w:p>
+        <w:p>
+          <w:pPr>
+            <w:pStyle w:val="TOC2"/>
+            <w:tabs>
+              <w:tab w:val="right" w:pos="9638" w:leader="dot"/>
+            </w:tabs>
+            <w:ind w:left="220"/>
+          </w:pPr>
+          <w:hyperlink w:history="1" w:anchor="_Toc9">
+            <w:r>
+              <w:t xml:space="preserve">2.3 Portal da Transparência — CGU</w:t>
+            </w:r>
+            <w:r>
+              <w:tab/>
+            </w:r>
+            <w:r>
+              <w:fldChar w:fldCharType="begin" w:dirty="true"/>
+              <w:instrText xml:space="preserve">PAGEREF _Toc9 \h</w:instrText>
+              <w:fldChar w:fldCharType="separate"/>
+              <w:fldChar w:fldCharType="end"/>
+            </w:r>
+          </w:hyperlink>
+        </w:p>
+        <w:p>
+          <w:pPr>
+            <w:pStyle w:val="TOC2"/>
+            <w:tabs>
+              <w:tab w:val="right" w:pos="9638" w:leader="dot"/>
+            </w:tabs>
+            <w:ind w:left="220"/>
+          </w:pPr>
+          <w:hyperlink w:history="1" w:anchor="_Toc10">
+            <w:r>
+              <w:t xml:space="preserve">2.4 Receita Federal — base pública de CNPJ</w:t>
+            </w:r>
+            <w:r>
+              <w:tab/>
+            </w:r>
+            <w:r>
+              <w:fldChar w:fldCharType="begin" w:dirty="true"/>
+              <w:instrText xml:space="preserve">PAGEREF _Toc10 \h</w:instrText>
+              <w:fldChar w:fldCharType="separate"/>
+              <w:fldChar w:fldCharType="end"/>
+            </w:r>
+          </w:hyperlink>
+        </w:p>
+        <w:p>
+          <w:pPr>
+            <w:pStyle w:val="TOC2"/>
+            <w:tabs>
+              <w:tab w:val="right" w:pos="9638" w:leader="dot"/>
+            </w:tabs>
+            <w:ind w:left="220"/>
+          </w:pPr>
+          <w:hyperlink w:history="1" w:anchor="_Toc11">
+            <w:r>
+              <w:t xml:space="preserve">2.5 Demais fontes federais</w:t>
+            </w:r>
+            <w:r>
+              <w:tab/>
+            </w:r>
+            <w:r>
+              <w:fldChar w:fldCharType="begin" w:dirty="true"/>
+              <w:instrText xml:space="preserve">PAGEREF _Toc11 \h</w:instrText>
+              <w:fldChar w:fldCharType="separate"/>
+              <w:fldChar w:fldCharType="end"/>
+            </w:r>
+          </w:hyperlink>
+        </w:p>
+        <w:p>
+          <w:pPr>
+            <w:pStyle w:val="TOC2"/>
+            <w:tabs>
+              <w:tab w:val="right" w:pos="9638" w:leader="dot"/>
+            </w:tabs>
+            <w:ind w:left="220"/>
+          </w:pPr>
+          <w:hyperlink w:history="1" w:anchor="_Toc12">
+            <w:r>
+              <w:t xml:space="preserve">2.6 TSE — resultados eleitorais (aba Eleições)</w:t>
+            </w:r>
+            <w:r>
+              <w:tab/>
+            </w:r>
+            <w:r>
+              <w:fldChar w:fldCharType="begin" w:dirty="true"/>
+              <w:instrText xml:space="preserve">PAGEREF _Toc12 \h</w:instrText>
+              <w:fldChar w:fldCharType="separate"/>
+              <w:fldChar w:fldCharType="end"/>
+            </w:r>
+          </w:hyperlink>
+        </w:p>
+        <w:p>
+          <w:pPr>
+            <w:pStyle w:val="TOC2"/>
+            <w:tabs>
+              <w:tab w:val="right" w:pos="9638" w:leader="dot"/>
+            </w:tabs>
+            <w:ind w:left="220"/>
+          </w:pPr>
+          <w:hyperlink w:history="1" w:anchor="_Toc13">
+            <w:r>
+              <w:t xml:space="preserve">2.7 IBGE — localidades, população e malhas</w:t>
+            </w:r>
+            <w:r>
+              <w:tab/>
+            </w:r>
+            <w:r>
+              <w:fldChar w:fldCharType="begin" w:dirty="true"/>
+              <w:instrText xml:space="preserve">PAGEREF _Toc13 \h</w:instrText>
+              <w:fldChar w:fldCharType="separate"/>
+              <w:fldChar w:fldCharType="end"/>
+            </w:r>
+          </w:hyperlink>
+        </w:p>
+        <w:p>
+          <w:pPr>
+            <w:pStyle w:val="TOC2"/>
+            <w:tabs>
+              <w:tab w:val="right" w:pos="9638" w:leader="dot"/>
+            </w:tabs>
+            <w:ind w:left="220"/>
+          </w:pPr>
+          <w:hyperlink w:history="1" w:anchor="_Toc14">
+            <w:r>
+              <w:t xml:space="preserve">2.8 Referência de mercado de fora do governo (regra A-05)</w:t>
+            </w:r>
+            <w:r>
+              <w:tab/>
+            </w:r>
+            <w:r>
+              <w:fldChar w:fldCharType="begin" w:dirty="true"/>
+              <w:instrText xml:space="preserve">PAGEREF _Toc14 \h</w:instrText>
+              <w:fldChar w:fldCharType="separate"/>
+              <w:fldChar w:fldCharType="end"/>
+            </w:r>
+          </w:hyperlink>
+        </w:p>
+        <w:p>
+          <w:pPr>
+            <w:pStyle w:val="TOC1"/>
+            <w:tabs>
+              <w:tab w:val="right" w:pos="9638" w:leader="dot"/>
+            </w:tabs>
+          </w:pPr>
+          <w:hyperlink w:history="1" w:anchor="_Toc15">
+            <w:r>
+              <w:t xml:space="preserve">3. Camada 2 — Estados e tribunais de contas</w:t>
+            </w:r>
+            <w:r>
+              <w:tab/>
+            </w:r>
+            <w:r>
+              <w:fldChar w:fldCharType="begin" w:dirty="true"/>
+              <w:instrText xml:space="preserve">PAGEREF _Toc15 \h</w:instrText>
+              <w:fldChar w:fldCharType="separate"/>
+              <w:fldChar w:fldCharType="end"/>
+            </w:r>
+          </w:hyperlink>
+        </w:p>
+        <w:p>
+          <w:pPr>
+            <w:pStyle w:val="TOC1"/>
+            <w:tabs>
+              <w:tab w:val="right" w:pos="9638" w:leader="dot"/>
+            </w:tabs>
+          </w:pPr>
+          <w:hyperlink w:history="1" w:anchor="_Toc16">
+            <w:r>
+              <w:t xml:space="preserve">4. Camada 3 — Municípios</w:t>
+            </w:r>
+            <w:r>
+              <w:tab/>
+            </w:r>
+            <w:r>
+              <w:fldChar w:fldCharType="begin" w:dirty="true"/>
+              <w:instrText xml:space="preserve">PAGEREF _Toc16 \h</w:instrText>
+              <w:fldChar w:fldCharType="separate"/>
+              <w:fldChar w:fldCharType="end"/>
+            </w:r>
+          </w:hyperlink>
+        </w:p>
+        <w:p>
+          <w:pPr>
+            <w:pStyle w:val="TOC2"/>
+            <w:tabs>
+              <w:tab w:val="right" w:pos="9638" w:leader="dot"/>
+            </w:tabs>
+            <w:ind w:left="220"/>
+          </w:pPr>
+          <w:hyperlink w:history="1" w:anchor="_Toc17">
+            <w:r>
+              <w:t xml:space="preserve">4.1 Abordagem por família de plataforma</w:t>
+            </w:r>
+            <w:r>
+              <w:tab/>
+            </w:r>
+            <w:r>
+              <w:fldChar w:fldCharType="begin" w:dirty="true"/>
+              <w:instrText xml:space="preserve">PAGEREF _Toc17 \h</w:instrText>
+              <w:fldChar w:fldCharType="separate"/>
+              <w:fldChar w:fldCharType="end"/>
+            </w:r>
+          </w:hyperlink>
+        </w:p>
+        <w:p>
+          <w:pPr>
+            <w:pStyle w:val="TOC2"/>
+            <w:tabs>
+              <w:tab w:val="right" w:pos="9638" w:leader="dot"/>
+            </w:tabs>
+            <w:ind w:left="220"/>
+          </w:pPr>
+          <w:hyperlink w:history="1" w:anchor="_Toc18">
+            <w:r>
+              <w:t xml:space="preserve">4.2 Cauda longa</w:t>
+            </w:r>
+            <w:r>
+              <w:tab/>
+            </w:r>
+            <w:r>
+              <w:fldChar w:fldCharType="begin" w:dirty="true"/>
+              <w:instrText xml:space="preserve">PAGEREF _Toc18 \h</w:instrText>
+              <w:fldChar w:fldCharType="separate"/>
+              <w:fldChar w:fldCharType="end"/>
+            </w:r>
+          </w:hyperlink>
+        </w:p>
+        <w:p>
+          <w:pPr>
+            <w:pStyle w:val="TOC2"/>
+            <w:tabs>
+              <w:tab w:val="right" w:pos="9638" w:leader="dot"/>
+            </w:tabs>
+            <w:ind w:left="220"/>
+          </w:pPr>
+          <w:hyperlink w:history="1" w:anchor="_Toc19">
+            <w:r>
+              <w:t xml:space="preserve">4.3 Especificação declarativa de fonte</w:t>
+            </w:r>
+            <w:r>
+              <w:tab/>
+            </w:r>
+            <w:r>
+              <w:fldChar w:fldCharType="begin" w:dirty="true"/>
+              <w:instrText xml:space="preserve">PAGEREF _Toc19 \h</w:instrText>
+              <w:fldChar w:fldCharType="separate"/>
+              <w:fldChar w:fldCharType="end"/>
+            </w:r>
+          </w:hyperlink>
+        </w:p>
+        <w:p>
+          <w:pPr>
+            <w:pStyle w:val="TOC1"/>
+            <w:tabs>
+              <w:tab w:val="right" w:pos="9638" w:leader="dot"/>
+            </w:tabs>
+          </w:pPr>
+          <w:hyperlink w:history="1" w:anchor="_Toc20">
+            <w:r>
+              <w:t xml:space="preserve">5. Política de coleta responsável</w:t>
+            </w:r>
+            <w:r>
+              <w:tab/>
+            </w:r>
+            <w:r>
+              <w:fldChar w:fldCharType="begin" w:dirty="true"/>
+              <w:instrText xml:space="preserve">PAGEREF _Toc20 \h</w:instrText>
+              <w:fldChar w:fldCharType="separate"/>
+              <w:fldChar w:fldCharType="end"/>
+            </w:r>
+          </w:hyperlink>
+        </w:p>
+        <w:p>
+          <w:pPr>
+            <w:pStyle w:val="TOC1"/>
+            <w:tabs>
+              <w:tab w:val="right" w:pos="9638" w:leader="dot"/>
+            </w:tabs>
+          </w:pPr>
+          <w:hyperlink w:history="1" w:anchor="_Toc21">
+            <w:r>
+              <w:t xml:space="preserve">6. Matriz de cobertura esperada por fase</w:t>
+            </w:r>
+            <w:r>
+              <w:tab/>
+            </w:r>
+            <w:r>
+              <w:fldChar w:fldCharType="begin" w:dirty="true"/>
+              <w:instrText xml:space="preserve">PAGEREF _Toc21 \h</w:instrText>
+              <w:fldChar w:fldCharType="separate"/>
+              <w:fldChar w:fldCharType="end"/>
+            </w:r>
+          </w:hyperlink>
+        </w:p>
+        <w:p>
+          <w:pPr>
+            <w:pStyle w:val="TOC1"/>
+            <w:tabs>
+              <w:tab w:val="right" w:pos="9638" w:leader="dot"/>
+            </w:tabs>
+          </w:pPr>
+          <w:hyperlink w:history="1" w:anchor="_Toc22">
+            <w:r>
+              <w:t xml:space="preserve">7. Situação da integração (outubro de 2026)</w:t>
+            </w:r>
+            <w:r>
+              <w:tab/>
+            </w:r>
+            <w:r>
+              <w:fldChar w:fldCharType="begin" w:dirty="true"/>
+              <w:instrText xml:space="preserve">PAGEREF _Toc22 \h</w:instrText>
+              <w:fldChar w:fldCharType="separate"/>
+              <w:fldChar w:fldCharType="end"/>
+            </w:r>
+          </w:hyperlink>
+        </w:p>
+        <w:p>
+          <w:pPr>
+            <w:pStyle w:val="TOC1"/>
+            <w:tabs>
+              <w:tab w:val="right" w:pos="9638" w:leader="dot"/>
+            </w:tabs>
+          </w:pPr>
+          <w:hyperlink w:history="1" w:anchor="_Toc23">
+            <w:r>
+              <w:t xml:space="preserve">8. Registro de fontes</w:t>
+            </w:r>
+            <w:r>
+              <w:tab/>
+            </w:r>
+            <w:r>
+              <w:fldChar w:fldCharType="begin" w:dirty="true"/>
+              <w:instrText xml:space="preserve">PAGEREF _Toc23 \h</w:instrText>
+              <w:fldChar w:fldCharType="separate"/>
+              <w:fldChar w:fldCharType="end"/>
+            </w:r>
+          </w:hyperlink>
         </w:p>
         <w:p>
           <w:r>
@@ -477,9 +997,11 @@
         <w:keepLines/>
         <w:spacing w:after="160" w:before="380"/>
       </w:pPr>
+      <w:bookmarkStart w:name="_Toc2" w:id="2"/>
       <w:r>
         <w:t xml:space="preserve">1. Estratégia de cobertura</w:t>
       </w:r>
+      <w:bookmarkEnd w:id="2"/>
     </w:p>
     <w:p>
       <w:pPr>
@@ -608,9 +1130,11 @@
         <w:keepLines/>
         <w:spacing w:after="160" w:before="380"/>
       </w:pPr>
+      <w:bookmarkStart w:name="_Toc3" w:id="3"/>
       <w:r>
         <w:t xml:space="preserve">2. Camada 1 — Fontes federais estruturadas</w:t>
       </w:r>
+      <w:bookmarkEnd w:id="3"/>
     </w:p>
     <w:p>
       <w:pPr>
@@ -619,9 +1143,11 @@
         <w:keepLines/>
         <w:spacing w:after="120" w:before="280"/>
       </w:pPr>
+      <w:bookmarkStart w:name="_Toc4" w:id="4"/>
       <w:r>
         <w:t xml:space="preserve">2.1 PNCP — Portal Nacional de Contratações Públicas</w:t>
       </w:r>
+      <w:bookmarkEnd w:id="4"/>
     </w:p>
     <w:tbl>
       <w:tblPr>
@@ -1060,9 +1586,11 @@
         <w:keepLines/>
         <w:spacing w:after="100" w:before="220"/>
       </w:pPr>
+      <w:bookmarkStart w:name="_Toc5" w:id="5"/>
       <w:r>
         <w:t xml:space="preserve">Recursos relevantes</w:t>
       </w:r>
+      <w:bookmarkEnd w:id="5"/>
     </w:p>
     <w:tbl>
       <w:tblPr>
@@ -1866,9 +2394,11 @@
         <w:keepLines/>
         <w:spacing w:after="100" w:before="220"/>
       </w:pPr>
+      <w:bookmarkStart w:name="_Toc6" w:id="6"/>
       <w:r>
         <w:t xml:space="preserve">Comportamento real observado (outubro de 2026)</w:t>
       </w:r>
+      <w:bookmarkEnd w:id="6"/>
     </w:p>
     <w:p>
       <w:pPr>
@@ -2804,9 +3334,11 @@
         <w:keepLines/>
         <w:spacing w:after="120" w:before="280"/>
       </w:pPr>
+      <w:bookmarkStart w:name="_Toc7" w:id="7"/>
       <w:r>
         <w:t xml:space="preserve">2.2 SICONFI — Tesouro Nacional</w:t>
       </w:r>
+      <w:bookmarkEnd w:id="7"/>
     </w:p>
     <w:tbl>
       <w:tblPr>
@@ -3259,9 +3791,11 @@
         <w:keepLines/>
         <w:spacing w:after="100" w:before="220"/>
       </w:pPr>
+      <w:bookmarkStart w:name="_Toc8" w:id="8"/>
       <w:r>
         <w:t xml:space="preserve">Comportamento real observado (outubro de 2026)</w:t>
       </w:r>
+      <w:bookmarkEnd w:id="8"/>
     </w:p>
     <w:tbl>
       <w:tblPr>
@@ -3711,9 +4245,11 @@
         <w:keepLines/>
         <w:spacing w:after="120" w:before="280"/>
       </w:pPr>
+      <w:bookmarkStart w:name="_Toc9" w:id="9"/>
       <w:r>
         <w:t xml:space="preserve">2.3 Portal da Transparência — CGU</w:t>
       </w:r>
+      <w:bookmarkEnd w:id="9"/>
     </w:p>
     <w:tbl>
       <w:tblPr>
@@ -4961,9 +5497,11 @@
         <w:keepLines/>
         <w:spacing w:after="120" w:before="280"/>
       </w:pPr>
+      <w:bookmarkStart w:name="_Toc10" w:id="10"/>
       <w:r>
         <w:t xml:space="preserve">2.4 Receita Federal — base pública de CNPJ</w:t>
       </w:r>
+      <w:bookmarkEnd w:id="10"/>
     </w:p>
     <w:p>
       <w:pPr>
@@ -5351,9 +5889,11 @@
         <w:keepLines/>
         <w:spacing w:after="120" w:before="280"/>
       </w:pPr>
+      <w:bookmarkStart w:name="_Toc11" w:id="11"/>
       <w:r>
         <w:t xml:space="preserve">2.5 Demais fontes federais</w:t>
       </w:r>
+      <w:bookmarkEnd w:id="11"/>
     </w:p>
     <w:tbl>
       <w:tblPr>
@@ -6211,9 +6751,11 @@
         <w:keepLines/>
         <w:spacing w:after="120" w:before="280"/>
       </w:pPr>
+      <w:bookmarkStart w:name="_Toc12" w:id="12"/>
       <w:r>
         <w:t xml:space="preserve">2.6 TSE — resultados eleitorais (aba Eleições)</w:t>
       </w:r>
+      <w:bookmarkEnd w:id="12"/>
     </w:p>
     <w:p>
       <w:pPr>
@@ -6629,9 +7171,11 @@
         <w:keepLines/>
         <w:spacing w:after="120" w:before="280"/>
       </w:pPr>
+      <w:bookmarkStart w:name="_Toc13" w:id="13"/>
       <w:r>
         <w:t xml:space="preserve">2.7 IBGE — localidades, população e malhas</w:t>
       </w:r>
+      <w:bookmarkEnd w:id="13"/>
     </w:p>
     <w:tbl>
       <w:tblPr>
@@ -6993,6 +7537,92 @@
                 <w:szCs w:val="17"/>
               </w:rPr>
               <w:t xml:space="preserve">Mapa da aba Eleições; código IBGE em codarea</w:t>
+            </w:r>
+          </w:p>
+        </w:tc>
+      </w:tr>
+      <w:tr>
+        <w:trPr>
+          <w:cantSplit/>
+        </w:trPr>
+        <w:tc>
+          <w:tcPr>
+            <w:tcW w:type="dxa" w:w="2200"/>
+            <w:shd w:fill="F2F2F2" w:val="clear"/>
+            <w:tcMar>
+              <w:top w:type="dxa" w:w="70"/>
+              <w:left w:type="dxa" w:w="110"/>
+              <w:bottom w:type="dxa" w:w="70"/>
+              <w:right w:type="dxa" w:w="110"/>
+            </w:tcMar>
+            <w:vAlign w:val="center"/>
+          </w:tcPr>
+          <w:p>
+            <w:pPr>
+              <w:spacing w:after="0"/>
+            </w:pPr>
+            <w:r>
+              <w:rPr>
+                <w:b w:val="false"/>
+                <w:bCs w:val="false"/>
+                <w:sz w:val="17"/>
+                <w:szCs w:val="17"/>
+              </w:rPr>
+              <w:t xml:space="preserve">Notícias v3 (releases)</w:t>
+            </w:r>
+          </w:p>
+        </w:tc>
+        <w:tc>
+          <w:tcPr>
+            <w:tcW w:type="dxa" w:w="4400"/>
+            <w:shd w:fill="F2F2F2" w:val="clear"/>
+            <w:tcMar>
+              <w:top w:type="dxa" w:w="70"/>
+              <w:left w:type="dxa" w:w="110"/>
+              <w:bottom w:type="dxa" w:w="70"/>
+              <w:right w:type="dxa" w:w="110"/>
+            </w:tcMar>
+            <w:vAlign w:val="center"/>
+          </w:tcPr>
+          <w:p>
+            <w:pPr>
+              <w:spacing w:after="0"/>
+            </w:pPr>
+            <w:r>
+              <w:rPr>
+                <w:b w:val="false"/>
+                <w:bCs w:val="false"/>
+                <w:sz w:val="17"/>
+                <w:szCs w:val="17"/>
+              </w:rPr>
+              <w:t xml:space="preserve">servicodados.ibge.gov.br/api/v3/noticias, tipo=release e idproduto</w:t>
+            </w:r>
+          </w:p>
+        </w:tc>
+        <w:tc>
+          <w:tcPr>
+            <w:tcW w:type="dxa" w:w="3000"/>
+            <w:shd w:fill="F2F2F2" w:val="clear"/>
+            <w:tcMar>
+              <w:top w:type="dxa" w:w="70"/>
+              <w:left w:type="dxa" w:w="110"/>
+              <w:bottom w:type="dxa" w:w="70"/>
+              <w:right w:type="dxa" w:w="110"/>
+            </w:tcMar>
+            <w:vAlign w:val="center"/>
+          </w:tcPr>
+          <w:p>
+            <w:pPr>
+              <w:spacing w:after="0"/>
+            </w:pPr>
+            <w:r>
+              <w:rPr>
+                <w:b w:val="false"/>
+                <w:bCs w:val="false"/>
+                <w:sz w:val="17"/>
+                <w:szCs w:val="17"/>
+              </w:rPr>
+              <w:t xml:space="preserve">Releases da Agência de Notícias ao lado do IPCA, do INPC e do PIB na área Economia (ADR-033, adendo de 20/10/2026); data como dd/mm/aaaa hh:mm:ss e link em http</w:t>
             </w:r>
           </w:p>
         </w:tc>
@@ -7019,9 +7649,11 @@
         <w:keepLines/>
         <w:spacing w:after="120" w:before="280"/>
       </w:pPr>
+      <w:bookmarkStart w:name="_Toc14" w:id="14"/>
       <w:r>
         <w:t xml:space="preserve">2.8 Referência de mercado de fora do governo (regra A-05)</w:t>
       </w:r>
+      <w:bookmarkEnd w:id="14"/>
     </w:p>
     <w:p>
       <w:pPr>
@@ -7614,9 +8246,11 @@
         <w:keepLines/>
         <w:spacing w:after="160" w:before="380"/>
       </w:pPr>
+      <w:bookmarkStart w:name="_Toc15" w:id="15"/>
       <w:r>
         <w:t xml:space="preserve">3. Camada 2 — Estados e tribunais de contas</w:t>
       </w:r>
+      <w:bookmarkEnd w:id="15"/>
     </w:p>
     <w:p>
       <w:pPr>
@@ -8104,9 +8738,11 @@
         <w:keepLines/>
         <w:spacing w:after="160" w:before="380"/>
       </w:pPr>
+      <w:bookmarkStart w:name="_Toc16" w:id="16"/>
       <w:r>
         <w:t xml:space="preserve">4. Camada 3 — Municípios</w:t>
       </w:r>
+      <w:bookmarkEnd w:id="16"/>
     </w:p>
     <w:p>
       <w:pPr>
@@ -8115,9 +8751,11 @@
         <w:keepLines/>
         <w:spacing w:after="120" w:before="280"/>
       </w:pPr>
+      <w:bookmarkStart w:name="_Toc17" w:id="17"/>
       <w:r>
         <w:t xml:space="preserve">4.1 Abordagem por família de plataforma</w:t>
       </w:r>
+      <w:bookmarkEnd w:id="17"/>
     </w:p>
     <w:p>
       <w:pPr>
@@ -8246,9 +8884,11 @@
         <w:keepLines/>
         <w:spacing w:after="120" w:before="280"/>
       </w:pPr>
+      <w:bookmarkStart w:name="_Toc18" w:id="18"/>
       <w:r>
         <w:t xml:space="preserve">4.2 Cauda longa</w:t>
       </w:r>
+      <w:bookmarkEnd w:id="18"/>
     </w:p>
     <w:tbl>
       <w:tblPr>
@@ -8689,9 +9329,11 @@
         <w:keepLines/>
         <w:spacing w:after="120" w:before="280"/>
       </w:pPr>
+      <w:bookmarkStart w:name="_Toc19" w:id="19"/>
       <w:r>
         <w:t xml:space="preserve">4.3 Especificação declarativa de fonte</w:t>
       </w:r>
+      <w:bookmarkEnd w:id="19"/>
     </w:p>
     <w:p>
       <w:pPr>
@@ -10003,9 +10645,11 @@
         <w:keepLines/>
         <w:spacing w:after="160" w:before="380"/>
       </w:pPr>
+      <w:bookmarkStart w:name="_Toc20" w:id="20"/>
       <w:r>
         <w:t xml:space="preserve">5. Política de coleta responsável</w:t>
       </w:r>
+      <w:bookmarkEnd w:id="20"/>
     </w:p>
     <w:p>
       <w:pPr>
@@ -10873,9 +11517,11 @@
         <w:keepLines/>
         <w:spacing w:after="160" w:before="380"/>
       </w:pPr>
+      <w:bookmarkStart w:name="_Toc21" w:id="21"/>
       <w:r>
         <w:t xml:space="preserve">6. Matriz de cobertura esperada por fase</w:t>
       </w:r>
+      <w:bookmarkEnd w:id="21"/>
     </w:p>
     <w:tbl>
       <w:tblPr>
@@ -11421,9 +12067,11 @@
         <w:keepLines/>
         <w:spacing w:after="160" w:before="380"/>
       </w:pPr>
+      <w:bookmarkStart w:name="_Toc22" w:id="22"/>
       <w:r>
         <w:t xml:space="preserve">7. Situação da integração (outubro de 2026)</w:t>
       </w:r>
+      <w:bookmarkEnd w:id="22"/>
     </w:p>
     <w:tbl>
       <w:tblPr>
@@ -12743,9 +13391,11 @@
         <w:keepLines/>
         <w:spacing w:after="160" w:before="380"/>
       </w:pPr>
+      <w:bookmarkStart w:name="_Toc23" w:id="23"/>
       <w:r>
         <w:t xml:space="preserve">8. Registro de fontes</w:t>
       </w:r>
+      <w:bookmarkEnd w:id="23"/>
     </w:p>
     <w:p>
       <w:pPr>
@@ -13695,6 +14345,21 @@
   <w:style w:type="paragraph" w:styleId="Normal" w:default="1">
     <w:name w:val="Normal"/>
     <w:qFormat/>
+  </w:style>
+  <w:style w:type="table" w:styleId="TableNormal" w:default="true">
+    <w:name w:val="Normal Table"/>
+    <w:uiPriority w:val="99"/>
+    <w:semiHidden/>
+    <w:unhideWhenUsed/>
+    <w:tblPr>
+      <w:tblInd w:type="dxa" w:w="0"/>
+      <w:tblCellMar>
+        <w:top w:type="dxa" w:w="0"/>
+        <w:left w:type="dxa" w:w="108"/>
+        <w:bottom w:type="dxa" w:w="0"/>
+        <w:right w:type="dxa" w:w="108"/>
+      </w:tblCellMar>
+    </w:tblPr>
   </w:style>
   <w:style w:type="paragraph" w:styleId="Title">
     <w:name w:val="Title"/>

--- a/docs/DOC-06_Catalogo_de_Fontes.docx
+++ b/docs/DOC-06_Catalogo_de_Fontes.docx
@@ -267,7 +267,7 @@
                 <w:sz w:val="19"/>
                 <w:szCs w:val="19"/>
               </w:rPr>
-              <w:t xml:space="preserve">1.5</w:t>
+              <w:t xml:space="preserve">1.6</w:t>
             </w:r>
           </w:p>
         </w:tc>
@@ -4165,6 +4165,124 @@
                 <w:szCs w:val="17"/>
               </w:rPr>
               <w:t xml:space="preserve">Origem da lista de ausentes (família I, RF-CF-01)</w:t>
+            </w:r>
+          </w:p>
+        </w:tc>
+      </w:tr>
+      <w:tr>
+        <w:trPr>
+          <w:cantSplit/>
+        </w:trPr>
+        <w:tc>
+          <w:tcPr>
+            <w:tcW w:type="dxa" w:w="4600"/>
+            <w:shd w:fill="F2F2F2" w:val="clear"/>
+            <w:tcMar>
+              <w:top w:type="dxa" w:w="70"/>
+              <w:left w:type="dxa" w:w="110"/>
+              <w:bottom w:type="dxa" w:w="70"/>
+              <w:right w:type="dxa" w:w="110"/>
+            </w:tcMar>
+            <w:vAlign w:val="center"/>
+          </w:tcPr>
+          <w:p>
+            <w:pPr>
+              <w:spacing w:after="0"/>
+            </w:pPr>
+            <w:r>
+              <w:rPr>
+                <w:b w:val="false"/>
+                <w:bCs w:val="false"/>
+                <w:sz w:val="17"/>
+                <w:szCs w:val="17"/>
+              </w:rPr>
+              <w:t xml:space="preserve">/rreo exige o tipo do demonstrativo: RREO ou RREO Simplificado (municípios com menos de 50 mil habitantes podem optar, LRF art. 63), e cada ente publica só um. O porte não diz qual: em 2025, quase todos os pequenos de Roraima e do Amapá publicaram o completo</w:t>
+            </w:r>
+          </w:p>
+        </w:tc>
+        <w:tc>
+          <w:tcPr>
+            <w:tcW w:type="dxa" w:w="5000"/>
+            <w:shd w:fill="F2F2F2" w:val="clear"/>
+            <w:tcMar>
+              <w:top w:type="dxa" w:w="70"/>
+              <w:left w:type="dxa" w:w="110"/>
+              <w:bottom w:type="dxa" w:w="70"/>
+              <w:right w:type="dxa" w:w="110"/>
+            </w:tcMar>
+            <w:vAlign w:val="center"/>
+          </w:tcPr>
+          <w:p>
+            <w:pPr>
+              <w:spacing w:after="0"/>
+            </w:pPr>
+            <w:r>
+              <w:rPr>
+                <w:b w:val="false"/>
+                <w:bCs w:val="false"/>
+                <w:sz w:val="17"/>
+                <w:szCs w:val="17"/>
+              </w:rPr>
+              <w:t xml:space="preserve">O tipo vem do extrato de entregas ("Relatório Resumido de Execução Orçamentária" ou "… Simplificado", no 6º bimestre); uma consulta por ente</w:t>
+            </w:r>
+          </w:p>
+        </w:tc>
+      </w:tr>
+      <w:tr>
+        <w:trPr>
+          <w:cantSplit/>
+        </w:trPr>
+        <w:tc>
+          <w:tcPr>
+            <w:tcW w:type="dxa" w:w="4600"/>
+            <w:shd w:fill="FFFFFF" w:val="clear"/>
+            <w:tcMar>
+              <w:top w:type="dxa" w:w="70"/>
+              <w:left w:type="dxa" w:w="110"/>
+              <w:bottom w:type="dxa" w:w="70"/>
+              <w:right w:type="dxa" w:w="110"/>
+            </w:tcMar>
+            <w:vAlign w:val="center"/>
+          </w:tcPr>
+          <w:p>
+            <w:pPr>
+              <w:spacing w:after="0"/>
+            </w:pPr>
+            <w:r>
+              <w:rPr>
+                <w:b w:val="false"/>
+                <w:bCs w:val="false"/>
+                <w:sz w:val="17"/>
+                <w:szCs w:val="17"/>
+              </w:rPr>
+              <w:t xml:space="preserve">A RCL fica no Anexo 03, conta RREO3ReceitaCorrenteLiquida, coluna TOTAL (ÚLTIMOS 12 MESES); a resposta do anexo tem perto de 430 linhas por ente, com valores numéricos</w:t>
+            </w:r>
+          </w:p>
+        </w:tc>
+        <w:tc>
+          <w:tcPr>
+            <w:tcW w:type="dxa" w:w="5000"/>
+            <w:shd w:fill="FFFFFF" w:val="clear"/>
+            <w:tcMar>
+              <w:top w:type="dxa" w:w="70"/>
+              <w:left w:type="dxa" w:w="110"/>
+              <w:bottom w:type="dxa" w:w="70"/>
+              <w:right w:type="dxa" w:w="110"/>
+            </w:tcMar>
+            <w:vAlign w:val="center"/>
+          </w:tcPr>
+          <w:p>
+            <w:pPr>
+              <w:spacing w:after="0"/>
+            </w:pPr>
+            <w:r>
+              <w:rPr>
+                <w:b w:val="false"/>
+                <w:bCs w:val="false"/>
+                <w:sz w:val="17"/>
+                <w:szCs w:val="17"/>
+              </w:rPr>
+              <w:t xml:space="preserve">Cada linha vira LinhaDemonstrativo; a RCL do exercício anterior entra nos grupos de pares (ADR-038, versão 2)</w:t>
             </w:r>
           </w:p>
         </w:tc>
@@ -12491,7 +12609,7 @@
                 <w:sz w:val="17"/>
                 <w:szCs w:val="17"/>
               </w:rPr>
-              <w:t xml:space="preserve">Conector pronto</w:t>
+              <w:t xml:space="preserve">Conector e normalização prontos (LinhaDemonstrativo)</w:t>
             </w:r>
           </w:p>
         </w:tc>
@@ -12518,7 +12636,7 @@
                 <w:sz w:val="17"/>
                 <w:szCs w:val="17"/>
               </w:rPr>
-              <w:t xml:space="preserve">Normalização na Fase 2</w:t>
+              <w:t xml:space="preserve">RCL de todos os entes coletada todo dia, só a que falta (Anexo 03 do RREO); demais anexos sob demanda</w:t>
             </w:r>
           </w:p>
         </w:tc>

--- a/docs/DOC-06_Catalogo_de_Fontes.docx
+++ b/docs/DOC-06_Catalogo_de_Fontes.docx
@@ -267,7 +267,7 @@
                 <w:sz w:val="19"/>
                 <w:szCs w:val="19"/>
               </w:rPr>
-              <w:t xml:space="preserve">1.6</w:t>
+              <w:t xml:space="preserve">1.7</w:t>
             </w:r>
           </w:p>
         </w:tc>
@@ -7686,7 +7686,7 @@
                 <w:sz w:val="17"/>
                 <w:szCs w:val="17"/>
               </w:rPr>
-              <w:t xml:space="preserve">Notícias v3 (releases)</w:t>
+              <w:t xml:space="preserve">SIDRA (valores)</w:t>
             </w:r>
           </w:p>
         </w:tc>
@@ -7713,6 +7713,92 @@
                 <w:sz w:val="17"/>
                 <w:szCs w:val="17"/>
               </w:rPr>
+              <w:t xml:space="preserve">apisidra.ibge.gov.br/values, tabela 6390, variável 5933</w:t>
+            </w:r>
+          </w:p>
+        </w:tc>
+        <w:tc>
+          <w:tcPr>
+            <w:tcW w:type="dxa" w:w="3000"/>
+            <w:shd w:fill="F2F2F2" w:val="clear"/>
+            <w:tcMar>
+              <w:top w:type="dxa" w:w="70"/>
+              <w:left w:type="dxa" w:w="110"/>
+              <w:bottom w:type="dxa" w:w="70"/>
+              <w:right w:type="dxa" w:w="110"/>
+            </w:tcMar>
+            <w:vAlign w:val="center"/>
+          </w:tcPr>
+          <w:p>
+            <w:pPr>
+              <w:spacing w:after="0"/>
+            </w:pPr>
+            <w:r>
+              <w:rPr>
+                <w:b w:val="false"/>
+                <w:bCs w:val="false"/>
+                <w:sz w:val="17"/>
+                <w:szCs w:val="17"/>
+              </w:rPr>
+              <w:t xml:space="preserve">Rendimento médio real habitual da PNAD Contínua na área Economia, por trimestre móvel; recalculado inteiro a cada divulgação, por isso a série é regravada a cada coleta (ADR-033)</w:t>
+            </w:r>
+          </w:p>
+        </w:tc>
+      </w:tr>
+      <w:tr>
+        <w:trPr>
+          <w:cantSplit/>
+        </w:trPr>
+        <w:tc>
+          <w:tcPr>
+            <w:tcW w:type="dxa" w:w="2200"/>
+            <w:shd w:fill="FFFFFF" w:val="clear"/>
+            <w:tcMar>
+              <w:top w:type="dxa" w:w="70"/>
+              <w:left w:type="dxa" w:w="110"/>
+              <w:bottom w:type="dxa" w:w="70"/>
+              <w:right w:type="dxa" w:w="110"/>
+            </w:tcMar>
+            <w:vAlign w:val="center"/>
+          </w:tcPr>
+          <w:p>
+            <w:pPr>
+              <w:spacing w:after="0"/>
+            </w:pPr>
+            <w:r>
+              <w:rPr>
+                <w:b w:val="false"/>
+                <w:bCs w:val="false"/>
+                <w:sz w:val="17"/>
+                <w:szCs w:val="17"/>
+              </w:rPr>
+              <w:t xml:space="preserve">Notícias v3 (releases)</w:t>
+            </w:r>
+          </w:p>
+        </w:tc>
+        <w:tc>
+          <w:tcPr>
+            <w:tcW w:type="dxa" w:w="4400"/>
+            <w:shd w:fill="FFFFFF" w:val="clear"/>
+            <w:tcMar>
+              <w:top w:type="dxa" w:w="70"/>
+              <w:left w:type="dxa" w:w="110"/>
+              <w:bottom w:type="dxa" w:w="70"/>
+              <w:right w:type="dxa" w:w="110"/>
+            </w:tcMar>
+            <w:vAlign w:val="center"/>
+          </w:tcPr>
+          <w:p>
+            <w:pPr>
+              <w:spacing w:after="0"/>
+            </w:pPr>
+            <w:r>
+              <w:rPr>
+                <w:b w:val="false"/>
+                <w:bCs w:val="false"/>
+                <w:sz w:val="17"/>
+                <w:szCs w:val="17"/>
+              </w:rPr>
               <w:t xml:space="preserve">servicodados.ibge.gov.br/api/v3/noticias, tipo=release e idproduto</w:t>
             </w:r>
           </w:p>
@@ -7720,7 +7806,7 @@
         <w:tc>
           <w:tcPr>
             <w:tcW w:type="dxa" w:w="3000"/>
-            <w:shd w:fill="F2F2F2" w:val="clear"/>
+            <w:shd w:fill="FFFFFF" w:val="clear"/>
             <w:tcMar>
               <w:top w:type="dxa" w:w="70"/>
               <w:left w:type="dxa" w:w="110"/>

--- a/docs/DOC-06_Catalogo_de_Fontes.docx
+++ b/docs/DOC-06_Catalogo_de_Fontes.docx
@@ -267,7 +267,7 @@
                 <w:sz w:val="19"/>
                 <w:szCs w:val="19"/>
               </w:rPr>
-              <w:t xml:space="preserve">1.7</w:t>
+              <w:t xml:space="preserve">1.8</w:t>
             </w:r>
           </w:p>
         </w:tc>
@@ -4255,6 +4255,65 @@
                 <w:sz w:val="17"/>
                 <w:szCs w:val="17"/>
               </w:rPr>
+              <w:t xml:space="preserve">/dca, Anexo I-E: despesa por função de cada ano, de 2014 em diante (2013 vem vazio); até 2016 o total se chama "Despesas (Exceto Intraorçamentárias)", com parênteses</w:t>
+            </w:r>
+          </w:p>
+        </w:tc>
+        <w:tc>
+          <w:tcPr>
+            <w:tcW w:type="dxa" w:w="5000"/>
+            <w:shd w:fill="FFFFFF" w:val="clear"/>
+            <w:tcMar>
+              <w:top w:type="dxa" w:w="70"/>
+              <w:left w:type="dxa" w:w="110"/>
+              <w:bottom w:type="dxa" w:w="70"/>
+              <w:right w:type="dxa" w:w="110"/>
+            </w:tcMar>
+            <w:vAlign w:val="center"/>
+          </w:tcPr>
+          <w:p>
+            <w:pPr>
+              <w:spacing w:after="0"/>
+            </w:pPr>
+            <w:r>
+              <w:rPr>
+                <w:b w:val="false"/>
+                <w:bCs w:val="false"/>
+                <w:sz w:val="17"/>
+                <w:szCs w:val="17"/>
+              </w:rPr>
+              <w:t xml:space="preserve">Lida sob demanda no portal, pelo endereço /api/siconfi/dca, que a Vercel repassa (a API não aceita pedido de outro site): governos municipais (ADR-040)</w:t>
+            </w:r>
+          </w:p>
+        </w:tc>
+      </w:tr>
+      <w:tr>
+        <w:trPr>
+          <w:cantSplit/>
+        </w:trPr>
+        <w:tc>
+          <w:tcPr>
+            <w:tcW w:type="dxa" w:w="4600"/>
+            <w:shd w:fill="F2F2F2" w:val="clear"/>
+            <w:tcMar>
+              <w:top w:type="dxa" w:w="70"/>
+              <w:left w:type="dxa" w:w="110"/>
+              <w:bottom w:type="dxa" w:w="70"/>
+              <w:right w:type="dxa" w:w="110"/>
+            </w:tcMar>
+            <w:vAlign w:val="center"/>
+          </w:tcPr>
+          <w:p>
+            <w:pPr>
+              <w:spacing w:after="0"/>
+            </w:pPr>
+            <w:r>
+              <w:rPr>
+                <w:b w:val="false"/>
+                <w:bCs w:val="false"/>
+                <w:sz w:val="17"/>
+                <w:szCs w:val="17"/>
+              </w:rPr>
               <w:t xml:space="preserve">A RCL fica no Anexo 03, conta RREO3ReceitaCorrenteLiquida, coluna TOTAL (ÚLTIMOS 12 MESES); a resposta do anexo tem perto de 430 linhas por ente, com valores numéricos</w:t>
             </w:r>
           </w:p>
@@ -4262,7 +4321,7 @@
         <w:tc>
           <w:tcPr>
             <w:tcW w:type="dxa" w:w="5000"/>
-            <w:shd w:fill="FFFFFF" w:val="clear"/>
+            <w:shd w:fill="F2F2F2" w:val="clear"/>
             <w:tcMar>
               <w:top w:type="dxa" w:w="70"/>
               <w:left w:type="dxa" w:w="110"/>
@@ -7713,7 +7772,7 @@
                 <w:sz w:val="17"/>
                 <w:szCs w:val="17"/>
               </w:rPr>
-              <w:t xml:space="preserve">apisidra.ibge.gov.br/values, tabela 6390, variável 5933</w:t>
+              <w:t xml:space="preserve">apisidra.ibge.gov.br/values, tabela 6579 (população estimada; n1 e n6) e tabela 4709 (Censo 2022)</w:t>
             </w:r>
           </w:p>
         </w:tc>
@@ -7740,7 +7799,7 @@
                 <w:sz w:val="17"/>
                 <w:szCs w:val="17"/>
               </w:rPr>
-              <w:t xml:space="preserve">Rendimento médio real habitual da PNAD Contínua na área Economia, por trimestre móvel; recalculado inteiro a cada divulgação, por isso a série é regravada a cada coleta (ADR-033)</w:t>
+              <w:t xml:space="preserve">População do país na Economia e de cada município nos governos municipais (ADR-040), com as quebras de método de 2013 e 2024</w:t>
             </w:r>
           </w:p>
         </w:tc>
@@ -7772,7 +7831,7 @@
                 <w:sz w:val="17"/>
                 <w:szCs w:val="17"/>
               </w:rPr>
-              <w:t xml:space="preserve">Notícias v3 (releases)</w:t>
+              <w:t xml:space="preserve">SIDRA (valores)</w:t>
             </w:r>
           </w:p>
         </w:tc>
@@ -7799,6 +7858,92 @@
                 <w:sz w:val="17"/>
                 <w:szCs w:val="17"/>
               </w:rPr>
+              <w:t xml:space="preserve">apisidra.ibge.gov.br/values, tabela 6390, variável 5933</w:t>
+            </w:r>
+          </w:p>
+        </w:tc>
+        <w:tc>
+          <w:tcPr>
+            <w:tcW w:type="dxa" w:w="3000"/>
+            <w:shd w:fill="FFFFFF" w:val="clear"/>
+            <w:tcMar>
+              <w:top w:type="dxa" w:w="70"/>
+              <w:left w:type="dxa" w:w="110"/>
+              <w:bottom w:type="dxa" w:w="70"/>
+              <w:right w:type="dxa" w:w="110"/>
+            </w:tcMar>
+            <w:vAlign w:val="center"/>
+          </w:tcPr>
+          <w:p>
+            <w:pPr>
+              <w:spacing w:after="0"/>
+            </w:pPr>
+            <w:r>
+              <w:rPr>
+                <w:b w:val="false"/>
+                <w:bCs w:val="false"/>
+                <w:sz w:val="17"/>
+                <w:szCs w:val="17"/>
+              </w:rPr>
+              <w:t xml:space="preserve">Rendimento médio real habitual da PNAD Contínua na área Economia, por trimestre móvel; recalculado inteiro a cada divulgação, por isso a série é regravada a cada coleta (ADR-033)</w:t>
+            </w:r>
+          </w:p>
+        </w:tc>
+      </w:tr>
+      <w:tr>
+        <w:trPr>
+          <w:cantSplit/>
+        </w:trPr>
+        <w:tc>
+          <w:tcPr>
+            <w:tcW w:type="dxa" w:w="2200"/>
+            <w:shd w:fill="F2F2F2" w:val="clear"/>
+            <w:tcMar>
+              <w:top w:type="dxa" w:w="70"/>
+              <w:left w:type="dxa" w:w="110"/>
+              <w:bottom w:type="dxa" w:w="70"/>
+              <w:right w:type="dxa" w:w="110"/>
+            </w:tcMar>
+            <w:vAlign w:val="center"/>
+          </w:tcPr>
+          <w:p>
+            <w:pPr>
+              <w:spacing w:after="0"/>
+            </w:pPr>
+            <w:r>
+              <w:rPr>
+                <w:b w:val="false"/>
+                <w:bCs w:val="false"/>
+                <w:sz w:val="17"/>
+                <w:szCs w:val="17"/>
+              </w:rPr>
+              <w:t xml:space="preserve">Notícias v3 (releases)</w:t>
+            </w:r>
+          </w:p>
+        </w:tc>
+        <w:tc>
+          <w:tcPr>
+            <w:tcW w:type="dxa" w:w="4400"/>
+            <w:shd w:fill="F2F2F2" w:val="clear"/>
+            <w:tcMar>
+              <w:top w:type="dxa" w:w="70"/>
+              <w:left w:type="dxa" w:w="110"/>
+              <w:bottom w:type="dxa" w:w="70"/>
+              <w:right w:type="dxa" w:w="110"/>
+            </w:tcMar>
+            <w:vAlign w:val="center"/>
+          </w:tcPr>
+          <w:p>
+            <w:pPr>
+              <w:spacing w:after="0"/>
+            </w:pPr>
+            <w:r>
+              <w:rPr>
+                <w:b w:val="false"/>
+                <w:bCs w:val="false"/>
+                <w:sz w:val="17"/>
+                <w:szCs w:val="17"/>
+              </w:rPr>
               <w:t xml:space="preserve">servicodados.ibge.gov.br/api/v3/noticias, tipo=release e idproduto</w:t>
             </w:r>
           </w:p>
@@ -7806,7 +7951,7 @@
         <w:tc>
           <w:tcPr>
             <w:tcW w:type="dxa" w:w="3000"/>
-            <w:shd w:fill="FFFFFF" w:val="clear"/>
+            <w:shd w:fill="F2F2F2" w:val="clear"/>
             <w:tcMar>
               <w:top w:type="dxa" w:w="70"/>
               <w:left w:type="dxa" w:w="110"/>

--- a/docs/DOC-06_Catalogo_de_Fontes.docx
+++ b/docs/DOC-06_Catalogo_de_Fontes.docx
@@ -267,7 +267,7 @@
                 <w:sz w:val="19"/>
                 <w:szCs w:val="19"/>
               </w:rPr>
-              <w:t xml:space="preserve">1.8</w:t>
+              <w:t xml:space="preserve">1.9</w:t>
             </w:r>
           </w:p>
         </w:tc>
@@ -4314,6 +4314,65 @@
                 <w:sz w:val="17"/>
                 <w:szCs w:val="17"/>
               </w:rPr>
+              <w:t xml:space="preserve">RREO da União (id_ente=1), Anexo 2: despesa por função de 2015 em diante; funções e subfunções na mesma lista, sem marcação; a coluna da liquidada mudou de nome em 2016 e, depois, as funções se repetem num bloco das intraorçamentárias</w:t>
+            </w:r>
+          </w:p>
+        </w:tc>
+        <w:tc>
+          <w:tcPr>
+            <w:tcW w:type="dxa" w:w="5000"/>
+            <w:shd w:fill="F2F2F2" w:val="clear"/>
+            <w:tcMar>
+              <w:top w:type="dxa" w:w="70"/>
+              <w:left w:type="dxa" w:w="110"/>
+              <w:bottom w:type="dxa" w:w="70"/>
+              <w:right w:type="dxa" w:w="110"/>
+            </w:tcMar>
+            <w:vAlign w:val="center"/>
+          </w:tcPr>
+          <w:p>
+            <w:pPr>
+              <w:spacing w:after="0"/>
+            </w:pPr>
+            <w:r>
+              <w:rPr>
+                <w:b w:val="false"/>
+                <w:bCs w:val="false"/>
+                <w:sz w:val="17"/>
+                <w:szCs w:val="17"/>
+              </w:rPr>
+              <w:t xml:space="preserve">As 28 funções da Portaria 42/1999 somam o total (conferido em toda leitura); em bilhões de reais corrigidos pelo IPCA na Economia (ADR-033)</w:t>
+            </w:r>
+          </w:p>
+        </w:tc>
+      </w:tr>
+      <w:tr>
+        <w:trPr>
+          <w:cantSplit/>
+        </w:trPr>
+        <w:tc>
+          <w:tcPr>
+            <w:tcW w:type="dxa" w:w="4600"/>
+            <w:shd w:fill="FFFFFF" w:val="clear"/>
+            <w:tcMar>
+              <w:top w:type="dxa" w:w="70"/>
+              <w:left w:type="dxa" w:w="110"/>
+              <w:bottom w:type="dxa" w:w="70"/>
+              <w:right w:type="dxa" w:w="110"/>
+            </w:tcMar>
+            <w:vAlign w:val="center"/>
+          </w:tcPr>
+          <w:p>
+            <w:pPr>
+              <w:spacing w:after="0"/>
+            </w:pPr>
+            <w:r>
+              <w:rPr>
+                <w:b w:val="false"/>
+                <w:bCs w:val="false"/>
+                <w:sz w:val="17"/>
+                <w:szCs w:val="17"/>
+              </w:rPr>
               <w:t xml:space="preserve">A RCL fica no Anexo 03, conta RREO3ReceitaCorrenteLiquida, coluna TOTAL (ÚLTIMOS 12 MESES); a resposta do anexo tem perto de 430 linhas por ente, com valores numéricos</w:t>
             </w:r>
           </w:p>
@@ -4321,7 +4380,7 @@
         <w:tc>
           <w:tcPr>
             <w:tcW w:type="dxa" w:w="5000"/>
-            <w:shd w:fill="F2F2F2" w:val="clear"/>
+            <w:shd w:fill="FFFFFF" w:val="clear"/>
             <w:tcMar>
               <w:top w:type="dxa" w:w="70"/>
               <w:left w:type="dxa" w:w="110"/>

--- a/docs/DOC-06_Catalogo_de_Fontes.docx
+++ b/docs/DOC-06_Catalogo_de_Fontes.docx
@@ -267,7 +267,7 @@
                 <w:sz w:val="19"/>
                 <w:szCs w:val="19"/>
               </w:rPr>
-              <w:t xml:space="preserve">1.9</w:t>
+              <w:t xml:space="preserve">2.0</w:t>
             </w:r>
           </w:p>
         </w:tc>
@@ -12926,7 +12926,7 @@
                 <w:sz w:val="17"/>
                 <w:szCs w:val="17"/>
               </w:rPr>
-              <w:t xml:space="preserve">RCL de todos os entes coletada todo dia, só a que falta (Anexo 03 do RREO); demais anexos sob demanda</w:t>
+              <w:t xml:space="preserve">RCL de todos os entes (Anexo 03 do RREO) e despesa por função de todos os entes (Anexo I-E da DCA, ADR-041), coletadas todo dia, só as que faltam; demais anexos sob demanda</w:t>
             </w:r>
           </w:p>
         </w:tc>

--- a/docs/DOC-06_Catalogo_de_Fontes.docx
+++ b/docs/DOC-06_Catalogo_de_Fontes.docx
@@ -267,7 +267,7 @@
                 <w:sz w:val="19"/>
                 <w:szCs w:val="19"/>
               </w:rPr>
-              <w:t xml:space="preserve">2.0</w:t>
+              <w:t xml:space="preserve">2.1</w:t>
             </w:r>
           </w:p>
         </w:tc>
@@ -4314,7 +4314,7 @@
                 <w:sz w:val="17"/>
                 <w:szCs w:val="17"/>
               </w:rPr>
-              <w:t xml:space="preserve">RREO da União (id_ente=1), Anexo 2: despesa por função de 2015 em diante; funções e subfunções na mesma lista, sem marcação; a coluna da liquidada mudou de nome em 2016 e, depois, as funções se repetem num bloco das intraorçamentárias</w:t>
+              <w:t xml:space="preserve">RREO da União (id_ente=1), Anexo 1: receita realizada (coluna "Até o Bimestre (c)") de 2015 em diante; o nome das contas muda, o código não; o bloco das intraorçamentárias tem códigos próprios</w:t>
             </w:r>
           </w:p>
         </w:tc>
@@ -4341,7 +4341,7 @@
                 <w:sz w:val="17"/>
                 <w:szCs w:val="17"/>
               </w:rPr>
-              <w:t xml:space="preserve">As 28 funções da Portaria 42/1999 somam o total (conferido em toda leitura); em bilhões de reais corrigidos pelo IPCA na Economia (ADR-033)</w:t>
+              <w:t xml:space="preserve">As partes da receita corrente somam o total (conferido em toda leitura); em bilhões de reais corrigidos pelo IPCA na Economia (ADR-033)</w:t>
             </w:r>
           </w:p>
         </w:tc>
@@ -4373,6 +4373,65 @@
                 <w:sz w:val="17"/>
                 <w:szCs w:val="17"/>
               </w:rPr>
+              <w:t xml:space="preserve">RREO da União (id_ente=1), Anexo 2: despesa por função de 2015 em diante; funções e subfunções na mesma lista, sem marcação; a coluna da liquidada mudou de nome em 2016 e, depois, as funções se repetem num bloco das intraorçamentárias</w:t>
+            </w:r>
+          </w:p>
+        </w:tc>
+        <w:tc>
+          <w:tcPr>
+            <w:tcW w:type="dxa" w:w="5000"/>
+            <w:shd w:fill="FFFFFF" w:val="clear"/>
+            <w:tcMar>
+              <w:top w:type="dxa" w:w="70"/>
+              <w:left w:type="dxa" w:w="110"/>
+              <w:bottom w:type="dxa" w:w="70"/>
+              <w:right w:type="dxa" w:w="110"/>
+            </w:tcMar>
+            <w:vAlign w:val="center"/>
+          </w:tcPr>
+          <w:p>
+            <w:pPr>
+              <w:spacing w:after="0"/>
+            </w:pPr>
+            <w:r>
+              <w:rPr>
+                <w:b w:val="false"/>
+                <w:bCs w:val="false"/>
+                <w:sz w:val="17"/>
+                <w:szCs w:val="17"/>
+              </w:rPr>
+              <w:t xml:space="preserve">As 28 funções da Portaria 42/1999 somam o total (conferido em toda leitura); em bilhões de reais corrigidos pelo IPCA na Economia (ADR-033)</w:t>
+            </w:r>
+          </w:p>
+        </w:tc>
+      </w:tr>
+      <w:tr>
+        <w:trPr>
+          <w:cantSplit/>
+        </w:trPr>
+        <w:tc>
+          <w:tcPr>
+            <w:tcW w:type="dxa" w:w="4600"/>
+            <w:shd w:fill="F2F2F2" w:val="clear"/>
+            <w:tcMar>
+              <w:top w:type="dxa" w:w="70"/>
+              <w:left w:type="dxa" w:w="110"/>
+              <w:bottom w:type="dxa" w:w="70"/>
+              <w:right w:type="dxa" w:w="110"/>
+            </w:tcMar>
+            <w:vAlign w:val="center"/>
+          </w:tcPr>
+          <w:p>
+            <w:pPr>
+              <w:spacing w:after="0"/>
+            </w:pPr>
+            <w:r>
+              <w:rPr>
+                <w:b w:val="false"/>
+                <w:bCs w:val="false"/>
+                <w:sz w:val="17"/>
+                <w:szCs w:val="17"/>
+              </w:rPr>
               <w:t xml:space="preserve">A RCL fica no Anexo 03, conta RREO3ReceitaCorrenteLiquida, coluna TOTAL (ÚLTIMOS 12 MESES); a resposta do anexo tem perto de 430 linhas por ente, com valores numéricos</w:t>
             </w:r>
           </w:p>
@@ -4380,7 +4439,7 @@
         <w:tc>
           <w:tcPr>
             <w:tcW w:type="dxa" w:w="5000"/>
-            <w:shd w:fill="FFFFFF" w:val="clear"/>
+            <w:shd w:fill="F2F2F2" w:val="clear"/>
             <w:tcMar>
               <w:top w:type="dxa" w:w="70"/>
               <w:left w:type="dxa" w:w="110"/>

--- a/docs/DOC-06_Catalogo_de_Fontes.docx
+++ b/docs/DOC-06_Catalogo_de_Fontes.docx
@@ -267,7 +267,7 @@
                 <w:sz w:val="19"/>
                 <w:szCs w:val="19"/>
               </w:rPr>
-              <w:t xml:space="preserve">2.1</w:t>
+              <w:t xml:space="preserve">2.2</w:t>
             </w:r>
           </w:p>
         </w:tc>
@@ -12985,7 +12985,7 @@
                 <w:sz w:val="17"/>
                 <w:szCs w:val="17"/>
               </w:rPr>
-              <w:t xml:space="preserve">RCL de todos os entes (Anexo 03 do RREO) e despesa por função de todos os entes (Anexo I-E da DCA, ADR-041), coletadas todo dia, só as que faltam; demais anexos sob demanda</w:t>
+              <w:t xml:space="preserve">RCL de todos os entes (Anexo 03 do RREO) despesa por função de todos os entes (Anexo I-E da DCA, ADR-041) e despesa com pessoal do Executivo (Anexo 1 do RGF, ADR-042), coletadas todo dia, só as que faltam; demais anexos sob demanda</w:t>
             </w:r>
           </w:p>
         </w:tc>

--- a/docs/DOC-06_Catalogo_de_Fontes.docx
+++ b/docs/DOC-06_Catalogo_de_Fontes.docx
@@ -149,7 +149,7 @@
                 <w:sz w:val="19"/>
                 <w:szCs w:val="19"/>
               </w:rPr>
-              <w:t xml:space="preserve">Lumen (nome de trabalho, sujeito a verificação de disponibilidade)</w:t>
+              <w:t xml:space="preserve">Lumen</w:t>
             </w:r>
           </w:p>
         </w:tc>

--- a/docs/DOC-06_Catalogo_de_Fontes.docx
+++ b/docs/DOC-06_Catalogo_de_Fontes.docx
@@ -267,7 +267,7 @@
                 <w:sz w:val="19"/>
                 <w:szCs w:val="19"/>
               </w:rPr>
-              <w:t xml:space="preserve">2.2</w:t>
+              <w:t xml:space="preserve">2.4</w:t>
             </w:r>
           </w:p>
         </w:tc>
@@ -326,7 +326,7 @@
                 <w:sz w:val="19"/>
                 <w:szCs w:val="19"/>
               </w:rPr>
-              <w:t xml:space="preserve">20 de outubro de 2026</w:t>
+              <w:t xml:space="preserve">21 de outubro de 2026</w:t>
             </w:r>
           </w:p>
         </w:tc>
@@ -5810,6 +5810,20 @@
           <w:iCs w:val="false"/>
         </w:rPr>
         <w:t xml:space="preserve">Distribuída como arquivos completos para download, e não como API de consulta. Traz quadro societário, CNAE, capital social, data de abertura e situação cadastral. É a fonte que transforma um CNPJ em contexto analisável e sustenta toda a família D do catálogo de regras.</w:t>
+      </w:r>
+    </w:p>
+    <w:p>
+      <w:pPr>
+        <w:spacing w:after="120"/>
+      </w:pPr>
+      <w:r>
+        <w:rPr>
+          <w:b w:val="false"/>
+          <w:bCs w:val="false"/>
+          <w:i w:val="false"/>
+          <w:iCs w:val="false"/>
+        </w:rPr>
+        <w:t xml:space="preserve">Desde 2026, a base fica num compartilhamento do Nextcloud da Receita, uma pasta por mês, lida pelo WebDAV público (37 arquivos e 7,8 GB compactados em outubro de 2026). O Lumen lê só os fornecedores dos contratos do painel, toda semana, sem o CPF dos sócios, o endereço, o telefone e o e-mail; a razão social do MEI traz o CPF do titular, mascarado na leitura (ADR-043).</w:t>
       </w:r>
     </w:p>
     <w:tbl>
@@ -13302,7 +13316,7 @@
                 <w:sz w:val="17"/>
                 <w:szCs w:val="17"/>
               </w:rPr>
-              <w:t xml:space="preserve">CEIS, CNEP e CEPIM em uso</w:t>
+              <w:t xml:space="preserve">CEIS, CNEP, CEPIM e emendas parlamentares em uso</w:t>
             </w:r>
           </w:p>
         </w:tc>
@@ -13329,7 +13343,7 @@
                 <w:sz w:val="17"/>
                 <w:szCs w:val="17"/>
               </w:rPr>
-              <w:t xml:space="preserve">Pelos arquivos de dados abertos, sem chave (ADR-030); despesas, convênios e emendas pendentes</w:t>
+              <w:t xml:space="preserve">Pelos arquivos de dados abertos, sem chave (ADR-030 e ADR-044); convênios e despesas pendentes, pelo mesmo caminho</w:t>
             </w:r>
           </w:p>
         </w:tc>
@@ -13388,7 +13402,7 @@
                 <w:sz w:val="17"/>
                 <w:szCs w:val="17"/>
               </w:rPr>
-              <w:t xml:space="preserve">Pendente</w:t>
+              <w:t xml:space="preserve">Em uso para os fornecedores dos contratos (ADR-043)</w:t>
             </w:r>
           </w:p>
         </w:tc>
@@ -13415,7 +13429,7 @@
                 <w:sz w:val="17"/>
                 <w:szCs w:val="17"/>
               </w:rPr>
-              <w:t xml:space="preserve">Arquivos completos; base da família D</w:t>
+              <w:t xml:space="preserve">Arquivos completos pelo WebDAV do compartilhamento; semanal; base da família D</w:t>
             </w:r>
           </w:p>
         </w:tc>

--- a/docs/DOC-06_Catalogo_de_Fontes.docx
+++ b/docs/DOC-06_Catalogo_de_Fontes.docx
@@ -267,7 +267,7 @@
                 <w:sz w:val="19"/>
                 <w:szCs w:val="19"/>
               </w:rPr>
-              <w:t xml:space="preserve">2.4</w:t>
+              <w:t xml:space="preserve">2.5</w:t>
             </w:r>
           </w:p>
         </w:tc>
@@ -13316,7 +13316,7 @@
                 <w:sz w:val="17"/>
                 <w:szCs w:val="17"/>
               </w:rPr>
-              <w:t xml:space="preserve">CEIS, CNEP, CEPIM e emendas parlamentares em uso</w:t>
+              <w:t xml:space="preserve">CEIS, CNEP, CEPIM, emendas parlamentares e convênios em uso</w:t>
             </w:r>
           </w:p>
         </w:tc>
@@ -13343,7 +13343,7 @@
                 <w:sz w:val="17"/>
                 <w:szCs w:val="17"/>
               </w:rPr>
-              <w:t xml:space="preserve">Pelos arquivos de dados abertos, sem chave (ADR-030 e ADR-044); convênios e despesas pendentes, pelo mesmo caminho</w:t>
+              <w:t xml:space="preserve">Pelos arquivos de dados abertos, sem chave (ADR-030, ADR-044 e ADR-045); transferências e despesas pendentes, pelo mesmo caminho</w:t>
             </w:r>
           </w:p>
         </w:tc>

--- a/docs/DOC-06_Catalogo_de_Fontes.docx
+++ b/docs/DOC-06_Catalogo_de_Fontes.docx
@@ -267,7 +267,7 @@
                 <w:sz w:val="19"/>
                 <w:szCs w:val="19"/>
               </w:rPr>
-              <w:t xml:space="preserve">2.5</w:t>
+              <w:t xml:space="preserve">2.6</w:t>
             </w:r>
           </w:p>
         </w:tc>
@@ -801,37 +801,37 @@
         </w:p>
         <w:p>
           <w:pPr>
-            <w:pStyle w:val="TOC1"/>
-            <w:tabs>
-              <w:tab w:val="right" w:pos="9638" w:leader="dot"/>
-            </w:tabs>
-          </w:pPr>
-          <w:hyperlink w:history="1" w:anchor="_Toc16">
-            <w:r>
-              <w:t xml:space="preserve">4. Camada 3 — Municípios</w:t>
-            </w:r>
-            <w:r>
-              <w:tab/>
-            </w:r>
-            <w:r>
-              <w:fldChar w:fldCharType="begin" w:dirty="true"/>
-              <w:instrText xml:space="preserve">PAGEREF _Toc16 \h</w:instrText>
-              <w:fldChar w:fldCharType="separate"/>
-              <w:fldChar w:fldCharType="end"/>
-            </w:r>
-          </w:hyperlink>
-        </w:p>
-        <w:p>
-          <w:pPr>
             <w:pStyle w:val="TOC2"/>
             <w:tabs>
               <w:tab w:val="right" w:pos="9638" w:leader="dot"/>
             </w:tabs>
             <w:ind w:left="220"/>
           </w:pPr>
+          <w:hyperlink w:history="1" w:anchor="_Toc16">
+            <w:r>
+              <w:t xml:space="preserve">3.1 Levantamento dos tribunais de contas (21/10/2026, ADR-050)</w:t>
+            </w:r>
+            <w:r>
+              <w:tab/>
+            </w:r>
+            <w:r>
+              <w:fldChar w:fldCharType="begin" w:dirty="true"/>
+              <w:instrText xml:space="preserve">PAGEREF _Toc16 \h</w:instrText>
+              <w:fldChar w:fldCharType="separate"/>
+              <w:fldChar w:fldCharType="end"/>
+            </w:r>
+          </w:hyperlink>
+        </w:p>
+        <w:p>
+          <w:pPr>
+            <w:pStyle w:val="TOC1"/>
+            <w:tabs>
+              <w:tab w:val="right" w:pos="9638" w:leader="dot"/>
+            </w:tabs>
+          </w:pPr>
           <w:hyperlink w:history="1" w:anchor="_Toc17">
             <w:r>
-              <w:t xml:space="preserve">4.1 Abordagem por família de plataforma</w:t>
+              <w:t xml:space="preserve">4. Camada 3 — Municípios</w:t>
             </w:r>
             <w:r>
               <w:tab/>
@@ -854,7 +854,7 @@
           </w:pPr>
           <w:hyperlink w:history="1" w:anchor="_Toc18">
             <w:r>
-              <w:t xml:space="preserve">4.2 Cauda longa</w:t>
+              <w:t xml:space="preserve">4.1 Abordagem por família de plataforma</w:t>
             </w:r>
             <w:r>
               <w:tab/>
@@ -877,7 +877,7 @@
           </w:pPr>
           <w:hyperlink w:history="1" w:anchor="_Toc19">
             <w:r>
-              <w:t xml:space="preserve">4.3 Especificação declarativa de fonte</w:t>
+              <w:t xml:space="preserve">4.2 Cauda longa</w:t>
             </w:r>
             <w:r>
               <w:tab/>
@@ -892,14 +892,15 @@
         </w:p>
         <w:p>
           <w:pPr>
-            <w:pStyle w:val="TOC1"/>
+            <w:pStyle w:val="TOC2"/>
             <w:tabs>
               <w:tab w:val="right" w:pos="9638" w:leader="dot"/>
             </w:tabs>
+            <w:ind w:left="220"/>
           </w:pPr>
           <w:hyperlink w:history="1" w:anchor="_Toc20">
             <w:r>
-              <w:t xml:space="preserve">5. Política de coleta responsável</w:t>
+              <w:t xml:space="preserve">4.3 Especificação declarativa de fonte</w:t>
             </w:r>
             <w:r>
               <w:tab/>
@@ -921,7 +922,7 @@
           </w:pPr>
           <w:hyperlink w:history="1" w:anchor="_Toc21">
             <w:r>
-              <w:t xml:space="preserve">6. Matriz de cobertura esperada por fase</w:t>
+              <w:t xml:space="preserve">5. Política de coleta responsável</w:t>
             </w:r>
             <w:r>
               <w:tab/>
@@ -943,7 +944,7 @@
           </w:pPr>
           <w:hyperlink w:history="1" w:anchor="_Toc22">
             <w:r>
-              <w:t xml:space="preserve">7. Situação da integração (outubro de 2026)</w:t>
+              <w:t xml:space="preserve">6. Matriz de cobertura esperada por fase</w:t>
             </w:r>
             <w:r>
               <w:tab/>
@@ -965,7 +966,7 @@
           </w:pPr>
           <w:hyperlink w:history="1" w:anchor="_Toc23">
             <w:r>
-              <w:t xml:space="preserve">8. Registro de fontes</w:t>
+              <w:t xml:space="preserve">7. Situação da integração (outubro de 2026)</w:t>
             </w:r>
             <w:r>
               <w:tab/>
@@ -973,6 +974,28 @@
             <w:r>
               <w:fldChar w:fldCharType="begin" w:dirty="true"/>
               <w:instrText xml:space="preserve">PAGEREF _Toc23 \h</w:instrText>
+              <w:fldChar w:fldCharType="separate"/>
+              <w:fldChar w:fldCharType="end"/>
+            </w:r>
+          </w:hyperlink>
+        </w:p>
+        <w:p>
+          <w:pPr>
+            <w:pStyle w:val="TOC1"/>
+            <w:tabs>
+              <w:tab w:val="right" w:pos="9638" w:leader="dot"/>
+            </w:tabs>
+          </w:pPr>
+          <w:hyperlink w:history="1" w:anchor="_Toc24">
+            <w:r>
+              <w:t xml:space="preserve">8. Registro de fontes</w:t>
+            </w:r>
+            <w:r>
+              <w:tab/>
+            </w:r>
+            <w:r>
+              <w:fldChar w:fldCharType="begin" w:dirty="true"/>
+              <w:instrText xml:space="preserve">PAGEREF _Toc24 \h</w:instrText>
               <w:fldChar w:fldCharType="separate"/>
               <w:fldChar w:fldCharType="end"/>
             </w:r>
@@ -9214,16 +9237,508 @@
     </w:p>
     <w:p>
       <w:pPr>
+        <w:pStyle w:val="Heading2"/>
+        <w:keepNext/>
+        <w:keepLines/>
+        <w:spacing w:after="120" w:before="280"/>
+      </w:pPr>
+      <w:bookmarkStart w:name="_Toc16" w:id="16"/>
+      <w:r>
+        <w:t xml:space="preserve">3.1 Levantamento dos tribunais de contas (21/10/2026, ADR-050)</w:t>
+      </w:r>
+      <w:bookmarkEnd w:id="16"/>
+    </w:p>
+    <w:p>
+      <w:pPr>
+        <w:spacing w:after="120"/>
+      </w:pPr>
+      <w:r>
+        <w:rPr>
+          <w:b w:val="false"/>
+          <w:bCs w:val="false"/>
+          <w:i w:val="false"/>
+          <w:iCs w:val="false"/>
+        </w:rPr>
+        <w:t xml:space="preserve">Os 32 tribunais que fiscalizam municípios foram levantados com as APIs e os downloads testados. A tabela completa está na wiki, página "Tribunais de contas". Em resumo:</w:t>
+      </w:r>
+    </w:p>
+    <w:tbl>
+      <w:tblPr>
+        <w:tblW w:type="dxa" w:w="9600"/>
+        <w:tblBorders>
+          <w:top w:val="single" w:color="BFBFBF" w:sz="4"/>
+          <w:left w:val="single" w:color="BFBFBF" w:sz="4"/>
+          <w:bottom w:val="single" w:color="BFBFBF" w:sz="4"/>
+          <w:right w:val="single" w:color="BFBFBF" w:sz="4"/>
+          <w:insideH w:val="single" w:color="D9D9D9" w:sz="2"/>
+          <w:insideV w:val="single" w:color="D9D9D9" w:sz="2"/>
+        </w:tblBorders>
+      </w:tblPr>
+      <w:tblGrid>
+        <w:gridCol w:w="3000"/>
+        <w:gridCol w:w="4600"/>
+        <w:gridCol w:w="2000"/>
+      </w:tblGrid>
+      <w:tr>
+        <w:trPr>
+          <w:tblHeader/>
+        </w:trPr>
+        <w:tc>
+          <w:tcPr>
+            <w:tcW w:type="dxa" w:w="3000"/>
+            <w:shd w:fill="1F3864" w:val="clear"/>
+            <w:tcMar>
+              <w:top w:type="dxa" w:w="80"/>
+              <w:left w:type="dxa" w:w="110"/>
+              <w:bottom w:type="dxa" w:w="80"/>
+              <w:right w:type="dxa" w:w="110"/>
+            </w:tcMar>
+            <w:vAlign w:val="center"/>
+          </w:tcPr>
+          <w:p>
+            <w:pPr>
+              <w:spacing w:after="0"/>
+            </w:pPr>
+            <w:r>
+              <w:rPr>
+                <w:b/>
+                <w:bCs/>
+                <w:color w:val="FFFFFF"/>
+                <w:sz w:val="19"/>
+                <w:szCs w:val="19"/>
+              </w:rPr>
+              <w:t xml:space="preserve">Situação</w:t>
+            </w:r>
+          </w:p>
+        </w:tc>
+        <w:tc>
+          <w:tcPr>
+            <w:tcW w:type="dxa" w:w="4600"/>
+            <w:shd w:fill="1F3864" w:val="clear"/>
+            <w:tcMar>
+              <w:top w:type="dxa" w:w="80"/>
+              <w:left w:type="dxa" w:w="110"/>
+              <w:bottom w:type="dxa" w:w="80"/>
+              <w:right w:type="dxa" w:w="110"/>
+            </w:tcMar>
+            <w:vAlign w:val="center"/>
+          </w:tcPr>
+          <w:p>
+            <w:pPr>
+              <w:spacing w:after="0"/>
+            </w:pPr>
+            <w:r>
+              <w:rPr>
+                <w:b/>
+                <w:bCs/>
+                <w:color w:val="FFFFFF"/>
+                <w:sz w:val="19"/>
+                <w:szCs w:val="19"/>
+              </w:rPr>
+              <w:t xml:space="preserve">Tribunais</w:t>
+            </w:r>
+          </w:p>
+        </w:tc>
+        <w:tc>
+          <w:tcPr>
+            <w:tcW w:type="dxa" w:w="2000"/>
+            <w:shd w:fill="1F3864" w:val="clear"/>
+            <w:tcMar>
+              <w:top w:type="dxa" w:w="80"/>
+              <w:left w:type="dxa" w:w="110"/>
+              <w:bottom w:type="dxa" w:w="80"/>
+              <w:right w:type="dxa" w:w="110"/>
+            </w:tcMar>
+            <w:vAlign w:val="center"/>
+          </w:tcPr>
+          <w:p>
+            <w:pPr>
+              <w:spacing w:after="0"/>
+            </w:pPr>
+            <w:r>
+              <w:rPr>
+                <w:b/>
+                <w:bCs/>
+                <w:color w:val="FFFFFF"/>
+                <w:sz w:val="19"/>
+                <w:szCs w:val="19"/>
+              </w:rPr>
+              <w:t xml:space="preserve">Municípios</w:t>
+            </w:r>
+          </w:p>
+        </w:tc>
+      </w:tr>
+      <w:tr>
+        <w:trPr>
+          <w:cantSplit/>
+        </w:trPr>
+        <w:tc>
+          <w:tcPr>
+            <w:tcW w:type="dxa" w:w="3000"/>
+            <w:shd w:fill="FFFFFF" w:val="clear"/>
+            <w:tcMar>
+              <w:top w:type="dxa" w:w="70"/>
+              <w:left w:type="dxa" w:w="110"/>
+              <w:bottom w:type="dxa" w:w="70"/>
+              <w:right w:type="dxa" w:w="110"/>
+            </w:tcMar>
+            <w:vAlign w:val="center"/>
+          </w:tcPr>
+          <w:p>
+            <w:pPr>
+              <w:spacing w:after="0"/>
+            </w:pPr>
+            <w:r>
+              <w:rPr>
+                <w:b w:val="false"/>
+                <w:bCs w:val="false"/>
+                <w:sz w:val="17"/>
+                <w:szCs w:val="17"/>
+              </w:rPr>
+              <w:t xml:space="preserve">Licitações ou contratos em lote, sem chave</w:t>
+            </w:r>
+          </w:p>
+        </w:tc>
+        <w:tc>
+          <w:tcPr>
+            <w:tcW w:type="dxa" w:w="4600"/>
+            <w:shd w:fill="FFFFFF" w:val="clear"/>
+            <w:tcMar>
+              <w:top w:type="dxa" w:w="70"/>
+              <w:left w:type="dxa" w:w="110"/>
+              <w:bottom w:type="dxa" w:w="70"/>
+              <w:right w:type="dxa" w:w="110"/>
+            </w:tcMar>
+            <w:vAlign w:val="center"/>
+          </w:tcPr>
+          <w:p>
+            <w:pPr>
+              <w:spacing w:after="0"/>
+            </w:pPr>
+            <w:r>
+              <w:rPr>
+                <w:b w:val="false"/>
+                <w:bCs w:val="false"/>
+                <w:sz w:val="17"/>
+                <w:szCs w:val="17"/>
+              </w:rPr>
+              <w:t xml:space="preserve">TCE-SP (desde 2018), TCE-RS (2016), TCE-PR (2013), TCE-PE (2011), TCE-CE (2003), TCE-RJ (2020), TCE-ES (2022)</w:t>
+            </w:r>
+          </w:p>
+        </w:tc>
+        <w:tc>
+          <w:tcPr>
+            <w:tcW w:type="dxa" w:w="2000"/>
+            <w:shd w:fill="FFFFFF" w:val="clear"/>
+            <w:tcMar>
+              <w:top w:type="dxa" w:w="70"/>
+              <w:left w:type="dxa" w:w="110"/>
+              <w:bottom w:type="dxa" w:w="70"/>
+              <w:right w:type="dxa" w:w="110"/>
+            </w:tcMar>
+            <w:vAlign w:val="center"/>
+          </w:tcPr>
+          <w:p>
+            <w:pPr>
+              <w:spacing w:after="0"/>
+            </w:pPr>
+            <w:r>
+              <w:rPr>
+                <w:b w:val="false"/>
+                <w:bCs w:val="false"/>
+                <w:sz w:val="17"/>
+                <w:szCs w:val="17"/>
+              </w:rPr>
+              <w:t xml:space="preserve">Perto de 2.080</w:t>
+            </w:r>
+          </w:p>
+        </w:tc>
+      </w:tr>
+      <w:tr>
+        <w:trPr>
+          <w:cantSplit/>
+        </w:trPr>
+        <w:tc>
+          <w:tcPr>
+            <w:tcW w:type="dxa" w:w="3000"/>
+            <w:shd w:fill="F2F2F2" w:val="clear"/>
+            <w:tcMar>
+              <w:top w:type="dxa" w:w="70"/>
+              <w:left w:type="dxa" w:w="110"/>
+              <w:bottom w:type="dxa" w:w="70"/>
+              <w:right w:type="dxa" w:w="110"/>
+            </w:tcMar>
+            <w:vAlign w:val="center"/>
+          </w:tcPr>
+          <w:p>
+            <w:pPr>
+              <w:spacing w:after="0"/>
+            </w:pPr>
+            <w:r>
+              <w:rPr>
+                <w:b w:val="false"/>
+                <w:bCs w:val="false"/>
+                <w:sz w:val="17"/>
+                <w:szCs w:val="17"/>
+              </w:rPr>
+              <w:t xml:space="preserve">Lote aberto, incompleto ou com obstáculo</w:t>
+            </w:r>
+          </w:p>
+        </w:tc>
+        <w:tc>
+          <w:tcPr>
+            <w:tcW w:type="dxa" w:w="4600"/>
+            <w:shd w:fill="F2F2F2" w:val="clear"/>
+            <w:tcMar>
+              <w:top w:type="dxa" w:w="70"/>
+              <w:left w:type="dxa" w:w="110"/>
+              <w:bottom w:type="dxa" w:w="70"/>
+              <w:right w:type="dxa" w:w="110"/>
+            </w:tcMar>
+            <w:vAlign w:val="center"/>
+          </w:tcPr>
+          <w:p>
+            <w:pPr>
+              <w:spacing w:after="0"/>
+            </w:pPr>
+            <w:r>
+              <w:rPr>
+                <w:b w:val="false"/>
+                <w:bCs w:val="false"/>
+                <w:sz w:val="17"/>
+                <w:szCs w:val="17"/>
+              </w:rPr>
+              <w:t xml:space="preserve">TCE-PB (sem contratos), TCE-MA (SACOP por API interna), TCE-TO, TCE-AM (sem CNPJ), TCM-PA (só o mural)</w:t>
+            </w:r>
+          </w:p>
+        </w:tc>
+        <w:tc>
+          <w:tcPr>
+            <w:tcW w:type="dxa" w:w="2000"/>
+            <w:shd w:fill="F2F2F2" w:val="clear"/>
+            <w:tcMar>
+              <w:top w:type="dxa" w:w="70"/>
+              <w:left w:type="dxa" w:w="110"/>
+              <w:bottom w:type="dxa" w:w="70"/>
+              <w:right w:type="dxa" w:w="110"/>
+            </w:tcMar>
+            <w:vAlign w:val="center"/>
+          </w:tcPr>
+          <w:p>
+            <w:pPr>
+              <w:spacing w:after="0"/>
+            </w:pPr>
+            <w:r>
+              <w:rPr>
+                <w:b w:val="false"/>
+                <w:bCs w:val="false"/>
+                <w:sz w:val="17"/>
+                <w:szCs w:val="17"/>
+              </w:rPr>
+              <w:t xml:space="preserve">Perto de 790</w:t>
+            </w:r>
+          </w:p>
+        </w:tc>
+      </w:tr>
+      <w:tr>
+        <w:trPr>
+          <w:cantSplit/>
+        </w:trPr>
+        <w:tc>
+          <w:tcPr>
+            <w:tcW w:type="dxa" w:w="3000"/>
+            <w:shd w:fill="FFFFFF" w:val="clear"/>
+            <w:tcMar>
+              <w:top w:type="dxa" w:w="70"/>
+              <w:left w:type="dxa" w:w="110"/>
+              <w:bottom w:type="dxa" w:w="70"/>
+              <w:right w:type="dxa" w:w="110"/>
+            </w:tcMar>
+            <w:vAlign w:val="center"/>
+          </w:tcPr>
+          <w:p>
+            <w:pPr>
+              <w:spacing w:after="0"/>
+            </w:pPr>
+            <w:r>
+              <w:rPr>
+                <w:b w:val="false"/>
+                <w:bCs w:val="false"/>
+                <w:sz w:val="17"/>
+                <w:szCs w:val="17"/>
+              </w:rPr>
+              <w:t xml:space="preserve">Atrás de captcha, token ou só em tela</w:t>
+            </w:r>
+          </w:p>
+        </w:tc>
+        <w:tc>
+          <w:tcPr>
+            <w:tcW w:type="dxa" w:w="4600"/>
+            <w:shd w:fill="FFFFFF" w:val="clear"/>
+            <w:tcMar>
+              <w:top w:type="dxa" w:w="70"/>
+              <w:left w:type="dxa" w:w="110"/>
+              <w:bottom w:type="dxa" w:w="70"/>
+              <w:right w:type="dxa" w:w="110"/>
+            </w:tcMar>
+            <w:vAlign w:val="center"/>
+          </w:tcPr>
+          <w:p>
+            <w:pPr>
+              <w:spacing w:after="0"/>
+            </w:pPr>
+            <w:r>
+              <w:rPr>
+                <w:b w:val="false"/>
+                <w:bCs w:val="false"/>
+                <w:sz w:val="17"/>
+                <w:szCs w:val="17"/>
+              </w:rPr>
+              <w:t xml:space="preserve">TCE-MG, TCM-BA, TCE-SC, TCM-GO, TCE-MT</w:t>
+            </w:r>
+          </w:p>
+        </w:tc>
+        <w:tc>
+          <w:tcPr>
+            <w:tcW w:type="dxa" w:w="2000"/>
+            <w:shd w:fill="FFFFFF" w:val="clear"/>
+            <w:tcMar>
+              <w:top w:type="dxa" w:w="70"/>
+              <w:left w:type="dxa" w:w="110"/>
+              <w:bottom w:type="dxa" w:w="70"/>
+              <w:right w:type="dxa" w:w="110"/>
+            </w:tcMar>
+            <w:vAlign w:val="center"/>
+          </w:tcPr>
+          <w:p>
+            <w:pPr>
+              <w:spacing w:after="0"/>
+            </w:pPr>
+            <w:r>
+              <w:rPr>
+                <w:b w:val="false"/>
+                <w:bCs w:val="false"/>
+                <w:sz w:val="17"/>
+                <w:szCs w:val="17"/>
+              </w:rPr>
+              <w:t xml:space="preserve">Perto de 1.850</w:t>
+            </w:r>
+          </w:p>
+        </w:tc>
+      </w:tr>
+      <w:tr>
+        <w:trPr>
+          <w:cantSplit/>
+        </w:trPr>
+        <w:tc>
+          <w:tcPr>
+            <w:tcW w:type="dxa" w:w="3000"/>
+            <w:shd w:fill="F2F2F2" w:val="clear"/>
+            <w:tcMar>
+              <w:top w:type="dxa" w:w="70"/>
+              <w:left w:type="dxa" w:w="110"/>
+              <w:bottom w:type="dxa" w:w="70"/>
+              <w:right w:type="dxa" w:w="110"/>
+            </w:tcMar>
+            <w:vAlign w:val="center"/>
+          </w:tcPr>
+          <w:p>
+            <w:pPr>
+              <w:spacing w:after="0"/>
+            </w:pPr>
+            <w:r>
+              <w:rPr>
+                <w:b w:val="false"/>
+                <w:bCs w:val="false"/>
+                <w:sz w:val="17"/>
+                <w:szCs w:val="17"/>
+              </w:rPr>
+              <w:t xml:space="preserve">Nada aberto sobre os municípios</w:t>
+            </w:r>
+          </w:p>
+        </w:tc>
+        <w:tc>
+          <w:tcPr>
+            <w:tcW w:type="dxa" w:w="4600"/>
+            <w:shd w:fill="F2F2F2" w:val="clear"/>
+            <w:tcMar>
+              <w:top w:type="dxa" w:w="70"/>
+              <w:left w:type="dxa" w:w="110"/>
+              <w:bottom w:type="dxa" w:w="70"/>
+              <w:right w:type="dxa" w:w="110"/>
+            </w:tcMar>
+            <w:vAlign w:val="center"/>
+          </w:tcPr>
+          <w:p>
+            <w:pPr>
+              <w:spacing w:after="0"/>
+            </w:pPr>
+            <w:r>
+              <w:rPr>
+                <w:b w:val="false"/>
+                <w:bCs w:val="false"/>
+                <w:sz w:val="17"/>
+                <w:szCs w:val="17"/>
+              </w:rPr>
+              <w:t xml:space="preserve">Os demais; a API do TCE-RN estava fora do ar</w:t>
+            </w:r>
+          </w:p>
+        </w:tc>
+        <w:tc>
+          <w:tcPr>
+            <w:tcW w:type="dxa" w:w="2000"/>
+            <w:shd w:fill="F2F2F2" w:val="clear"/>
+            <w:tcMar>
+              <w:top w:type="dxa" w:w="70"/>
+              <w:left w:type="dxa" w:w="110"/>
+              <w:bottom w:type="dxa" w:w="70"/>
+              <w:right w:type="dxa" w:w="110"/>
+            </w:tcMar>
+            <w:vAlign w:val="center"/>
+          </w:tcPr>
+          <w:p>
+            <w:pPr>
+              <w:spacing w:after="0"/>
+            </w:pPr>
+            <w:r>
+              <w:rPr>
+                <w:b w:val="false"/>
+                <w:bCs w:val="false"/>
+                <w:sz w:val="17"/>
+                <w:szCs w:val="17"/>
+              </w:rPr>
+              <w:t xml:space="preserve">—</w:t>
+            </w:r>
+          </w:p>
+        </w:tc>
+      </w:tr>
+    </w:tbl>
+    <w:p>
+      <w:pPr>
+        <w:spacing w:after="120"/>
+      </w:pPr>
+      <w:r>
+        <w:rPr>
+          <w:b w:val="false"/>
+          <w:bCs w:val="false"/>
+          <w:i w:val="false"/>
+          <w:iCs w:val="false"/>
+        </w:rPr>
+        <w:t xml:space="preserve">Ordem de integração: TCE-RS (em uso desde 21/10/2026: contratos de 2016 em diante, lidos por partes no servidor), TCE-SP, TCE-PR, TCE-PE e TCE-CE, perto de 1.900 municípios. Para os cinco atrás de captcha ou token, pedido formal de acesso automatizado ou pela Lei de Acesso à Informação; o do TCE-MT antes de 2027, quando 2021 sai da janela de seis anos do Radar.</w:t>
+      </w:r>
+    </w:p>
+    <w:p>
+      <w:pPr>
         <w:pStyle w:val="Heading1"/>
         <w:keepNext/>
         <w:keepLines/>
         <w:spacing w:after="160" w:before="380"/>
       </w:pPr>
-      <w:bookmarkStart w:name="_Toc16" w:id="16"/>
+      <w:bookmarkStart w:name="_Toc17" w:id="17"/>
       <w:r>
         <w:t xml:space="preserve">4. Camada 3 — Municípios</w:t>
       </w:r>
-      <w:bookmarkEnd w:id="16"/>
+      <w:bookmarkEnd w:id="17"/>
     </w:p>
     <w:p>
       <w:pPr>
@@ -9232,11 +9747,11 @@
         <w:keepLines/>
         <w:spacing w:after="120" w:before="280"/>
       </w:pPr>
-      <w:bookmarkStart w:name="_Toc17" w:id="17"/>
+      <w:bookmarkStart w:name="_Toc18" w:id="18"/>
       <w:r>
         <w:t xml:space="preserve">4.1 Abordagem por família de plataforma</w:t>
       </w:r>
-      <w:bookmarkEnd w:id="17"/>
+      <w:bookmarkEnd w:id="18"/>
     </w:p>
     <w:p>
       <w:pPr>
@@ -9365,11 +9880,11 @@
         <w:keepLines/>
         <w:spacing w:after="120" w:before="280"/>
       </w:pPr>
-      <w:bookmarkStart w:name="_Toc18" w:id="18"/>
+      <w:bookmarkStart w:name="_Toc19" w:id="19"/>
       <w:r>
         <w:t xml:space="preserve">4.2 Cauda longa</w:t>
       </w:r>
-      <w:bookmarkEnd w:id="18"/>
+      <w:bookmarkEnd w:id="19"/>
     </w:p>
     <w:tbl>
       <w:tblPr>
@@ -9810,11 +10325,11 @@
         <w:keepLines/>
         <w:spacing w:after="120" w:before="280"/>
       </w:pPr>
-      <w:bookmarkStart w:name="_Toc19" w:id="19"/>
+      <w:bookmarkStart w:name="_Toc20" w:id="20"/>
       <w:r>
         <w:t xml:space="preserve">4.3 Especificação declarativa de fonte</w:t>
       </w:r>
-      <w:bookmarkEnd w:id="19"/>
+      <w:bookmarkEnd w:id="20"/>
     </w:p>
     <w:p>
       <w:pPr>
@@ -11126,11 +11641,11 @@
         <w:keepLines/>
         <w:spacing w:after="160" w:before="380"/>
       </w:pPr>
-      <w:bookmarkStart w:name="_Toc20" w:id="20"/>
+      <w:bookmarkStart w:name="_Toc21" w:id="21"/>
       <w:r>
         <w:t xml:space="preserve">5. Política de coleta responsável</w:t>
       </w:r>
-      <w:bookmarkEnd w:id="20"/>
+      <w:bookmarkEnd w:id="21"/>
     </w:p>
     <w:p>
       <w:pPr>
@@ -11998,11 +12513,11 @@
         <w:keepLines/>
         <w:spacing w:after="160" w:before="380"/>
       </w:pPr>
-      <w:bookmarkStart w:name="_Toc21" w:id="21"/>
+      <w:bookmarkStart w:name="_Toc22" w:id="22"/>
       <w:r>
         <w:t xml:space="preserve">6. Matriz de cobertura esperada por fase</w:t>
       </w:r>
-      <w:bookmarkEnd w:id="21"/>
+      <w:bookmarkEnd w:id="22"/>
     </w:p>
     <w:tbl>
       <w:tblPr>
@@ -12548,11 +13063,11 @@
         <w:keepLines/>
         <w:spacing w:after="160" w:before="380"/>
       </w:pPr>
-      <w:bookmarkStart w:name="_Toc22" w:id="22"/>
+      <w:bookmarkStart w:name="_Toc23" w:id="23"/>
       <w:r>
         <w:t xml:space="preserve">7. Situação da integração (outubro de 2026)</w:t>
       </w:r>
-      <w:bookmarkEnd w:id="22"/>
+      <w:bookmarkEnd w:id="23"/>
     </w:p>
     <w:tbl>
       <w:tblPr>
@@ -13872,11 +14387,11 @@
         <w:keepLines/>
         <w:spacing w:after="160" w:before="380"/>
       </w:pPr>
-      <w:bookmarkStart w:name="_Toc23" w:id="23"/>
+      <w:bookmarkStart w:name="_Toc24" w:id="24"/>
       <w:r>
         <w:t xml:space="preserve">8. Registro de fontes</w:t>
       </w:r>
-      <w:bookmarkEnd w:id="23"/>
+      <w:bookmarkEnd w:id="24"/>
     </w:p>
     <w:p>
       <w:pPr>

--- a/docs/DOC-06_Catalogo_de_Fontes.docx
+++ b/docs/DOC-06_Catalogo_de_Fontes.docx
@@ -9724,7 +9724,7 @@
           <w:i w:val="false"/>
           <w:iCs w:val="false"/>
         </w:rPr>
-        <w:t xml:space="preserve">Ordem de integração: TCE-RS (em uso desde 21/10/2026: contratos de 2016 em diante, lidos por partes no servidor), TCE-SP, TCE-PR, TCE-PE e TCE-CE, perto de 1.900 municípios. Para os cinco atrás de captcha ou token, pedido formal de acesso automatizado ou pela Lei de Acesso à Informação; o do TCE-MT antes de 2027, quando 2021 sai da janela de seis anos do Radar.</w:t>
+        <w:t xml:space="preserve">Ordem de integração: TCE-RS (em uso desde 21/10/2026: contratos de 2016 em diante, lidos por partes no servidor), TCE-SP, TCE-PR (em uso desde 21/10/2026: contratos de 2013 em diante, município a município), TCE-PE e TCE-CE, perto de 1.900 municípios. Para os cinco atrás de captcha ou token, pedido formal de acesso automatizado ou pela Lei de Acesso à Informação; o do TCE-MT antes de 2027, quando 2021 sai da janela de seis anos do Radar.</w:t>
       </w:r>
     </w:p>
     <w:p>

--- a/docs/DOC-06_Catalogo_de_Fontes.docx
+++ b/docs/DOC-06_Catalogo_de_Fontes.docx
@@ -9724,7 +9724,7 @@
           <w:i w:val="false"/>
           <w:iCs w:val="false"/>
         </w:rPr>
-        <w:t xml:space="preserve">Ordem de integração: TCE-RS (em uso desde 21/10/2026: contratos de 2016 em diante, lidos por partes no servidor), TCE-SP, TCE-PR (em uso desde 21/10/2026: contratos de 2013 em diante, município a município), TCE-PE e TCE-CE, perto de 1.900 municípios. Para os cinco atrás de captcha ou token, pedido formal de acesso automatizado ou pela Lei de Acesso à Informação; o do TCE-MT antes de 2027, quando 2021 sai da janela de seis anos do Radar.</w:t>
+        <w:t xml:space="preserve">Ordem de integração: TCE-RS (em uso desde 21/10/2026: contratos de 2016 em diante, lidos por partes no servidor), TCE-SP, TCE-PR (em uso desde 21/10/2026: contratos de 2013 em diante, município a município), TCE-PE (em uso desde 21/10/2026: contratos de 2013 em diante, pela API) e TCE-CE, perto de 1.900 municípios. Para os cinco atrás de captcha ou token, pedido formal de acesso automatizado ou pela Lei de Acesso à Informação; o do TCE-MT antes de 2027, quando 2021 sai da janela de seis anos do Radar.</w:t>
       </w:r>
     </w:p>
     <w:p>

--- a/docs/DOC-06_Catalogo_de_Fontes.docx
+++ b/docs/DOC-06_Catalogo_de_Fontes.docx
@@ -9724,7 +9724,7 @@
           <w:i w:val="false"/>
           <w:iCs w:val="false"/>
         </w:rPr>
-        <w:t xml:space="preserve">Ordem de integração: TCE-RS (em uso desde 21/10/2026: contratos de 2016 em diante, lidos por partes no servidor), TCE-SP, TCE-PR (em uso desde 21/10/2026: contratos de 2013 em diante, município a município), TCE-PE (em uso desde 21/10/2026: contratos de 2013 em diante, pela API) e TCE-CE, perto de 1.900 municípios. Para os cinco atrás de captcha ou token, pedido formal de acesso automatizado ou pela Lei de Acesso à Informação; o do TCE-MT antes de 2027, quando 2021 sai da janela de seis anos do Radar.</w:t>
+        <w:t xml:space="preserve">Ordem de integração: TCE-RS (em uso desde 21/10/2026: contratos de 2016 em diante, lidos por partes no servidor), TCE-SP, TCE-PR (em uso desde 21/10/2026: contratos de 2013 em diante, município a município), TCE-PE (em uso desde 21/10/2026: contratos de 2013 em diante, pela API) e TCE-CE (em uso desde 29/10/2026: contratos de 2003 em diante, pela API do SIM), perto de 1.900 municípios. Para os cinco atrás de captcha ou token, pedido formal de acesso automatizado ou pela Lei de Acesso à Informação; o do TCE-MT antes de 2027, quando 2021 sai da janela de seis anos do Radar.</w:t>
       </w:r>
     </w:p>
     <w:p>
